--- a/public/CV_UPDATED.docx
+++ b/public/CV_UPDATED.docx
@@ -3056,7 +3056,7 @@
           <w:sz w:val="20"/>
           <w:szCs w:val="20"/>
         </w:rPr>
-        <w:t>Fieldwork Experience (3</w:t>
+        <w:t>Fieldwork Experience (</w:t>
       </w:r>
       <w:r>
         <w:rPr>
@@ -3065,7 +3065,7 @@
           <w:sz w:val="20"/>
           <w:szCs w:val="20"/>
         </w:rPr>
-        <w:t>9</w:t>
+        <w:t>43</w:t>
       </w:r>
       <w:r>
         <w:rPr>
@@ -3137,6 +3137,246 @@
                 <w:szCs w:val="20"/>
                 <w:lang w:val="en-AU"/>
               </w:rPr>
+              <w:t>2026</w:t>
+            </w:r>
+            <w:r>
+              <w:rPr>
+                <w:rFonts w:cstheme="minorHAnsi"/>
+                <w:b/>
+                <w:color w:val="7F7F7F" w:themeColor="text1" w:themeTint="80"/>
+                <w:sz w:val="20"/>
+                <w:szCs w:val="20"/>
+                <w:lang w:val="en-AU"/>
+              </w:rPr>
+              <w:br/>
+              <w:t>(2 weeks)</w:t>
+            </w:r>
+          </w:p>
+        </w:tc>
+        <w:tc>
+          <w:tcPr>
+            <w:tcW w:w="7745" w:type="dxa"/>
+          </w:tcPr>
+          <w:p>
+            <w:pPr>
+              <w:jc w:val="both"/>
+              <w:rPr>
+                <w:rFonts w:cstheme="minorHAnsi"/>
+                <w:sz w:val="20"/>
+                <w:szCs w:val="20"/>
+              </w:rPr>
+            </w:pPr>
+            <w:r>
+              <w:rPr>
+                <w:rFonts w:cstheme="minorHAnsi"/>
+                <w:sz w:val="20"/>
+                <w:szCs w:val="20"/>
+              </w:rPr>
+              <w:t xml:space="preserve">Gorongosa, Mozambique </w:t>
+            </w:r>
+            <w:r>
+              <w:rPr>
+                <w:rFonts w:cstheme="minorHAnsi"/>
+                <w:sz w:val="20"/>
+                <w:szCs w:val="20"/>
+              </w:rPr>
+              <w:t>–</w:t>
+            </w:r>
+            <w:r>
+              <w:rPr>
+                <w:rFonts w:cstheme="minorHAnsi"/>
+                <w:sz w:val="20"/>
+                <w:szCs w:val="20"/>
+              </w:rPr>
+              <w:t xml:space="preserve"> Associate Director for the </w:t>
+            </w:r>
+            <w:r>
+              <w:rPr>
+                <w:rFonts w:cstheme="minorHAnsi"/>
+                <w:sz w:val="20"/>
+                <w:szCs w:val="20"/>
+              </w:rPr>
+              <w:t>Gorongosa Interdisciplinary Field School in Human Evolution</w:t>
+            </w:r>
+            <w:r>
+              <w:rPr>
+                <w:rFonts w:cstheme="minorHAnsi"/>
+                <w:sz w:val="20"/>
+                <w:szCs w:val="20"/>
+              </w:rPr>
+              <w:t xml:space="preserve">. Co-director of the GPL-12 excavation, and surveying at </w:t>
+            </w:r>
+            <w:proofErr w:type="spellStart"/>
+            <w:r>
+              <w:rPr>
+                <w:rFonts w:cstheme="minorHAnsi"/>
+                <w:sz w:val="20"/>
+                <w:szCs w:val="20"/>
+              </w:rPr>
+              <w:t>Magare</w:t>
+            </w:r>
+            <w:proofErr w:type="spellEnd"/>
+            <w:r>
+              <w:rPr>
+                <w:rFonts w:cstheme="minorHAnsi"/>
+                <w:sz w:val="20"/>
+                <w:szCs w:val="20"/>
+              </w:rPr>
+              <w:t xml:space="preserve"> Hill.</w:t>
+            </w:r>
+          </w:p>
+        </w:tc>
+      </w:tr>
+      <w:tr>
+        <w:trPr>
+          <w:trHeight w:val="80"/>
+        </w:trPr>
+        <w:tc>
+          <w:tcPr>
+            <w:tcW w:w="1271" w:type="dxa"/>
+          </w:tcPr>
+          <w:p>
+            <w:pPr>
+              <w:jc w:val="both"/>
+              <w:rPr>
+                <w:rFonts w:cstheme="minorHAnsi"/>
+                <w:b/>
+                <w:color w:val="7F7F7F" w:themeColor="text1" w:themeTint="80"/>
+                <w:sz w:val="20"/>
+                <w:szCs w:val="20"/>
+                <w:lang w:val="en-AU"/>
+              </w:rPr>
+            </w:pPr>
+            <w:r>
+              <w:rPr>
+                <w:rFonts w:cstheme="minorHAnsi"/>
+                <w:b/>
+                <w:color w:val="7F7F7F" w:themeColor="text1" w:themeTint="80"/>
+                <w:sz w:val="20"/>
+                <w:szCs w:val="20"/>
+                <w:lang w:val="en-AU"/>
+              </w:rPr>
+              <w:t xml:space="preserve">2025 </w:t>
+            </w:r>
+            <w:r>
+              <w:rPr>
+                <w:rFonts w:cstheme="minorHAnsi"/>
+                <w:b/>
+                <w:color w:val="7F7F7F" w:themeColor="text1" w:themeTint="80"/>
+                <w:sz w:val="20"/>
+                <w:szCs w:val="20"/>
+                <w:lang w:val="en-AU"/>
+              </w:rPr>
+              <w:br/>
+              <w:t>(2 weeks)</w:t>
+            </w:r>
+          </w:p>
+        </w:tc>
+        <w:tc>
+          <w:tcPr>
+            <w:tcW w:w="7745" w:type="dxa"/>
+          </w:tcPr>
+          <w:p>
+            <w:pPr>
+              <w:jc w:val="both"/>
+              <w:rPr>
+                <w:rFonts w:cstheme="minorHAnsi"/>
+                <w:sz w:val="20"/>
+                <w:szCs w:val="20"/>
+              </w:rPr>
+            </w:pPr>
+            <w:proofErr w:type="spellStart"/>
+            <w:r>
+              <w:rPr>
+                <w:rFonts w:cstheme="minorHAnsi"/>
+                <w:sz w:val="20"/>
+                <w:szCs w:val="20"/>
+              </w:rPr>
+              <w:t>Inhaminga</w:t>
+            </w:r>
+            <w:proofErr w:type="spellEnd"/>
+            <w:r>
+              <w:rPr>
+                <w:rFonts w:cstheme="minorHAnsi"/>
+                <w:sz w:val="20"/>
+                <w:szCs w:val="20"/>
+              </w:rPr>
+              <w:t>, Mozambique</w:t>
+            </w:r>
+            <w:r>
+              <w:rPr>
+                <w:rFonts w:cstheme="minorHAnsi"/>
+                <w:sz w:val="20"/>
+                <w:szCs w:val="20"/>
+              </w:rPr>
+              <w:t xml:space="preserve"> </w:t>
+            </w:r>
+            <w:r>
+              <w:rPr>
+                <w:rFonts w:cstheme="minorHAnsi"/>
+                <w:sz w:val="20"/>
+                <w:szCs w:val="20"/>
+              </w:rPr>
+              <w:t>–</w:t>
+            </w:r>
+            <w:r>
+              <w:rPr>
+                <w:rFonts w:cstheme="minorHAnsi"/>
+                <w:sz w:val="20"/>
+                <w:szCs w:val="20"/>
+              </w:rPr>
+              <w:t xml:space="preserve"> Organized and led May Geological Expedition; Co-directed excavation at Tombo Aphale 5 cave system, </w:t>
+            </w:r>
+            <w:proofErr w:type="spellStart"/>
+            <w:r>
+              <w:rPr>
+                <w:rFonts w:cstheme="minorHAnsi"/>
+                <w:sz w:val="20"/>
+                <w:szCs w:val="20"/>
+              </w:rPr>
+              <w:t>Cheringoma</w:t>
+            </w:r>
+            <w:proofErr w:type="spellEnd"/>
+            <w:r>
+              <w:rPr>
+                <w:rFonts w:cstheme="minorHAnsi"/>
+                <w:sz w:val="20"/>
+                <w:szCs w:val="20"/>
+              </w:rPr>
+              <w:t xml:space="preserve"> Plateau.</w:t>
+            </w:r>
+          </w:p>
+        </w:tc>
+      </w:tr>
+      <w:tr>
+        <w:trPr>
+          <w:trHeight w:val="80"/>
+        </w:trPr>
+        <w:tc>
+          <w:tcPr>
+            <w:tcW w:w="1271" w:type="dxa"/>
+          </w:tcPr>
+          <w:p>
+            <w:pPr>
+              <w:jc w:val="both"/>
+              <w:rPr>
+                <w:rFonts w:cstheme="minorHAnsi"/>
+                <w:b/>
+                <w:color w:val="7F7F7F" w:themeColor="text1" w:themeTint="80"/>
+                <w:sz w:val="20"/>
+                <w:szCs w:val="20"/>
+                <w:lang w:val="en-AU"/>
+              </w:rPr>
+            </w:pPr>
+            <w:r>
+              <w:rPr>
+                <w:rFonts w:cstheme="minorHAnsi"/>
+                <w:b/>
+                <w:color w:val="7F7F7F" w:themeColor="text1" w:themeTint="80"/>
+                <w:sz w:val="20"/>
+                <w:szCs w:val="20"/>
+                <w:lang w:val="en-AU"/>
+              </w:rPr>
               <w:t xml:space="preserve">2024 </w:t>
             </w:r>
             <w:r>
@@ -5368,6 +5608,7 @@
           <w:szCs w:val="20"/>
           <w:lang w:val="en-PT"/>
         </w:rPr>
+        <w:lastRenderedPageBreak/>
         <w:t xml:space="preserve">Allen G, Freymann E, </w:t>
       </w:r>
       <w:r>
@@ -5656,7 +5897,6 @@
           <w:szCs w:val="20"/>
           <w:lang w:val="pt-PT"/>
         </w:rPr>
-        <w:lastRenderedPageBreak/>
         <w:t>Farassi</w:t>
       </w:r>
       <w:proofErr w:type="spellEnd"/>
@@ -5761,20 +6001,33 @@
           <w:szCs w:val="20"/>
         </w:rPr>
       </w:pPr>
-      <w:r>
-        <w:rPr>
-          <w:rFonts w:cstheme="minorHAnsi"/>
-          <w:sz w:val="20"/>
-          <w:szCs w:val="20"/>
-        </w:rPr>
-        <w:t xml:space="preserve">Biro D, </w:t>
-      </w:r>
       <w:proofErr w:type="spellStart"/>
       <w:r>
         <w:rPr>
           <w:rFonts w:cstheme="minorHAnsi"/>
           <w:sz w:val="20"/>
           <w:szCs w:val="20"/>
+          <w:lang w:val="pt-PT"/>
+        </w:rPr>
+        <w:t>Biro</w:t>
+      </w:r>
+      <w:proofErr w:type="spellEnd"/>
+      <w:r>
+        <w:rPr>
+          <w:rFonts w:cstheme="minorHAnsi"/>
+          <w:sz w:val="20"/>
+          <w:szCs w:val="20"/>
+          <w:lang w:val="pt-PT"/>
+        </w:rPr>
+        <w:t xml:space="preserve"> D, </w:t>
+      </w:r>
+      <w:proofErr w:type="spellStart"/>
+      <w:r>
+        <w:rPr>
+          <w:rFonts w:cstheme="minorHAnsi"/>
+          <w:sz w:val="20"/>
+          <w:szCs w:val="20"/>
+          <w:lang w:val="pt-PT"/>
         </w:rPr>
         <w:t>Muschinski</w:t>
       </w:r>
@@ -5784,10 +6037,30 @@
           <w:rFonts w:cstheme="minorHAnsi"/>
           <w:sz w:val="20"/>
           <w:szCs w:val="20"/>
-        </w:rPr>
-        <w:t xml:space="preserve"> J, Hammond P, Bobe R, Bamford M, Capelli C, </w:t>
+          <w:lang w:val="pt-PT"/>
+        </w:rPr>
+        <w:t xml:space="preserve"> J, Hammond P, Bobe R, Bamford M, </w:t>
       </w:r>
       <w:proofErr w:type="spellStart"/>
+      <w:r>
+        <w:rPr>
+          <w:rFonts w:cstheme="minorHAnsi"/>
+          <w:sz w:val="20"/>
+          <w:szCs w:val="20"/>
+          <w:lang w:val="pt-PT"/>
+        </w:rPr>
+        <w:t>Capelli</w:t>
+      </w:r>
+      <w:proofErr w:type="spellEnd"/>
+      <w:r>
+        <w:rPr>
+          <w:rFonts w:cstheme="minorHAnsi"/>
+          <w:sz w:val="20"/>
+          <w:szCs w:val="20"/>
+          <w:lang w:val="pt-PT"/>
+        </w:rPr>
+        <w:t xml:space="preserve"> C, </w:t>
+      </w:r>
       <w:r>
         <w:rPr>
           <w:rFonts w:cstheme="minorHAnsi"/>
@@ -5795,27 +6068,38 @@
           <w:bCs/>
           <w:sz w:val="20"/>
           <w:szCs w:val="20"/>
-        </w:rPr>
-        <w:t>d’Oliveira</w:t>
+          <w:lang w:val="pt-PT"/>
+        </w:rPr>
+        <w:t>d’Oliveira Coelho J</w:t>
+      </w:r>
+      <w:r>
+        <w:rPr>
+          <w:rFonts w:cstheme="minorHAnsi"/>
+          <w:sz w:val="20"/>
+          <w:szCs w:val="20"/>
+          <w:lang w:val="pt-PT"/>
+        </w:rPr>
+        <w:t xml:space="preserve">, </w:t>
+      </w:r>
+      <w:proofErr w:type="spellStart"/>
+      <w:r>
+        <w:rPr>
+          <w:rFonts w:cstheme="minorHAnsi"/>
+          <w:sz w:val="20"/>
+          <w:szCs w:val="20"/>
+          <w:lang w:val="pt-PT"/>
+        </w:rPr>
+        <w:t>Farassi</w:t>
       </w:r>
       <w:proofErr w:type="spellEnd"/>
       <w:r>
         <w:rPr>
           <w:rFonts w:cstheme="minorHAnsi"/>
-          <w:b/>
-          <w:bCs/>
-          <w:sz w:val="20"/>
-          <w:szCs w:val="20"/>
-        </w:rPr>
-        <w:t xml:space="preserve"> Coelho J</w:t>
-      </w:r>
-      <w:r>
-        <w:rPr>
-          <w:rFonts w:cstheme="minorHAnsi"/>
-          <w:sz w:val="20"/>
-          <w:szCs w:val="20"/>
-        </w:rPr>
-        <w:t xml:space="preserve">, </w:t>
+          <w:sz w:val="20"/>
+          <w:szCs w:val="20"/>
+          <w:lang w:val="pt-PT"/>
+        </w:rPr>
+        <w:t xml:space="preserve"> R, </w:t>
       </w:r>
       <w:proofErr w:type="spellStart"/>
       <w:r>
@@ -5823,8 +6107,9 @@
           <w:rFonts w:cstheme="minorHAnsi"/>
           <w:sz w:val="20"/>
           <w:szCs w:val="20"/>
-        </w:rPr>
-        <w:t>Farassi</w:t>
+          <w:lang w:val="pt-PT"/>
+        </w:rPr>
+        <w:t>Lüdecke</w:t>
       </w:r>
       <w:proofErr w:type="spellEnd"/>
       <w:r>
@@ -5832,8 +6117,9 @@
           <w:rFonts w:cstheme="minorHAnsi"/>
           <w:sz w:val="20"/>
           <w:szCs w:val="20"/>
-        </w:rPr>
-        <w:t xml:space="preserve"> R, </w:t>
+          <w:lang w:val="pt-PT"/>
+        </w:rPr>
+        <w:t xml:space="preserve"> T, Martinez F, </w:t>
       </w:r>
       <w:proofErr w:type="spellStart"/>
       <w:r>
@@ -5841,8 +6127,9 @@
           <w:rFonts w:cstheme="minorHAnsi"/>
           <w:sz w:val="20"/>
           <w:szCs w:val="20"/>
-        </w:rPr>
-        <w:t>Lüdecke</w:t>
+          <w:lang w:val="pt-PT"/>
+        </w:rPr>
+        <w:t>Mathe</w:t>
       </w:r>
       <w:proofErr w:type="spellEnd"/>
       <w:r>
@@ -5850,8 +6137,9 @@
           <w:rFonts w:cstheme="minorHAnsi"/>
           <w:sz w:val="20"/>
           <w:szCs w:val="20"/>
-        </w:rPr>
-        <w:t xml:space="preserve"> T, Martinez F, Mathe J, Ferreira da Silva MJ, Carvalho S. 2025. </w:t>
+          <w:lang w:val="pt-PT"/>
+        </w:rPr>
+        <w:t xml:space="preserve"> J, Ferreira da Silva MJ, Carvalho S. 2025. </w:t>
       </w:r>
       <w:r>
         <w:rPr>
@@ -8752,6 +9040,7 @@
           <w:szCs w:val="20"/>
           <w:lang w:val="pt-PT"/>
         </w:rPr>
+        <w:lastRenderedPageBreak/>
         <w:t xml:space="preserve">Gonçalves D, </w:t>
       </w:r>
       <w:r>
@@ -9035,7 +9324,6 @@
           <w:szCs w:val="20"/>
           <w:lang w:val="pt-PT"/>
         </w:rPr>
-        <w:lastRenderedPageBreak/>
         <w:t xml:space="preserve">Gonçalves D, </w:t>
       </w:r>
       <w:r>
@@ -9763,7 +10051,7 @@
           <w:rFonts w:eastAsia="Calibri" w:cstheme="minorHAnsi"/>
           <w:sz w:val="20"/>
           <w:szCs w:val="20"/>
-          <w:lang w:val="pt-PT"/>
+          <w:lang w:val="en-US"/>
         </w:rPr>
       </w:pPr>
       <w:r>
@@ -10031,7 +10319,7 @@
           <w:rFonts w:eastAsia="Calibri" w:cstheme="minorHAnsi"/>
           <w:sz w:val="20"/>
           <w:szCs w:val="20"/>
-          <w:lang w:val="pt-PT"/>
+          <w:lang w:val="en-US"/>
         </w:rPr>
         <w:t>DOI: 10.1109/iV.2018.00104.</w:t>
       </w:r>
@@ -11095,7 +11383,17 @@
           <w:szCs w:val="20"/>
           <w:lang w:val="en-PT"/>
         </w:rPr>
-        <w:t>, Püschel T, Sier M, Mendes C, Archer W, Presnyakova D, Paixão E, Carvalho S. A new giant fossil hyracoid (Mammalia, Afrotheria) from the southern East African Rift in Gorongosa National Park, Mozambique. </w:t>
+        <w:t xml:space="preserve">, Püschel T, Sier M, Mendes C, Archer W, Presnyakova D, Paixão E, Carvalho S. A new giant fossil hyracoid (Mammalia, Afrotheria) from the southern East African Rift in </w:t>
+      </w:r>
+      <w:r>
+        <w:rPr>
+          <w:rFonts w:eastAsia="Calibri" w:cstheme="minorHAnsi"/>
+          <w:sz w:val="20"/>
+          <w:szCs w:val="20"/>
+          <w:lang w:val="en-PT"/>
+        </w:rPr>
+        <w:lastRenderedPageBreak/>
+        <w:t>Gorongosa National Park, Mozambique. </w:t>
       </w:r>
       <w:r>
         <w:rPr>
@@ -11217,7 +11515,6 @@
           <w:szCs w:val="20"/>
           <w:lang w:val="en-PT"/>
         </w:rPr>
-        <w:lastRenderedPageBreak/>
         <w:t>Farassi R, </w:t>
       </w:r>
       <w:r>
@@ -13510,6 +13807,7 @@
           <w:sz w:val="20"/>
           <w:szCs w:val="20"/>
         </w:rPr>
+        <w:lastRenderedPageBreak/>
         <w:t>Gabriel</w:t>
       </w:r>
       <w:r>
@@ -13780,7 +14078,6 @@
           <w:sz w:val="20"/>
           <w:szCs w:val="20"/>
         </w:rPr>
-        <w:lastRenderedPageBreak/>
         <w:t>d'Oliveira</w:t>
       </w:r>
       <w:proofErr w:type="spellEnd"/>
@@ -17167,6 +17464,7 @@
           <w:szCs w:val="20"/>
           <w:lang w:val="pt-PT"/>
         </w:rPr>
+        <w:lastRenderedPageBreak/>
         <w:t>Naveg</w:t>
       </w:r>
       <w:r>
@@ -17719,7 +18017,6 @@
           <w:szCs w:val="20"/>
           <w:lang w:val="pt-PT"/>
         </w:rPr>
-        <w:lastRenderedPageBreak/>
         <w:t>d'Oliveira Coelho J</w:t>
       </w:r>
       <w:r>
@@ -20492,25 +20789,7 @@
                 <w:sz w:val="16"/>
                 <w:szCs w:val="16"/>
               </w:rPr>
-              <w:t>joaocoelho@gorong</w:t>
-            </w:r>
-            <w:r>
-              <w:rPr>
-                <w:rStyle w:val="Hyperlink"/>
-                <w:rFonts w:asciiTheme="majorHAnsi" w:hAnsiTheme="majorHAnsi" w:cstheme="majorHAnsi"/>
-                <w:sz w:val="16"/>
-                <w:szCs w:val="16"/>
-              </w:rPr>
-              <w:t>o</w:t>
-            </w:r>
-            <w:r>
-              <w:rPr>
-                <w:rStyle w:val="Hyperlink"/>
-                <w:rFonts w:asciiTheme="majorHAnsi" w:hAnsiTheme="majorHAnsi" w:cstheme="majorHAnsi"/>
-                <w:sz w:val="16"/>
-                <w:szCs w:val="16"/>
-              </w:rPr>
-              <w:t>sa.net</w:t>
+              <w:t>joaocoelho@gorongosa.net</w:t>
             </w:r>
           </w:hyperlink>
         </w:p>

--- a/public/CV_UPDATED.docx
+++ b/public/CV_UPDATED.docx
@@ -612,7 +612,6 @@
                 <w:szCs w:val="20"/>
               </w:rPr>
             </w:pPr>
-            <w:proofErr w:type="gramStart"/>
             <w:r>
               <w:rPr>
                 <w:rFonts w:cstheme="minorHAnsi"/>
@@ -621,25 +620,14 @@
                 <w:szCs w:val="20"/>
                 <w:lang w:val="en-AU"/>
               </w:rPr>
-              <w:t>Master's Degree in Human</w:t>
-            </w:r>
-            <w:proofErr w:type="gramEnd"/>
+              <w:t>Master's Degree in Human Evolution and Biology</w:t>
+            </w:r>
             <w:r>
               <w:rPr>
                 <w:rFonts w:cstheme="minorHAnsi"/>
                 <w:b/>
                 <w:sz w:val="20"/>
                 <w:szCs w:val="20"/>
-                <w:lang w:val="en-AU"/>
-              </w:rPr>
-              <w:t xml:space="preserve"> Evolution and Biology</w:t>
-            </w:r>
-            <w:r>
-              <w:rPr>
-                <w:rFonts w:cstheme="minorHAnsi"/>
-                <w:b/>
-                <w:sz w:val="20"/>
-                <w:szCs w:val="20"/>
               </w:rPr>
               <w:t xml:space="preserve"> </w:t>
             </w:r>
@@ -651,23 +639,13 @@
               </w:rPr>
               <w:t xml:space="preserve">– </w:t>
             </w:r>
-            <w:proofErr w:type="spellStart"/>
-            <w:r>
-              <w:rPr>
-                <w:rFonts w:cstheme="minorHAnsi"/>
-                <w:sz w:val="20"/>
-                <w:szCs w:val="20"/>
-              </w:rPr>
-              <w:t>Universidade</w:t>
-            </w:r>
-            <w:proofErr w:type="spellEnd"/>
-            <w:r>
-              <w:rPr>
-                <w:rFonts w:cstheme="minorHAnsi"/>
-                <w:sz w:val="20"/>
-                <w:szCs w:val="20"/>
-              </w:rPr>
-              <w:t xml:space="preserve"> de</w:t>
+            <w:r>
+              <w:rPr>
+                <w:rFonts w:cstheme="minorHAnsi"/>
+                <w:sz w:val="20"/>
+                <w:szCs w:val="20"/>
+              </w:rPr>
+              <w:t>Universidade de</w:t>
             </w:r>
             <w:r>
               <w:rPr>
@@ -880,7 +858,6 @@
                 <w:lang w:val="pt-PT"/>
               </w:rPr>
             </w:pPr>
-            <w:proofErr w:type="spellStart"/>
             <w:r>
               <w:rPr>
                 <w:rFonts w:cstheme="minorHAnsi"/>
@@ -889,18 +866,16 @@
                 <w:szCs w:val="20"/>
                 <w:lang w:val="pt-PT"/>
               </w:rPr>
-              <w:t>Supervisors</w:t>
-            </w:r>
-            <w:proofErr w:type="spellEnd"/>
-            <w:r>
-              <w:rPr>
-                <w:rFonts w:cstheme="minorHAnsi"/>
-                <w:b/>
+              <w:t>Supervisors:</w:t>
+            </w:r>
+            <w:r>
+              <w:rPr>
+                <w:rFonts w:cstheme="minorHAnsi"/>
                 <w:sz w:val="20"/>
                 <w:szCs w:val="20"/>
                 <w:lang w:val="pt-PT"/>
               </w:rPr>
-              <w:t>:</w:t>
+              <w:t xml:space="preserve"> Dr. David Gonçalves </w:t>
             </w:r>
             <w:r>
               <w:rPr>
@@ -909,27 +884,7 @@
                 <w:szCs w:val="20"/>
                 <w:lang w:val="pt-PT"/>
               </w:rPr>
-              <w:t xml:space="preserve"> Dr. David Gonçalves </w:t>
-            </w:r>
-            <w:proofErr w:type="spellStart"/>
-            <w:r>
-              <w:rPr>
-                <w:rFonts w:cstheme="minorHAnsi"/>
-                <w:sz w:val="20"/>
-                <w:szCs w:val="20"/>
-                <w:lang w:val="pt-PT"/>
-              </w:rPr>
-              <w:t>and</w:t>
-            </w:r>
-            <w:proofErr w:type="spellEnd"/>
-            <w:r>
-              <w:rPr>
-                <w:rFonts w:cstheme="minorHAnsi"/>
-                <w:sz w:val="20"/>
-                <w:szCs w:val="20"/>
-                <w:lang w:val="pt-PT"/>
-              </w:rPr>
-              <w:t xml:space="preserve"> Prof. Eugénia Cunha (Universidade de Coimbra)</w:t>
+              <w:t>and Prof. Eugénia Cunha (Universidade de Coimbra)</w:t>
             </w:r>
           </w:p>
           <w:p>
@@ -1006,47 +961,7 @@
                 <w:szCs w:val="20"/>
                 <w:lang w:val="fr-FR"/>
               </w:rPr>
-              <w:t xml:space="preserve">– </w:t>
-            </w:r>
-            <w:proofErr w:type="spellStart"/>
-            <w:r>
-              <w:rPr>
-                <w:rFonts w:cstheme="minorHAnsi"/>
-                <w:sz w:val="20"/>
-                <w:szCs w:val="20"/>
-                <w:lang w:val="fr-FR"/>
-              </w:rPr>
-              <w:t>Háskóli</w:t>
-            </w:r>
-            <w:proofErr w:type="spellEnd"/>
-            <w:r>
-              <w:rPr>
-                <w:rFonts w:cstheme="minorHAnsi"/>
-                <w:sz w:val="20"/>
-                <w:szCs w:val="20"/>
-                <w:lang w:val="fr-FR"/>
-              </w:rPr>
-              <w:t xml:space="preserve"> </w:t>
-            </w:r>
-            <w:proofErr w:type="spellStart"/>
-            <w:r>
-              <w:rPr>
-                <w:rFonts w:cstheme="minorHAnsi"/>
-                <w:sz w:val="20"/>
-                <w:szCs w:val="20"/>
-                <w:lang w:val="fr-FR"/>
-              </w:rPr>
-              <w:t>Íslands</w:t>
-            </w:r>
-            <w:proofErr w:type="spellEnd"/>
-            <w:r>
-              <w:rPr>
-                <w:rFonts w:cstheme="minorHAnsi"/>
-                <w:sz w:val="20"/>
-                <w:szCs w:val="20"/>
-                <w:lang w:val="fr-FR"/>
-              </w:rPr>
-              <w:t xml:space="preserve"> (Iceland)</w:t>
+              <w:t>– Háskóli Íslands (Iceland)</w:t>
             </w:r>
           </w:p>
           <w:p>
@@ -1108,7 +1023,6 @@
                 <w:lang w:val="pt-PT"/>
               </w:rPr>
             </w:pPr>
-            <w:proofErr w:type="spellStart"/>
             <w:r>
               <w:rPr>
                 <w:rFonts w:cstheme="minorHAnsi"/>
@@ -1117,31 +1031,8 @@
                 <w:szCs w:val="20"/>
                 <w:lang w:val="pt-PT"/>
               </w:rPr>
-              <w:t>Graduation</w:t>
-            </w:r>
-            <w:proofErr w:type="spellEnd"/>
-            <w:r>
-              <w:rPr>
-                <w:rFonts w:cstheme="minorHAnsi"/>
-                <w:b/>
-                <w:sz w:val="20"/>
-                <w:szCs w:val="20"/>
-                <w:lang w:val="pt-PT"/>
-              </w:rPr>
-              <w:t xml:space="preserve"> in </w:t>
-            </w:r>
-            <w:proofErr w:type="spellStart"/>
-            <w:r>
-              <w:rPr>
-                <w:rFonts w:cstheme="minorHAnsi"/>
-                <w:b/>
-                <w:sz w:val="20"/>
-                <w:szCs w:val="20"/>
-                <w:lang w:val="pt-PT"/>
-              </w:rPr>
-              <w:t>Anthropology</w:t>
-            </w:r>
-            <w:proofErr w:type="spellEnd"/>
+              <w:t>Graduation in Anthropology</w:t>
+            </w:r>
             <w:r>
               <w:rPr>
                 <w:rFonts w:cstheme="minorHAnsi"/>
@@ -1291,23 +1182,13 @@
                 <w:szCs w:val="20"/>
               </w:rPr>
             </w:pPr>
-            <w:proofErr w:type="spellStart"/>
-            <w:r>
-              <w:rPr>
-                <w:rFonts w:cstheme="minorHAnsi"/>
-                <w:sz w:val="20"/>
-                <w:szCs w:val="20"/>
-              </w:rPr>
-              <w:t>Paleontology</w:t>
-            </w:r>
-            <w:proofErr w:type="spellEnd"/>
-            <w:r>
-              <w:rPr>
-                <w:rFonts w:cstheme="minorHAnsi"/>
-                <w:sz w:val="20"/>
-                <w:szCs w:val="20"/>
-              </w:rPr>
-              <w:t xml:space="preserve"> Manager | </w:t>
+            <w:r>
+              <w:rPr>
+                <w:rFonts w:cstheme="minorHAnsi"/>
+                <w:sz w:val="20"/>
+                <w:szCs w:val="20"/>
+              </w:rPr>
+              <w:t xml:space="preserve">Paleontology Manager | </w:t>
             </w:r>
             <w:r>
               <w:rPr>
@@ -1464,7 +1345,6 @@
               </w:rPr>
               <w:t xml:space="preserve">Field School Instructor | </w:t>
             </w:r>
-            <w:proofErr w:type="spellStart"/>
             <w:r>
               <w:rPr>
                 <w:rFonts w:cstheme="minorHAnsi"/>
@@ -1473,18 +1353,7 @@
                 <w:sz w:val="20"/>
                 <w:szCs w:val="20"/>
               </w:rPr>
-              <w:t>PaleoPrimate</w:t>
-            </w:r>
-            <w:proofErr w:type="spellEnd"/>
-            <w:r>
-              <w:rPr>
-                <w:rFonts w:cstheme="minorHAnsi"/>
-                <w:b/>
-                <w:bCs/>
-                <w:sz w:val="20"/>
-                <w:szCs w:val="20"/>
-              </w:rPr>
-              <w:t xml:space="preserve"> Project Gorongosa</w:t>
+              <w:t>PaleoPrimate Project Gorongosa</w:t>
             </w:r>
             <w:r>
               <w:rPr>
@@ -1788,7 +1657,6 @@
               </w:rPr>
               <w:t xml:space="preserve">Graduate Student and DPhil Candidate | </w:t>
             </w:r>
-            <w:proofErr w:type="spellStart"/>
             <w:r>
               <w:rPr>
                 <w:rFonts w:cstheme="minorHAnsi"/>
@@ -1797,18 +1665,7 @@
                 <w:sz w:val="20"/>
                 <w:szCs w:val="20"/>
               </w:rPr>
-              <w:t>PrimoBevoLab</w:t>
-            </w:r>
-            <w:proofErr w:type="spellEnd"/>
-            <w:r>
-              <w:rPr>
-                <w:rFonts w:cstheme="minorHAnsi"/>
-                <w:b/>
-                <w:bCs/>
-                <w:sz w:val="20"/>
-                <w:szCs w:val="20"/>
-              </w:rPr>
-              <w:t xml:space="preserve">, </w:t>
+              <w:t xml:space="preserve">PrimoBevoLab, </w:t>
             </w:r>
             <w:r>
               <w:rPr>
@@ -1918,7 +1775,6 @@
               </w:rPr>
               <w:t xml:space="preserve">nternational </w:t>
             </w:r>
-            <w:proofErr w:type="gramStart"/>
             <w:r>
               <w:rPr>
                 <w:rFonts w:eastAsia="Calibri" w:cstheme="minorHAnsi"/>
@@ -1935,17 +1791,7 @@
                 <w:szCs w:val="20"/>
                 <w:lang w:val="en-GB"/>
               </w:rPr>
-              <w:t>onference, and</w:t>
-            </w:r>
-            <w:proofErr w:type="gramEnd"/>
-            <w:r>
-              <w:rPr>
-                <w:rFonts w:eastAsia="Calibri" w:cstheme="minorHAnsi"/>
-                <w:sz w:val="20"/>
-                <w:szCs w:val="20"/>
-                <w:lang w:val="en-GB"/>
-              </w:rPr>
-              <w:t xml:space="preserve"> created its website - </w:t>
+              <w:t>onference, and created its website - </w:t>
             </w:r>
             <w:hyperlink r:id="rId8" w:tgtFrame="_blank" w:history="1">
               <w:r>
@@ -2376,25 +2222,7 @@
                 <w:sz w:val="20"/>
                 <w:szCs w:val="20"/>
               </w:rPr>
-              <w:t xml:space="preserve">Organized workshops and conferences on data science, and </w:t>
-            </w:r>
-            <w:proofErr w:type="gramStart"/>
-            <w:r>
-              <w:rPr>
-                <w:rFonts w:cstheme="minorHAnsi"/>
-                <w:sz w:val="20"/>
-                <w:szCs w:val="20"/>
-              </w:rPr>
-              <w:t>programming  (</w:t>
-            </w:r>
-            <w:proofErr w:type="gramEnd"/>
-            <w:r>
-              <w:rPr>
-                <w:rFonts w:cstheme="minorHAnsi"/>
-                <w:sz w:val="20"/>
-                <w:szCs w:val="20"/>
-              </w:rPr>
-              <w:t>R and Python).</w:t>
+              <w:t>Organized workshops and conferences on data science, and programming  (R and Python).</w:t>
             </w:r>
           </w:p>
           <w:p>
@@ -2485,7 +2313,6 @@
                 <w:lang w:val="pt-PT"/>
               </w:rPr>
             </w:pPr>
-            <w:proofErr w:type="spellStart"/>
             <w:r>
               <w:rPr>
                 <w:rFonts w:cstheme="minorHAnsi"/>
@@ -2493,62 +2320,18 @@
                 <w:szCs w:val="20"/>
                 <w:lang w:val="pt-PT"/>
               </w:rPr>
-              <w:t>Researcher</w:t>
-            </w:r>
-            <w:proofErr w:type="spellEnd"/>
-            <w:r>
-              <w:rPr>
-                <w:rFonts w:cstheme="minorHAnsi"/>
+              <w:t xml:space="preserve">Researcher | </w:t>
+            </w:r>
+            <w:r>
+              <w:rPr>
+                <w:rFonts w:cstheme="minorHAnsi"/>
+                <w:b/>
                 <w:sz w:val="20"/>
                 <w:szCs w:val="20"/>
                 <w:lang w:val="pt-PT"/>
               </w:rPr>
-              <w:t xml:space="preserve"> | </w:t>
-            </w:r>
-            <w:r>
-              <w:rPr>
-                <w:rFonts w:cstheme="minorHAnsi"/>
-                <w:b/>
-                <w:sz w:val="20"/>
-                <w:szCs w:val="20"/>
-                <w:lang w:val="pt-PT"/>
-              </w:rPr>
-              <w:t xml:space="preserve">Centre for </w:t>
-            </w:r>
-            <w:proofErr w:type="spellStart"/>
-            <w:r>
-              <w:rPr>
-                <w:rFonts w:cstheme="minorHAnsi"/>
-                <w:b/>
-                <w:sz w:val="20"/>
-                <w:szCs w:val="20"/>
-                <w:lang w:val="pt-PT"/>
-              </w:rPr>
-              <w:t>Functional</w:t>
-            </w:r>
-            <w:proofErr w:type="spellEnd"/>
-            <w:r>
-              <w:rPr>
-                <w:rFonts w:cstheme="minorHAnsi"/>
-                <w:b/>
-                <w:sz w:val="20"/>
-                <w:szCs w:val="20"/>
-                <w:lang w:val="pt-PT"/>
-              </w:rPr>
-              <w:t xml:space="preserve"> </w:t>
-            </w:r>
-            <w:proofErr w:type="spellStart"/>
-            <w:r>
-              <w:rPr>
-                <w:rFonts w:cstheme="minorHAnsi"/>
-                <w:b/>
-                <w:sz w:val="20"/>
-                <w:szCs w:val="20"/>
-                <w:lang w:val="pt-PT"/>
-              </w:rPr>
-              <w:t>Ecology</w:t>
-            </w:r>
-            <w:proofErr w:type="spellEnd"/>
+              <w:t>Centre for Functional Ecology</w:t>
+            </w:r>
             <w:r>
               <w:rPr>
                 <w:rFonts w:cstheme="minorHAnsi"/>
@@ -2650,20 +2433,8 @@
                   <w:szCs w:val="20"/>
                   <w:lang w:val="en-GB"/>
                 </w:rPr>
-                <w:t>sketchfab.com/</w:t>
+                <w:t>sketchfab.com/lfa</w:t>
               </w:r>
-              <w:proofErr w:type="spellStart"/>
-              <w:r>
-                <w:rPr>
-                  <w:rStyle w:val="Hyperlink"/>
-                  <w:rFonts w:cstheme="minorHAnsi"/>
-                  <w:sz w:val="20"/>
-                  <w:szCs w:val="20"/>
-                  <w:lang w:val="en-GB"/>
-                </w:rPr>
-                <w:t>lfa</w:t>
-              </w:r>
-              <w:proofErr w:type="spellEnd"/>
             </w:hyperlink>
             <w:r>
               <w:rPr>
@@ -2848,7 +2619,6 @@
               </w:rPr>
               <w:t xml:space="preserve">ounder, software developer, designer | </w:t>
             </w:r>
-            <w:proofErr w:type="spellStart"/>
             <w:r>
               <w:rPr>
                 <w:rFonts w:cstheme="minorHAnsi"/>
@@ -2858,7 +2628,6 @@
               </w:rPr>
               <w:t>Osteomics</w:t>
             </w:r>
-            <w:proofErr w:type="spellEnd"/>
             <w:r>
               <w:rPr>
                 <w:rFonts w:cstheme="minorHAnsi"/>
@@ -2883,25 +2652,7 @@
                 <w:sz w:val="20"/>
                 <w:szCs w:val="20"/>
               </w:rPr>
-              <w:t xml:space="preserve">I develop and maintain </w:t>
-            </w:r>
-            <w:proofErr w:type="spellStart"/>
-            <w:r>
-              <w:rPr>
-                <w:rFonts w:cstheme="minorHAnsi"/>
-                <w:sz w:val="20"/>
-                <w:szCs w:val="20"/>
-              </w:rPr>
-              <w:t>Osteomics</w:t>
-            </w:r>
-            <w:proofErr w:type="spellEnd"/>
-            <w:r>
-              <w:rPr>
-                <w:rFonts w:cstheme="minorHAnsi"/>
-                <w:sz w:val="20"/>
-                <w:szCs w:val="20"/>
-              </w:rPr>
-              <w:t>—a web platform offering free software tools for bioanthropologists. We provide consulting on statistical analysis and app development for scientific projects in forensic anthropology and human evolution.</w:t>
+              <w:t>I develop and maintain Osteomics—a web platform offering free software tools for bioanthropologists. We provide consulting on statistical analysis and app development for scientific projects in forensic anthropology and human evolution.</w:t>
             </w:r>
           </w:p>
           <w:p>
@@ -3065,7 +2816,16 @@
           <w:sz w:val="20"/>
           <w:szCs w:val="20"/>
         </w:rPr>
-        <w:t>43</w:t>
+        <w:t>4</w:t>
+      </w:r>
+      <w:r>
+        <w:rPr>
+          <w:rFonts w:eastAsia="Calibri" w:cstheme="minorHAnsi"/>
+          <w:b/>
+          <w:sz w:val="20"/>
+          <w:szCs w:val="20"/>
+        </w:rPr>
+        <w:t>4</w:t>
       </w:r>
       <w:r>
         <w:rPr>
@@ -3204,25 +2964,7 @@
                 <w:sz w:val="20"/>
                 <w:szCs w:val="20"/>
               </w:rPr>
-              <w:t xml:space="preserve">. Co-director of the GPL-12 excavation, and surveying at </w:t>
-            </w:r>
-            <w:proofErr w:type="spellStart"/>
-            <w:r>
-              <w:rPr>
-                <w:rFonts w:cstheme="minorHAnsi"/>
-                <w:sz w:val="20"/>
-                <w:szCs w:val="20"/>
-              </w:rPr>
-              <w:t>Magare</w:t>
-            </w:r>
-            <w:proofErr w:type="spellEnd"/>
-            <w:r>
-              <w:rPr>
-                <w:rFonts w:cstheme="minorHAnsi"/>
-                <w:sz w:val="20"/>
-                <w:szCs w:val="20"/>
-              </w:rPr>
-              <w:t xml:space="preserve"> Hill.</w:t>
+              <w:t>. Co-director of the GPL-12 excavation, and surveying at Magare Hill.</w:t>
             </w:r>
           </w:p>
         </w:tc>
@@ -3268,7 +3010,29 @@
                 <w:lang w:val="en-AU"/>
               </w:rPr>
               <w:br/>
-              <w:t>(2 weeks)</w:t>
+              <w:t>(</w:t>
+            </w:r>
+            <w:r>
+              <w:rPr>
+                <w:rFonts w:cstheme="minorHAnsi"/>
+                <w:b/>
+                <w:color w:val="7F7F7F" w:themeColor="text1" w:themeTint="80"/>
+                <w:sz w:val="20"/>
+                <w:szCs w:val="20"/>
+                <w:lang w:val="en-AU"/>
+              </w:rPr>
+              <w:t>3</w:t>
+            </w:r>
+            <w:r>
+              <w:rPr>
+                <w:rFonts w:cstheme="minorHAnsi"/>
+                <w:b/>
+                <w:color w:val="7F7F7F" w:themeColor="text1" w:themeTint="80"/>
+                <w:sz w:val="20"/>
+                <w:szCs w:val="20"/>
+                <w:lang w:val="en-AU"/>
+              </w:rPr>
+              <w:t xml:space="preserve"> weeks)</w:t>
             </w:r>
           </w:p>
         </w:tc>
@@ -3285,23 +3049,13 @@
                 <w:szCs w:val="20"/>
               </w:rPr>
             </w:pPr>
-            <w:proofErr w:type="spellStart"/>
-            <w:r>
-              <w:rPr>
-                <w:rFonts w:cstheme="minorHAnsi"/>
-                <w:sz w:val="20"/>
-                <w:szCs w:val="20"/>
-              </w:rPr>
-              <w:t>Inhaminga</w:t>
-            </w:r>
-            <w:proofErr w:type="spellEnd"/>
-            <w:r>
-              <w:rPr>
-                <w:rFonts w:cstheme="minorHAnsi"/>
-                <w:sz w:val="20"/>
-                <w:szCs w:val="20"/>
-              </w:rPr>
-              <w:t>, Mozambique</w:t>
+            <w:r>
+              <w:rPr>
+                <w:rFonts w:cstheme="minorHAnsi"/>
+                <w:sz w:val="20"/>
+                <w:szCs w:val="20"/>
+              </w:rPr>
+              <w:t>Inhaminga, Mozambique</w:t>
             </w:r>
             <w:r>
               <w:rPr>
@@ -3325,25 +3079,7 @@
                 <w:sz w:val="20"/>
                 <w:szCs w:val="20"/>
               </w:rPr>
-              <w:t xml:space="preserve"> Organized and led May Geological Expedition; Co-directed excavation at Tombo Aphale 5 cave system, </w:t>
-            </w:r>
-            <w:proofErr w:type="spellStart"/>
-            <w:r>
-              <w:rPr>
-                <w:rFonts w:cstheme="minorHAnsi"/>
-                <w:sz w:val="20"/>
-                <w:szCs w:val="20"/>
-              </w:rPr>
-              <w:t>Cheringoma</w:t>
-            </w:r>
-            <w:proofErr w:type="spellEnd"/>
-            <w:r>
-              <w:rPr>
-                <w:rFonts w:cstheme="minorHAnsi"/>
-                <w:sz w:val="20"/>
-                <w:szCs w:val="20"/>
-              </w:rPr>
-              <w:t xml:space="preserve"> Plateau.</w:t>
+              <w:t xml:space="preserve"> Organized and led May Geological Expedition; Co-directed excavation at Tombo Aphale 5 cave system, Cheringoma Plateau.</w:t>
             </w:r>
           </w:p>
         </w:tc>
@@ -3791,25 +3527,7 @@
                 <w:sz w:val="20"/>
                 <w:szCs w:val="20"/>
               </w:rPr>
-              <w:t xml:space="preserve"> Collected data on a primatology (bipedalism) and a taphonomy (predation to fossilization) project as a member of </w:t>
-            </w:r>
-            <w:proofErr w:type="spellStart"/>
-            <w:r>
-              <w:rPr>
-                <w:rFonts w:cstheme="minorHAnsi"/>
-                <w:sz w:val="20"/>
-                <w:szCs w:val="20"/>
-              </w:rPr>
-              <w:t>PaleoPrimate</w:t>
-            </w:r>
-            <w:proofErr w:type="spellEnd"/>
-            <w:r>
-              <w:rPr>
-                <w:rFonts w:cstheme="minorHAnsi"/>
-                <w:sz w:val="20"/>
-                <w:szCs w:val="20"/>
-              </w:rPr>
-              <w:t xml:space="preserve"> Project Gorongosa.</w:t>
+              <w:t xml:space="preserve"> Collected data on a primatology (bipedalism) and a taphonomy (predation to fossilization) project as a member of PaleoPrimate Project Gorongosa.</w:t>
             </w:r>
           </w:p>
         </w:tc>
@@ -4586,29 +4304,7 @@
                 <w:szCs w:val="20"/>
                 <w:lang w:val="pt-PT"/>
               </w:rPr>
-              <w:t xml:space="preserve">PhD </w:t>
-            </w:r>
-            <w:proofErr w:type="spellStart"/>
-            <w:r>
-              <w:rPr>
-                <w:rFonts w:cstheme="minorHAnsi"/>
-                <w:b/>
-                <w:sz w:val="20"/>
-                <w:szCs w:val="20"/>
-                <w:lang w:val="pt-PT"/>
-              </w:rPr>
-              <w:t>Scholarship</w:t>
-            </w:r>
-            <w:proofErr w:type="spellEnd"/>
-            <w:r>
-              <w:rPr>
-                <w:rFonts w:cstheme="minorHAnsi"/>
-                <w:b/>
-                <w:sz w:val="20"/>
-                <w:szCs w:val="20"/>
-                <w:lang w:val="pt-PT"/>
-              </w:rPr>
-              <w:t xml:space="preserve"> SFRH/BD/122306/2016 </w:t>
+              <w:t xml:space="preserve">PhD Scholarship SFRH/BD/122306/2016 </w:t>
             </w:r>
             <w:r>
               <w:rPr>
@@ -4693,20 +4389,8 @@
                 <w:szCs w:val="20"/>
                 <w:lang w:val="en-AU"/>
               </w:rPr>
-              <w:t xml:space="preserve">Finalist: "Best Business Plan" for </w:t>
-            </w:r>
-            <w:proofErr w:type="spellStart"/>
-            <w:r>
-              <w:rPr>
-                <w:rFonts w:cstheme="minorHAnsi"/>
-                <w:b/>
-                <w:sz w:val="20"/>
-                <w:szCs w:val="20"/>
-                <w:lang w:val="en-AU"/>
-              </w:rPr>
-              <w:t>Osteomics</w:t>
-            </w:r>
-            <w:proofErr w:type="spellEnd"/>
+              <w:t>Finalist: "Best Business Plan" for Osteomics</w:t>
+            </w:r>
             <w:r>
               <w:rPr>
                 <w:rFonts w:cstheme="minorHAnsi"/>
@@ -4801,64 +4485,8 @@
                 <w:szCs w:val="20"/>
                 <w:lang w:val="pt-PT"/>
               </w:rPr>
-              <w:t xml:space="preserve">Grant </w:t>
-            </w:r>
-            <w:proofErr w:type="spellStart"/>
-            <w:r>
-              <w:rPr>
-                <w:rFonts w:cstheme="minorHAnsi"/>
-                <w:b/>
-                <w:sz w:val="20"/>
-                <w:szCs w:val="20"/>
-                <w:lang w:val="pt-PT"/>
-              </w:rPr>
-              <w:t>recipient</w:t>
-            </w:r>
-            <w:proofErr w:type="spellEnd"/>
-            <w:r>
-              <w:rPr>
-                <w:rFonts w:cstheme="minorHAnsi"/>
-                <w:b/>
-                <w:sz w:val="20"/>
-                <w:szCs w:val="20"/>
-                <w:lang w:val="pt-PT"/>
-              </w:rPr>
-              <w:t xml:space="preserve"> for a </w:t>
-            </w:r>
-            <w:proofErr w:type="spellStart"/>
-            <w:r>
-              <w:rPr>
-                <w:rFonts w:cstheme="minorHAnsi"/>
-                <w:b/>
-                <w:sz w:val="20"/>
-                <w:szCs w:val="20"/>
-                <w:lang w:val="pt-PT"/>
-              </w:rPr>
-              <w:t>biotech</w:t>
-            </w:r>
-            <w:proofErr w:type="spellEnd"/>
-            <w:r>
-              <w:rPr>
-                <w:rFonts w:cstheme="minorHAnsi"/>
-                <w:b/>
-                <w:sz w:val="20"/>
-                <w:szCs w:val="20"/>
-                <w:lang w:val="pt-PT"/>
-              </w:rPr>
-              <w:t xml:space="preserve"> </w:t>
-            </w:r>
-            <w:proofErr w:type="spellStart"/>
-            <w:r>
-              <w:rPr>
-                <w:rFonts w:cstheme="minorHAnsi"/>
-                <w:b/>
-                <w:sz w:val="20"/>
-                <w:szCs w:val="20"/>
-                <w:lang w:val="pt-PT"/>
-              </w:rPr>
-              <w:t>startup</w:t>
-            </w:r>
-            <w:proofErr w:type="spellEnd"/>
+              <w:t>Grant recipient for a biotech startup</w:t>
+            </w:r>
             <w:r>
               <w:rPr>
                 <w:rFonts w:cstheme="minorHAnsi"/>
@@ -4941,19 +4569,8 @@
                 <w:sz w:val="20"/>
                 <w:szCs w:val="20"/>
               </w:rPr>
-              <w:t xml:space="preserve">Finalist: "Best Business Idea" for </w:t>
-            </w:r>
-            <w:proofErr w:type="spellStart"/>
-            <w:r>
-              <w:rPr>
-                <w:rFonts w:cstheme="minorHAnsi"/>
-                <w:b/>
-                <w:sz w:val="20"/>
-                <w:szCs w:val="20"/>
-              </w:rPr>
-              <w:t>Osteomics</w:t>
-            </w:r>
-            <w:proofErr w:type="spellEnd"/>
+              <w:t>Finalist: "Best Business Idea" for Osteomics</w:t>
+            </w:r>
             <w:r>
               <w:rPr>
                 <w:rFonts w:cstheme="minorHAnsi"/>
@@ -5055,7 +4672,6 @@
               </w:rPr>
               <w:t xml:space="preserve">– </w:t>
             </w:r>
-            <w:proofErr w:type="spellStart"/>
             <w:r>
               <w:rPr>
                 <w:rFonts w:cstheme="minorHAnsi"/>
@@ -5064,31 +4680,8 @@
                 <w:szCs w:val="20"/>
                 <w:lang w:val="en-AU"/>
               </w:rPr>
-              <w:t>Háskóli</w:t>
-            </w:r>
-            <w:proofErr w:type="spellEnd"/>
-            <w:r>
-              <w:rPr>
-                <w:rFonts w:cstheme="minorHAnsi"/>
-                <w:i/>
-                <w:sz w:val="20"/>
-                <w:szCs w:val="20"/>
-                <w:lang w:val="en-AU"/>
-              </w:rPr>
-              <w:t xml:space="preserve"> </w:t>
-            </w:r>
-            <w:proofErr w:type="spellStart"/>
-            <w:r>
-              <w:rPr>
-                <w:rFonts w:cstheme="minorHAnsi"/>
-                <w:i/>
-                <w:sz w:val="20"/>
-                <w:szCs w:val="20"/>
-                <w:lang w:val="en-AU"/>
-              </w:rPr>
-              <w:t>Íslands</w:t>
-            </w:r>
-            <w:proofErr w:type="spellEnd"/>
+              <w:t>Háskóli Íslands</w:t>
+            </w:r>
             <w:r>
               <w:rPr>
                 <w:rFonts w:cstheme="minorHAnsi"/>
@@ -5151,7 +4744,6 @@
         </w:rPr>
       </w:pPr>
       <w:bookmarkStart w:id="1" w:name="_Hlk125361809"/>
-      <w:proofErr w:type="spellStart"/>
       <w:r>
         <w:rPr>
           <w:rFonts w:cstheme="minorHAnsi"/>
@@ -5162,7 +4754,6 @@
         </w:rPr>
         <w:t>Publications</w:t>
       </w:r>
-      <w:proofErr w:type="spellEnd"/>
     </w:p>
     <w:p>
       <w:pPr>
@@ -5196,27 +4787,7 @@
           <w:szCs w:val="20"/>
           <w:lang w:val="pt-PT"/>
         </w:rPr>
-        <w:t xml:space="preserve">Carvalho S, </w:t>
-      </w:r>
-      <w:proofErr w:type="spellStart"/>
-      <w:r>
-        <w:rPr>
-          <w:rFonts w:cstheme="minorHAnsi"/>
-          <w:sz w:val="20"/>
-          <w:szCs w:val="20"/>
-          <w:lang w:val="pt-PT"/>
-        </w:rPr>
-        <w:t>Spagnoletti</w:t>
-      </w:r>
-      <w:proofErr w:type="spellEnd"/>
-      <w:r>
-        <w:rPr>
-          <w:rFonts w:cstheme="minorHAnsi"/>
-          <w:sz w:val="20"/>
-          <w:szCs w:val="20"/>
-          <w:lang w:val="pt-PT"/>
-        </w:rPr>
-        <w:t xml:space="preserve"> N, </w:t>
+        <w:t xml:space="preserve">Carvalho S, Spagnoletti N, </w:t>
       </w:r>
       <w:r>
         <w:rPr>
@@ -5236,107 +4807,7 @@
           <w:szCs w:val="20"/>
           <w:lang w:val="pt-PT"/>
         </w:rPr>
-        <w:t xml:space="preserve">, </w:t>
-      </w:r>
-      <w:proofErr w:type="spellStart"/>
-      <w:r>
-        <w:rPr>
-          <w:rFonts w:cstheme="minorHAnsi"/>
-          <w:sz w:val="20"/>
-          <w:szCs w:val="20"/>
-          <w:lang w:val="pt-PT"/>
-        </w:rPr>
-        <w:t>Beardmore</w:t>
-      </w:r>
-      <w:proofErr w:type="spellEnd"/>
-      <w:r>
-        <w:rPr>
-          <w:rFonts w:cstheme="minorHAnsi"/>
-          <w:sz w:val="20"/>
-          <w:szCs w:val="20"/>
-          <w:lang w:val="pt-PT"/>
-        </w:rPr>
-        <w:t xml:space="preserve">-Herd M, Mendonça-Furtado O, </w:t>
-      </w:r>
-      <w:proofErr w:type="spellStart"/>
-      <w:r>
-        <w:rPr>
-          <w:rFonts w:cstheme="minorHAnsi"/>
-          <w:sz w:val="20"/>
-          <w:szCs w:val="20"/>
-          <w:lang w:val="pt-PT"/>
-        </w:rPr>
-        <w:t>Verderane</w:t>
-      </w:r>
-      <w:proofErr w:type="spellEnd"/>
-      <w:r>
-        <w:rPr>
-          <w:rFonts w:cstheme="minorHAnsi"/>
-          <w:sz w:val="20"/>
-          <w:szCs w:val="20"/>
-          <w:lang w:val="pt-PT"/>
-        </w:rPr>
-        <w:t xml:space="preserve"> M, </w:t>
-      </w:r>
-      <w:proofErr w:type="spellStart"/>
-      <w:r>
-        <w:rPr>
-          <w:rFonts w:cstheme="minorHAnsi"/>
-          <w:sz w:val="20"/>
-          <w:szCs w:val="20"/>
-          <w:lang w:val="pt-PT"/>
-        </w:rPr>
-        <w:t>Prieto</w:t>
-      </w:r>
-      <w:proofErr w:type="spellEnd"/>
-      <w:r>
-        <w:rPr>
-          <w:rFonts w:cstheme="minorHAnsi"/>
-          <w:sz w:val="20"/>
-          <w:szCs w:val="20"/>
-          <w:lang w:val="pt-PT"/>
-        </w:rPr>
-        <w:t xml:space="preserve"> J, </w:t>
-      </w:r>
-      <w:proofErr w:type="spellStart"/>
-      <w:r>
-        <w:rPr>
-          <w:rFonts w:cstheme="minorHAnsi"/>
-          <w:sz w:val="20"/>
-          <w:szCs w:val="20"/>
-          <w:lang w:val="pt-PT"/>
-        </w:rPr>
-        <w:t>Cavallaro</w:t>
-      </w:r>
-      <w:proofErr w:type="spellEnd"/>
-      <w:r>
-        <w:rPr>
-          <w:rFonts w:cstheme="minorHAnsi"/>
-          <w:sz w:val="20"/>
-          <w:szCs w:val="20"/>
-          <w:lang w:val="pt-PT"/>
-        </w:rPr>
-        <w:t xml:space="preserve"> DI, Izar P, </w:t>
-      </w:r>
-      <w:proofErr w:type="spellStart"/>
-      <w:r>
-        <w:rPr>
-          <w:rFonts w:cstheme="minorHAnsi"/>
-          <w:sz w:val="20"/>
-          <w:szCs w:val="20"/>
-          <w:lang w:val="pt-PT"/>
-        </w:rPr>
-        <w:t>Visalberghi</w:t>
-      </w:r>
-      <w:proofErr w:type="spellEnd"/>
-      <w:r>
-        <w:rPr>
-          <w:rFonts w:cstheme="minorHAnsi"/>
-          <w:sz w:val="20"/>
-          <w:szCs w:val="20"/>
-          <w:lang w:val="pt-PT"/>
-        </w:rPr>
-        <w:t xml:space="preserve"> E. 2026. </w:t>
+        <w:t xml:space="preserve">, Beardmore-Herd M, Mendonça-Furtado O, Verderane M, Prieto J, Cavallaro DI, Izar P, Visalberghi E. 2026. </w:t>
       </w:r>
       <w:r>
         <w:rPr>
@@ -5347,7 +4818,6 @@
         </w:rPr>
         <w:t>Small vertebrate consumption by capuchin monkeys (</w:t>
       </w:r>
-      <w:proofErr w:type="spellStart"/>
       <w:r>
         <w:rPr>
           <w:rFonts w:cstheme="minorHAnsi"/>
@@ -5357,9 +4827,17 @@
           <w:szCs w:val="20"/>
           <w:lang w:val="en-US"/>
         </w:rPr>
-        <w:t>Sapajus</w:t>
-      </w:r>
-      <w:proofErr w:type="spellEnd"/>
+        <w:t>Sapajus libidinosus</w:t>
+      </w:r>
+      <w:r>
+        <w:rPr>
+          <w:rFonts w:cstheme="minorHAnsi"/>
+          <w:sz w:val="20"/>
+          <w:szCs w:val="20"/>
+          <w:lang w:val="en-US"/>
+        </w:rPr>
+        <w:t xml:space="preserve">): Insights into the human predatory pattern. </w:t>
+      </w:r>
       <w:r>
         <w:rPr>
           <w:rFonts w:cstheme="minorHAnsi"/>
@@ -5367,84 +4845,18 @@
           <w:iCs/>
           <w:sz w:val="20"/>
           <w:szCs w:val="20"/>
-          <w:lang w:val="en-US"/>
-        </w:rPr>
-        <w:t xml:space="preserve"> </w:t>
-      </w:r>
-      <w:proofErr w:type="spellStart"/>
-      <w:r>
-        <w:rPr>
-          <w:rFonts w:cstheme="minorHAnsi"/>
-          <w:i/>
-          <w:iCs/>
-          <w:sz w:val="20"/>
-          <w:szCs w:val="20"/>
-          <w:lang w:val="en-US"/>
-        </w:rPr>
-        <w:t>libidinosus</w:t>
-      </w:r>
-      <w:proofErr w:type="spellEnd"/>
-      <w:r>
-        <w:rPr>
-          <w:rFonts w:cstheme="minorHAnsi"/>
-          <w:sz w:val="20"/>
-          <w:szCs w:val="20"/>
-          <w:lang w:val="en-US"/>
-        </w:rPr>
-        <w:t xml:space="preserve">): Insights into the human predatory pattern. </w:t>
-      </w:r>
-      <w:r>
-        <w:rPr>
-          <w:rFonts w:cstheme="minorHAnsi"/>
-          <w:i/>
-          <w:iCs/>
-          <w:sz w:val="20"/>
-          <w:szCs w:val="20"/>
-          <w:lang w:val="pt-PT"/>
-        </w:rPr>
-        <w:t xml:space="preserve">PLOS </w:t>
-      </w:r>
-      <w:proofErr w:type="spellStart"/>
-      <w:r>
-        <w:rPr>
-          <w:rFonts w:cstheme="minorHAnsi"/>
-          <w:i/>
-          <w:iCs/>
-          <w:sz w:val="20"/>
-          <w:szCs w:val="20"/>
-          <w:lang w:val="pt-PT"/>
-        </w:rPr>
-        <w:t>One</w:t>
-      </w:r>
-      <w:proofErr w:type="spellEnd"/>
-      <w:r>
-        <w:rPr>
-          <w:rFonts w:cstheme="minorHAnsi"/>
-          <w:sz w:val="20"/>
-          <w:szCs w:val="20"/>
-          <w:lang w:val="pt-PT"/>
-        </w:rPr>
-        <w:t xml:space="preserve"> </w:t>
-      </w:r>
-      <w:proofErr w:type="gramStart"/>
-      <w:r>
-        <w:rPr>
-          <w:rFonts w:cstheme="minorHAnsi"/>
-          <w:sz w:val="20"/>
-          <w:szCs w:val="20"/>
-          <w:lang w:val="pt-PT"/>
-        </w:rPr>
-        <w:t>21:e</w:t>
-      </w:r>
-      <w:proofErr w:type="gramEnd"/>
-      <w:r>
-        <w:rPr>
-          <w:rFonts w:cstheme="minorHAnsi"/>
-          <w:sz w:val="20"/>
-          <w:szCs w:val="20"/>
-          <w:lang w:val="pt-PT"/>
-        </w:rPr>
-        <w:t>0355204.</w:t>
+          <w:lang w:val="pt-PT"/>
+        </w:rPr>
+        <w:t>PLOS One</w:t>
+      </w:r>
+      <w:r>
+        <w:rPr>
+          <w:rFonts w:cstheme="minorHAnsi"/>
+          <w:sz w:val="20"/>
+          <w:szCs w:val="20"/>
+          <w:lang w:val="pt-PT"/>
+        </w:rPr>
+        <w:t xml:space="preserve"> 21:e0355204.</w:t>
       </w:r>
     </w:p>
     <w:p>
@@ -5669,27 +5081,7 @@
           <w:szCs w:val="20"/>
           <w:lang w:val="pt-PT"/>
         </w:rPr>
-        <w:t xml:space="preserve">Carvalho S, </w:t>
-      </w:r>
-      <w:proofErr w:type="spellStart"/>
-      <w:r>
-        <w:rPr>
-          <w:rFonts w:cstheme="minorHAnsi"/>
-          <w:sz w:val="20"/>
-          <w:szCs w:val="20"/>
-          <w:lang w:val="pt-PT"/>
-        </w:rPr>
-        <w:t>Anemone</w:t>
-      </w:r>
-      <w:proofErr w:type="spellEnd"/>
-      <w:r>
-        <w:rPr>
-          <w:rFonts w:cstheme="minorHAnsi"/>
-          <w:sz w:val="20"/>
-          <w:szCs w:val="20"/>
-          <w:lang w:val="pt-PT"/>
-        </w:rPr>
-        <w:t xml:space="preserve"> RL, </w:t>
+        <w:t>Carvalho S, Anemone RL, </w:t>
       </w:r>
       <w:r>
         <w:rPr>
@@ -5719,7 +5111,6 @@
         </w:rPr>
         <w:t>The primates of Gorongosa National Park, Mozambique. </w:t>
       </w:r>
-      <w:proofErr w:type="spellStart"/>
       <w:r>
         <w:rPr>
           <w:rFonts w:cstheme="minorHAnsi"/>
@@ -5729,105 +5120,8 @@
           <w:szCs w:val="20"/>
           <w:lang w:val="pt-PT"/>
         </w:rPr>
-        <w:t>American</w:t>
-      </w:r>
-      <w:proofErr w:type="spellEnd"/>
-      <w:r>
-        <w:rPr>
-          <w:rFonts w:cstheme="minorHAnsi"/>
-          <w:i/>
-          <w:iCs/>
-          <w:sz w:val="20"/>
-          <w:szCs w:val="20"/>
-          <w:lang w:val="pt-PT"/>
-        </w:rPr>
-        <w:t xml:space="preserve"> </w:t>
-      </w:r>
-      <w:proofErr w:type="spellStart"/>
-      <w:r>
-        <w:rPr>
-          <w:rFonts w:cstheme="minorHAnsi"/>
-          <w:i/>
-          <w:iCs/>
-          <w:sz w:val="20"/>
-          <w:szCs w:val="20"/>
-          <w:lang w:val="pt-PT"/>
-        </w:rPr>
-        <w:t>Journal</w:t>
-      </w:r>
-      <w:proofErr w:type="spellEnd"/>
-      <w:r>
-        <w:rPr>
-          <w:rFonts w:cstheme="minorHAnsi"/>
-          <w:i/>
-          <w:iCs/>
-          <w:sz w:val="20"/>
-          <w:szCs w:val="20"/>
-          <w:lang w:val="pt-PT"/>
-        </w:rPr>
-        <w:t xml:space="preserve"> </w:t>
-      </w:r>
-      <w:proofErr w:type="spellStart"/>
-      <w:r>
-        <w:rPr>
-          <w:rFonts w:cstheme="minorHAnsi"/>
-          <w:i/>
-          <w:iCs/>
-          <w:sz w:val="20"/>
-          <w:szCs w:val="20"/>
-          <w:lang w:val="pt-PT"/>
-        </w:rPr>
-        <w:t>of</w:t>
-      </w:r>
-      <w:proofErr w:type="spellEnd"/>
-      <w:r>
-        <w:rPr>
-          <w:rFonts w:cstheme="minorHAnsi"/>
-          <w:i/>
-          <w:iCs/>
-          <w:sz w:val="20"/>
-          <w:szCs w:val="20"/>
-          <w:lang w:val="pt-PT"/>
-        </w:rPr>
-        <w:t xml:space="preserve"> </w:t>
-      </w:r>
-      <w:proofErr w:type="spellStart"/>
-      <w:r>
-        <w:rPr>
-          <w:rFonts w:cstheme="minorHAnsi"/>
-          <w:i/>
-          <w:iCs/>
-          <w:sz w:val="20"/>
-          <w:szCs w:val="20"/>
-          <w:lang w:val="pt-PT"/>
-        </w:rPr>
-        <w:t>Biological</w:t>
-      </w:r>
-      <w:proofErr w:type="spellEnd"/>
-      <w:r>
-        <w:rPr>
-          <w:rFonts w:cstheme="minorHAnsi"/>
-          <w:i/>
-          <w:iCs/>
-          <w:sz w:val="20"/>
-          <w:szCs w:val="20"/>
-          <w:lang w:val="pt-PT"/>
-        </w:rPr>
-        <w:t xml:space="preserve"> </w:t>
-      </w:r>
-      <w:proofErr w:type="spellStart"/>
-      <w:r>
-        <w:rPr>
-          <w:rFonts w:cstheme="minorHAnsi"/>
-          <w:i/>
-          <w:iCs/>
-          <w:sz w:val="20"/>
-          <w:szCs w:val="20"/>
-          <w:lang w:val="pt-PT"/>
-        </w:rPr>
-        <w:t>Anthropology</w:t>
-      </w:r>
-      <w:proofErr w:type="spellEnd"/>
+        <w:t>American Journal of Biological Anthropology</w:t>
+      </w:r>
       <w:r>
         <w:rPr>
           <w:rFonts w:cstheme="minorHAnsi"/>
@@ -5855,27 +5149,7 @@
           <w:szCs w:val="20"/>
           <w:lang w:val="pt-PT"/>
         </w:rPr>
-        <w:t>(2</w:t>
-      </w:r>
-      <w:proofErr w:type="gramStart"/>
-      <w:r>
-        <w:rPr>
-          <w:rFonts w:cstheme="minorHAnsi"/>
-          <w:sz w:val="20"/>
-          <w:szCs w:val="20"/>
-          <w:lang w:val="pt-PT"/>
-        </w:rPr>
-        <w:t>):e</w:t>
-      </w:r>
-      <w:proofErr w:type="gramEnd"/>
-      <w:r>
-        <w:rPr>
-          <w:rFonts w:cstheme="minorHAnsi"/>
-          <w:sz w:val="20"/>
-          <w:szCs w:val="20"/>
-          <w:lang w:val="pt-PT"/>
-        </w:rPr>
-        <w:t>70143. 10.1002/ajpa.70143</w:t>
+        <w:t>(2):e70143. 10.1002/ajpa.70143</w:t>
       </w:r>
     </w:p>
     <w:p>
@@ -5889,25 +5163,14 @@
           <w:szCs w:val="20"/>
         </w:rPr>
       </w:pPr>
-      <w:proofErr w:type="spellStart"/>
-      <w:r>
-        <w:rPr>
-          <w:rFonts w:cstheme="minorHAnsi"/>
-          <w:sz w:val="20"/>
-          <w:szCs w:val="20"/>
-          <w:lang w:val="pt-PT"/>
-        </w:rPr>
-        <w:t>Farassi</w:t>
-      </w:r>
-      <w:proofErr w:type="spellEnd"/>
-      <w:r>
-        <w:rPr>
-          <w:rFonts w:cstheme="minorHAnsi"/>
-          <w:sz w:val="20"/>
-          <w:szCs w:val="20"/>
-          <w:lang w:val="pt-PT"/>
-        </w:rPr>
-        <w:t xml:space="preserve"> R, </w:t>
+      <w:r>
+        <w:rPr>
+          <w:rFonts w:cstheme="minorHAnsi"/>
+          <w:sz w:val="20"/>
+          <w:szCs w:val="20"/>
+          <w:lang w:val="pt-PT"/>
+        </w:rPr>
+        <w:t xml:space="preserve">Farassi R, </w:t>
       </w:r>
       <w:r>
         <w:rPr>
@@ -5953,25 +5216,7 @@
           <w:sz w:val="20"/>
           <w:szCs w:val="20"/>
         </w:rPr>
-        <w:t xml:space="preserve">, </w:t>
-      </w:r>
-      <w:proofErr w:type="gramStart"/>
-      <w:r>
-        <w:rPr>
-          <w:rFonts w:cstheme="minorHAnsi"/>
-          <w:sz w:val="20"/>
-          <w:szCs w:val="20"/>
-        </w:rPr>
-        <w:t>187:e</w:t>
-      </w:r>
-      <w:proofErr w:type="gramEnd"/>
-      <w:r>
-        <w:rPr>
-          <w:rFonts w:cstheme="minorHAnsi"/>
-          <w:sz w:val="20"/>
-          <w:szCs w:val="20"/>
-        </w:rPr>
-        <w:t>70094.</w:t>
+        <w:t>, 187:e70094.</w:t>
       </w:r>
       <w:r>
         <w:rPr>
@@ -6001,65 +5246,14 @@
           <w:szCs w:val="20"/>
         </w:rPr>
       </w:pPr>
-      <w:proofErr w:type="spellStart"/>
-      <w:r>
-        <w:rPr>
-          <w:rFonts w:cstheme="minorHAnsi"/>
-          <w:sz w:val="20"/>
-          <w:szCs w:val="20"/>
-          <w:lang w:val="pt-PT"/>
-        </w:rPr>
-        <w:t>Biro</w:t>
-      </w:r>
-      <w:proofErr w:type="spellEnd"/>
-      <w:r>
-        <w:rPr>
-          <w:rFonts w:cstheme="minorHAnsi"/>
-          <w:sz w:val="20"/>
-          <w:szCs w:val="20"/>
-          <w:lang w:val="pt-PT"/>
-        </w:rPr>
-        <w:t xml:space="preserve"> D, </w:t>
-      </w:r>
-      <w:proofErr w:type="spellStart"/>
-      <w:r>
-        <w:rPr>
-          <w:rFonts w:cstheme="minorHAnsi"/>
-          <w:sz w:val="20"/>
-          <w:szCs w:val="20"/>
-          <w:lang w:val="pt-PT"/>
-        </w:rPr>
-        <w:t>Muschinski</w:t>
-      </w:r>
-      <w:proofErr w:type="spellEnd"/>
-      <w:r>
-        <w:rPr>
-          <w:rFonts w:cstheme="minorHAnsi"/>
-          <w:sz w:val="20"/>
-          <w:szCs w:val="20"/>
-          <w:lang w:val="pt-PT"/>
-        </w:rPr>
-        <w:t xml:space="preserve"> J, Hammond P, Bobe R, Bamford M, </w:t>
-      </w:r>
-      <w:proofErr w:type="spellStart"/>
-      <w:r>
-        <w:rPr>
-          <w:rFonts w:cstheme="minorHAnsi"/>
-          <w:sz w:val="20"/>
-          <w:szCs w:val="20"/>
-          <w:lang w:val="pt-PT"/>
-        </w:rPr>
-        <w:t>Capelli</w:t>
-      </w:r>
-      <w:proofErr w:type="spellEnd"/>
-      <w:r>
-        <w:rPr>
-          <w:rFonts w:cstheme="minorHAnsi"/>
-          <w:sz w:val="20"/>
-          <w:szCs w:val="20"/>
-          <w:lang w:val="pt-PT"/>
-        </w:rPr>
-        <w:t xml:space="preserve"> C, </w:t>
+      <w:r>
+        <w:rPr>
+          <w:rFonts w:cstheme="minorHAnsi"/>
+          <w:sz w:val="20"/>
+          <w:szCs w:val="20"/>
+          <w:lang w:val="pt-PT"/>
+        </w:rPr>
+        <w:t xml:space="preserve">Biro D, Muschinski J, Hammond P, Bobe R, Bamford M, Capelli C, </w:t>
       </w:r>
       <w:r>
         <w:rPr>
@@ -6079,67 +5273,7 @@
           <w:szCs w:val="20"/>
           <w:lang w:val="pt-PT"/>
         </w:rPr>
-        <w:t xml:space="preserve">, </w:t>
-      </w:r>
-      <w:proofErr w:type="spellStart"/>
-      <w:r>
-        <w:rPr>
-          <w:rFonts w:cstheme="minorHAnsi"/>
-          <w:sz w:val="20"/>
-          <w:szCs w:val="20"/>
-          <w:lang w:val="pt-PT"/>
-        </w:rPr>
-        <w:t>Farassi</w:t>
-      </w:r>
-      <w:proofErr w:type="spellEnd"/>
-      <w:r>
-        <w:rPr>
-          <w:rFonts w:cstheme="minorHAnsi"/>
-          <w:sz w:val="20"/>
-          <w:szCs w:val="20"/>
-          <w:lang w:val="pt-PT"/>
-        </w:rPr>
-        <w:t xml:space="preserve"> R, </w:t>
-      </w:r>
-      <w:proofErr w:type="spellStart"/>
-      <w:r>
-        <w:rPr>
-          <w:rFonts w:cstheme="minorHAnsi"/>
-          <w:sz w:val="20"/>
-          <w:szCs w:val="20"/>
-          <w:lang w:val="pt-PT"/>
-        </w:rPr>
-        <w:t>Lüdecke</w:t>
-      </w:r>
-      <w:proofErr w:type="spellEnd"/>
-      <w:r>
-        <w:rPr>
-          <w:rFonts w:cstheme="minorHAnsi"/>
-          <w:sz w:val="20"/>
-          <w:szCs w:val="20"/>
-          <w:lang w:val="pt-PT"/>
-        </w:rPr>
-        <w:t xml:space="preserve"> T, Martinez F, </w:t>
-      </w:r>
-      <w:proofErr w:type="spellStart"/>
-      <w:r>
-        <w:rPr>
-          <w:rFonts w:cstheme="minorHAnsi"/>
-          <w:sz w:val="20"/>
-          <w:szCs w:val="20"/>
-          <w:lang w:val="pt-PT"/>
-        </w:rPr>
-        <w:t>Mathe</w:t>
-      </w:r>
-      <w:proofErr w:type="spellEnd"/>
-      <w:r>
-        <w:rPr>
-          <w:rFonts w:cstheme="minorHAnsi"/>
-          <w:sz w:val="20"/>
-          <w:szCs w:val="20"/>
-          <w:lang w:val="pt-PT"/>
-        </w:rPr>
-        <w:t xml:space="preserve"> J, Ferreira da Silva MJ, Carvalho S. 2025. </w:t>
+        <w:t xml:space="preserve">, Farassi R, Lüdecke T, Martinez F, Mathe J, Ferreira da Silva MJ, Carvalho S. 2025. </w:t>
       </w:r>
       <w:r>
         <w:rPr>
@@ -6261,25 +5395,7 @@
           <w:sz w:val="20"/>
           <w:szCs w:val="20"/>
         </w:rPr>
-        <w:t xml:space="preserve">, </w:t>
-      </w:r>
-      <w:proofErr w:type="gramStart"/>
-      <w:r>
-        <w:rPr>
-          <w:rFonts w:cstheme="minorHAnsi"/>
-          <w:sz w:val="20"/>
-          <w:szCs w:val="20"/>
-        </w:rPr>
-        <w:t>187:e</w:t>
-      </w:r>
-      <w:proofErr w:type="gramEnd"/>
-      <w:r>
-        <w:rPr>
-          <w:rFonts w:cstheme="minorHAnsi"/>
-          <w:sz w:val="20"/>
-          <w:szCs w:val="20"/>
-        </w:rPr>
-        <w:t xml:space="preserve">70057. </w:t>
+        <w:t xml:space="preserve">, 187:e70057. </w:t>
       </w:r>
       <w:r>
         <w:rPr>
@@ -6315,27 +5431,8 @@
           <w:sz w:val="20"/>
           <w:szCs w:val="20"/>
         </w:rPr>
-        <w:t xml:space="preserve">Regala FT, Pinto MJ, Paulo LM, Bobe R, Raja M, Aldeias V, Archer W, Braun DR, </w:t>
-      </w:r>
-      <w:proofErr w:type="spellStart"/>
-      <w:r>
-        <w:rPr>
-          <w:rFonts w:cstheme="minorHAnsi"/>
-          <w:sz w:val="20"/>
-          <w:szCs w:val="20"/>
-        </w:rPr>
-        <w:t>Lüdecke</w:t>
-      </w:r>
-      <w:proofErr w:type="spellEnd"/>
-      <w:r>
-        <w:rPr>
-          <w:rFonts w:cstheme="minorHAnsi"/>
-          <w:sz w:val="20"/>
-          <w:szCs w:val="20"/>
-        </w:rPr>
-        <w:t xml:space="preserve"> T, </w:t>
-      </w:r>
-      <w:proofErr w:type="spellStart"/>
+        <w:t xml:space="preserve">Regala FT, Pinto MJ, Paulo LM, Bobe R, Raja M, Aldeias V, Archer W, Braun DR, Lüdecke T, </w:t>
+      </w:r>
       <w:r>
         <w:rPr>
           <w:rFonts w:cstheme="minorHAnsi"/>
@@ -6344,98 +5441,15 @@
           <w:sz w:val="20"/>
           <w:szCs w:val="20"/>
         </w:rPr>
-        <w:t>d’Oliveira</w:t>
-      </w:r>
-      <w:proofErr w:type="spellEnd"/>
-      <w:r>
-        <w:rPr>
-          <w:rFonts w:cstheme="minorHAnsi"/>
-          <w:b/>
-          <w:bCs/>
-          <w:sz w:val="20"/>
-          <w:szCs w:val="20"/>
-        </w:rPr>
-        <w:t xml:space="preserve"> Coelho J</w:t>
-      </w:r>
-      <w:r>
-        <w:rPr>
-          <w:rFonts w:cstheme="minorHAnsi"/>
-          <w:sz w:val="20"/>
-          <w:szCs w:val="20"/>
-        </w:rPr>
-        <w:t xml:space="preserve">, Mathe J, </w:t>
-      </w:r>
-      <w:proofErr w:type="spellStart"/>
-      <w:r>
-        <w:rPr>
-          <w:rFonts w:cstheme="minorHAnsi"/>
-          <w:sz w:val="20"/>
-          <w:szCs w:val="20"/>
-        </w:rPr>
-        <w:t>Macamo</w:t>
-      </w:r>
-      <w:proofErr w:type="spellEnd"/>
-      <w:r>
-        <w:rPr>
-          <w:rFonts w:cstheme="minorHAnsi"/>
-          <w:sz w:val="20"/>
-          <w:szCs w:val="20"/>
-        </w:rPr>
-        <w:t xml:space="preserve"> S, Bamford M, Martinez FI, </w:t>
-      </w:r>
-      <w:proofErr w:type="spellStart"/>
-      <w:r>
-        <w:rPr>
-          <w:rFonts w:cstheme="minorHAnsi"/>
-          <w:sz w:val="20"/>
-          <w:szCs w:val="20"/>
-        </w:rPr>
-        <w:t>Püschel</w:t>
-      </w:r>
-      <w:proofErr w:type="spellEnd"/>
-      <w:r>
-        <w:rPr>
-          <w:rFonts w:cstheme="minorHAnsi"/>
-          <w:sz w:val="20"/>
-          <w:szCs w:val="20"/>
-        </w:rPr>
-        <w:t xml:space="preserve"> TA, Capelli C, da Silva MJF, Anemone RL, Carvalho S. 2024. Caves of </w:t>
-      </w:r>
-      <w:proofErr w:type="spellStart"/>
-      <w:r>
-        <w:rPr>
-          <w:rFonts w:cstheme="minorHAnsi"/>
-          <w:sz w:val="20"/>
-          <w:szCs w:val="20"/>
-        </w:rPr>
-        <w:t>Inhaminga</w:t>
-      </w:r>
-      <w:proofErr w:type="spellEnd"/>
-      <w:r>
-        <w:rPr>
-          <w:rFonts w:cstheme="minorHAnsi"/>
-          <w:sz w:val="20"/>
-          <w:szCs w:val="20"/>
-        </w:rPr>
-        <w:t xml:space="preserve">: the speleological heritage of the </w:t>
-      </w:r>
-      <w:proofErr w:type="spellStart"/>
-      <w:r>
-        <w:rPr>
-          <w:rFonts w:cstheme="minorHAnsi"/>
-          <w:sz w:val="20"/>
-          <w:szCs w:val="20"/>
-        </w:rPr>
-        <w:t>Cheringoma</w:t>
-      </w:r>
-      <w:proofErr w:type="spellEnd"/>
-      <w:r>
-        <w:rPr>
-          <w:rFonts w:cstheme="minorHAnsi"/>
-          <w:sz w:val="20"/>
-          <w:szCs w:val="20"/>
-        </w:rPr>
-        <w:t xml:space="preserve"> Plateau, Mozambique. </w:t>
+        <w:t>d’Oliveira Coelho J</w:t>
+      </w:r>
+      <w:r>
+        <w:rPr>
+          <w:rFonts w:cstheme="minorHAnsi"/>
+          <w:sz w:val="20"/>
+          <w:szCs w:val="20"/>
+        </w:rPr>
+        <w:t xml:space="preserve">, Mathe J, Macamo S, Bamford M, Martinez FI, Püschel TA, Capelli C, da Silva MJF, Anemone RL, Carvalho S. 2024. Caves of Inhaminga: the speleological heritage of the Cheringoma Plateau, Mozambique. </w:t>
       </w:r>
       <w:r>
         <w:rPr>
@@ -6483,27 +5497,8 @@
           <w:sz w:val="20"/>
           <w:szCs w:val="20"/>
         </w:rPr>
-        <w:t xml:space="preserve">Scott GR, </w:t>
-      </w:r>
-      <w:proofErr w:type="spellStart"/>
-      <w:r>
-        <w:rPr>
-          <w:rFonts w:cstheme="minorHAnsi"/>
-          <w:sz w:val="20"/>
-          <w:szCs w:val="20"/>
-        </w:rPr>
-        <w:t>Navega</w:t>
-      </w:r>
-      <w:proofErr w:type="spellEnd"/>
-      <w:r>
-        <w:rPr>
-          <w:rFonts w:cstheme="minorHAnsi"/>
-          <w:sz w:val="20"/>
-          <w:szCs w:val="20"/>
-        </w:rPr>
-        <w:t xml:space="preserve"> DS, </w:t>
-      </w:r>
-      <w:proofErr w:type="spellStart"/>
+        <w:t xml:space="preserve">Scott GR, Navega DS, </w:t>
+      </w:r>
       <w:r>
         <w:rPr>
           <w:rFonts w:cstheme="minorHAnsi"/>
@@ -6512,44 +5507,15 @@
           <w:sz w:val="20"/>
           <w:szCs w:val="20"/>
         </w:rPr>
-        <w:t>d’Oliveira</w:t>
-      </w:r>
-      <w:proofErr w:type="spellEnd"/>
-      <w:r>
-        <w:rPr>
-          <w:rFonts w:cstheme="minorHAnsi"/>
-          <w:b/>
-          <w:bCs/>
-          <w:sz w:val="20"/>
-          <w:szCs w:val="20"/>
-        </w:rPr>
-        <w:t xml:space="preserve"> Coelho J</w:t>
-      </w:r>
-      <w:r>
-        <w:rPr>
-          <w:rFonts w:cstheme="minorHAnsi"/>
-          <w:sz w:val="20"/>
-          <w:szCs w:val="20"/>
-        </w:rPr>
-        <w:t xml:space="preserve">, </w:t>
-      </w:r>
-      <w:proofErr w:type="spellStart"/>
-      <w:r>
-        <w:rPr>
-          <w:rFonts w:cstheme="minorHAnsi"/>
-          <w:sz w:val="20"/>
-          <w:szCs w:val="20"/>
-        </w:rPr>
-        <w:t>Vlemincq</w:t>
-      </w:r>
-      <w:proofErr w:type="spellEnd"/>
-      <w:r>
-        <w:rPr>
-          <w:rFonts w:cstheme="minorHAnsi"/>
-          <w:sz w:val="20"/>
-          <w:szCs w:val="20"/>
-        </w:rPr>
-        <w:t>-Mendieta T, Kenessey D, Irish JD. 2024. rASUDAS2: A new iteration of the application for assessing the population affinity of individuals by tooth crown and root morphology. </w:t>
+        <w:t>d’Oliveira Coelho J</w:t>
+      </w:r>
+      <w:r>
+        <w:rPr>
+          <w:rFonts w:cstheme="minorHAnsi"/>
+          <w:sz w:val="20"/>
+          <w:szCs w:val="20"/>
+        </w:rPr>
+        <w:t>, Vlemincq-Mendieta T, Kenessey D, Irish JD. 2024. rASUDAS2: A new iteration of the application for assessing the population affinity of individuals by tooth crown and root morphology. </w:t>
       </w:r>
       <w:r>
         <w:rPr>
@@ -6637,7 +5603,6 @@
         </w:rPr>
         <w:t xml:space="preserve">, </w:t>
       </w:r>
-      <w:proofErr w:type="spellStart"/>
       <w:r>
         <w:rPr>
           <w:rFonts w:cstheme="minorHAnsi"/>
@@ -6646,18 +5611,7 @@
           <w:sz w:val="20"/>
           <w:szCs w:val="20"/>
         </w:rPr>
-        <w:t>d’Oliveira</w:t>
-      </w:r>
-      <w:proofErr w:type="spellEnd"/>
-      <w:r>
-        <w:rPr>
-          <w:rFonts w:cstheme="minorHAnsi"/>
-          <w:b/>
-          <w:bCs/>
-          <w:sz w:val="20"/>
-          <w:szCs w:val="20"/>
-        </w:rPr>
-        <w:t xml:space="preserve"> Coelho J</w:t>
+        <w:t>d’Oliveira Coelho J</w:t>
       </w:r>
       <w:r>
         <w:rPr>
@@ -6681,25 +5635,7 @@
           <w:sz w:val="20"/>
           <w:szCs w:val="20"/>
         </w:rPr>
-        <w:t xml:space="preserve">, </w:t>
-      </w:r>
-      <w:proofErr w:type="spellStart"/>
-      <w:r>
-        <w:rPr>
-          <w:rFonts w:cstheme="minorHAnsi"/>
-          <w:sz w:val="20"/>
-          <w:szCs w:val="20"/>
-        </w:rPr>
-        <w:t>Hobaiter</w:t>
-      </w:r>
-      <w:proofErr w:type="spellEnd"/>
-      <w:r>
-        <w:rPr>
-          <w:rFonts w:cstheme="minorHAnsi"/>
-          <w:sz w:val="20"/>
-          <w:szCs w:val="20"/>
-        </w:rPr>
-        <w:t xml:space="preserve"> </w:t>
+        <w:t xml:space="preserve">, Hobaiter </w:t>
       </w:r>
       <w:r>
         <w:rPr>
@@ -6731,18 +5667,8 @@
           <w:sz w:val="20"/>
           <w:szCs w:val="20"/>
         </w:rPr>
-        <w:t xml:space="preserve">, </w:t>
-      </w:r>
-      <w:proofErr w:type="spellStart"/>
-      <w:r>
-        <w:rPr>
-          <w:rFonts w:cstheme="minorHAnsi"/>
-          <w:sz w:val="20"/>
-          <w:szCs w:val="20"/>
-        </w:rPr>
-        <w:t>Zuberbühler</w:t>
-      </w:r>
-      <w:proofErr w:type="spellEnd"/>
+        <w:t>, Zuberbühler</w:t>
+      </w:r>
       <w:r>
         <w:rPr>
           <w:rFonts w:cstheme="minorHAnsi"/>
@@ -6880,9 +5806,17 @@
           <w:sz w:val="20"/>
           <w:szCs w:val="20"/>
         </w:rPr>
-        <w:t xml:space="preserve">R, Aldeias V, Alemseged Z, Anemone RL, Archer W, </w:t>
-      </w:r>
-      <w:proofErr w:type="spellStart"/>
+        <w:t xml:space="preserve">R, Aldeias V, Alemseged Z, Anemone RL, Archer W, Aumaître G, Bamford MK, Biro D, Bourlès DL, Boyd MD, Braun DR, Capelli C, </w:t>
+      </w:r>
+      <w:r>
+        <w:rPr>
+          <w:rFonts w:cstheme="minorHAnsi"/>
+          <w:b/>
+          <w:sz w:val="20"/>
+          <w:szCs w:val="20"/>
+        </w:rPr>
+        <w:t>d’Oliveira Coelho J</w:t>
+      </w:r>
       <w:r>
         <w:rPr>
           <w:rFonts w:cstheme="minorHAnsi"/>
@@ -6890,9 +5824,8 @@
           <w:sz w:val="20"/>
           <w:szCs w:val="20"/>
         </w:rPr>
-        <w:t>Aumaître</w:t>
-      </w:r>
-      <w:proofErr w:type="spellEnd"/>
+        <w:t>, Habermann JM</w:t>
+      </w:r>
       <w:r>
         <w:rPr>
           <w:rFonts w:cstheme="minorHAnsi"/>
@@ -6900,9 +5833,8 @@
           <w:sz w:val="20"/>
           <w:szCs w:val="20"/>
         </w:rPr>
-        <w:t xml:space="preserve"> G, Bamford MK, Biro D, </w:t>
-      </w:r>
-      <w:proofErr w:type="spellStart"/>
+        <w:t>,</w:t>
+      </w:r>
       <w:r>
         <w:rPr>
           <w:rFonts w:cstheme="minorHAnsi"/>
@@ -6910,9 +5842,8 @@
           <w:sz w:val="20"/>
           <w:szCs w:val="20"/>
         </w:rPr>
-        <w:t>Bourlès</w:t>
-      </w:r>
-      <w:proofErr w:type="spellEnd"/>
+        <w:t xml:space="preserve"> Head JJ, Keddadouche K, Kupczik K, Lebatard A-E, Lüdecke T, Macôa A, Martínez FI, Mathe J, Mendes C, Paulo LM, Pinto M, Presnyakova </w:t>
+      </w:r>
       <w:r>
         <w:rPr>
           <w:rFonts w:cstheme="minorHAnsi"/>
@@ -6920,27 +5851,7 @@
           <w:sz w:val="20"/>
           <w:szCs w:val="20"/>
         </w:rPr>
-        <w:t xml:space="preserve"> DL, Boyd MD, Braun DR, Capelli C, </w:t>
-      </w:r>
-      <w:proofErr w:type="spellStart"/>
-      <w:r>
-        <w:rPr>
-          <w:rFonts w:cstheme="minorHAnsi"/>
-          <w:b/>
-          <w:sz w:val="20"/>
-          <w:szCs w:val="20"/>
-        </w:rPr>
-        <w:t>d’Oliveira</w:t>
-      </w:r>
-      <w:proofErr w:type="spellEnd"/>
-      <w:r>
-        <w:rPr>
-          <w:rFonts w:cstheme="minorHAnsi"/>
-          <w:b/>
-          <w:sz w:val="20"/>
-          <w:szCs w:val="20"/>
-        </w:rPr>
-        <w:t xml:space="preserve"> Coelho J</w:t>
+        <w:t>D</w:t>
       </w:r>
       <w:r>
         <w:rPr>
@@ -6949,7 +5860,7 @@
           <w:sz w:val="20"/>
           <w:szCs w:val="20"/>
         </w:rPr>
-        <w:t>, Habermann JM</w:t>
+        <w:t>, Püschel TA, Regala FT, Sier M, da Silva MJF, Stalmans M, Carvalho S</w:t>
       </w:r>
       <w:r>
         <w:rPr>
@@ -6958,7 +5869,7 @@
           <w:sz w:val="20"/>
           <w:szCs w:val="20"/>
         </w:rPr>
-        <w:t>,</w:t>
+        <w:t>.</w:t>
       </w:r>
       <w:r>
         <w:rPr>
@@ -6967,205 +5878,8 @@
           <w:sz w:val="20"/>
           <w:szCs w:val="20"/>
         </w:rPr>
-        <w:t xml:space="preserve"> Head JJ, </w:t>
-      </w:r>
-      <w:proofErr w:type="spellStart"/>
-      <w:r>
-        <w:rPr>
-          <w:rFonts w:cstheme="minorHAnsi"/>
-          <w:bCs/>
-          <w:sz w:val="20"/>
-          <w:szCs w:val="20"/>
-        </w:rPr>
-        <w:t>Keddadouche</w:t>
-      </w:r>
-      <w:proofErr w:type="spellEnd"/>
-      <w:r>
-        <w:rPr>
-          <w:rFonts w:cstheme="minorHAnsi"/>
-          <w:bCs/>
-          <w:sz w:val="20"/>
-          <w:szCs w:val="20"/>
-        </w:rPr>
-        <w:t xml:space="preserve"> K, </w:t>
-      </w:r>
-      <w:proofErr w:type="spellStart"/>
-      <w:r>
-        <w:rPr>
-          <w:rFonts w:cstheme="minorHAnsi"/>
-          <w:bCs/>
-          <w:sz w:val="20"/>
-          <w:szCs w:val="20"/>
-        </w:rPr>
-        <w:t>Kupczik</w:t>
-      </w:r>
-      <w:proofErr w:type="spellEnd"/>
-      <w:r>
-        <w:rPr>
-          <w:rFonts w:cstheme="minorHAnsi"/>
-          <w:bCs/>
-          <w:sz w:val="20"/>
-          <w:szCs w:val="20"/>
-        </w:rPr>
-        <w:t xml:space="preserve"> K, </w:t>
-      </w:r>
-      <w:proofErr w:type="spellStart"/>
-      <w:r>
-        <w:rPr>
-          <w:rFonts w:cstheme="minorHAnsi"/>
-          <w:bCs/>
-          <w:sz w:val="20"/>
-          <w:szCs w:val="20"/>
-        </w:rPr>
-        <w:t>Lebatard</w:t>
-      </w:r>
-      <w:proofErr w:type="spellEnd"/>
-      <w:r>
-        <w:rPr>
-          <w:rFonts w:cstheme="minorHAnsi"/>
-          <w:bCs/>
-          <w:sz w:val="20"/>
-          <w:szCs w:val="20"/>
-        </w:rPr>
-        <w:t xml:space="preserve"> A-E, </w:t>
-      </w:r>
-      <w:proofErr w:type="spellStart"/>
-      <w:r>
-        <w:rPr>
-          <w:rFonts w:cstheme="minorHAnsi"/>
-          <w:bCs/>
-          <w:sz w:val="20"/>
-          <w:szCs w:val="20"/>
-        </w:rPr>
-        <w:t>Lüdecke</w:t>
-      </w:r>
-      <w:proofErr w:type="spellEnd"/>
-      <w:r>
-        <w:rPr>
-          <w:rFonts w:cstheme="minorHAnsi"/>
-          <w:bCs/>
-          <w:sz w:val="20"/>
-          <w:szCs w:val="20"/>
-        </w:rPr>
-        <w:t xml:space="preserve"> T, </w:t>
-      </w:r>
-      <w:proofErr w:type="spellStart"/>
-      <w:r>
-        <w:rPr>
-          <w:rFonts w:cstheme="minorHAnsi"/>
-          <w:bCs/>
-          <w:sz w:val="20"/>
-          <w:szCs w:val="20"/>
-        </w:rPr>
-        <w:t>Macôa</w:t>
-      </w:r>
-      <w:proofErr w:type="spellEnd"/>
-      <w:r>
-        <w:rPr>
-          <w:rFonts w:cstheme="minorHAnsi"/>
-          <w:bCs/>
-          <w:sz w:val="20"/>
-          <w:szCs w:val="20"/>
-        </w:rPr>
-        <w:t xml:space="preserve"> A, Martínez FI, Mathe J, Mendes C, Paulo LM, Pinto M, </w:t>
-      </w:r>
-      <w:proofErr w:type="spellStart"/>
-      <w:r>
-        <w:rPr>
-          <w:rFonts w:cstheme="minorHAnsi"/>
-          <w:bCs/>
-          <w:sz w:val="20"/>
-          <w:szCs w:val="20"/>
-        </w:rPr>
-        <w:t>Presnyakova</w:t>
-      </w:r>
-      <w:proofErr w:type="spellEnd"/>
-      <w:r>
-        <w:rPr>
-          <w:rFonts w:cstheme="minorHAnsi"/>
-          <w:bCs/>
-          <w:sz w:val="20"/>
-          <w:szCs w:val="20"/>
-        </w:rPr>
-        <w:t xml:space="preserve"> </w:t>
-      </w:r>
-      <w:r>
-        <w:rPr>
-          <w:rFonts w:cstheme="minorHAnsi"/>
-          <w:bCs/>
-          <w:sz w:val="20"/>
-          <w:szCs w:val="20"/>
-        </w:rPr>
-        <w:t>D</w:t>
-      </w:r>
-      <w:r>
-        <w:rPr>
-          <w:rFonts w:cstheme="minorHAnsi"/>
-          <w:bCs/>
-          <w:sz w:val="20"/>
-          <w:szCs w:val="20"/>
-        </w:rPr>
-        <w:t xml:space="preserve">, </w:t>
-      </w:r>
-      <w:proofErr w:type="spellStart"/>
-      <w:r>
-        <w:rPr>
-          <w:rFonts w:cstheme="minorHAnsi"/>
-          <w:bCs/>
-          <w:sz w:val="20"/>
-          <w:szCs w:val="20"/>
-        </w:rPr>
-        <w:t>Püschel</w:t>
-      </w:r>
-      <w:proofErr w:type="spellEnd"/>
-      <w:r>
-        <w:rPr>
-          <w:rFonts w:cstheme="minorHAnsi"/>
-          <w:bCs/>
-          <w:sz w:val="20"/>
-          <w:szCs w:val="20"/>
-        </w:rPr>
-        <w:t xml:space="preserve"> TA, Regala FT, Sier M, da Silva MJF, </w:t>
-      </w:r>
-      <w:proofErr w:type="spellStart"/>
-      <w:r>
-        <w:rPr>
-          <w:rFonts w:cstheme="minorHAnsi"/>
-          <w:bCs/>
-          <w:sz w:val="20"/>
-          <w:szCs w:val="20"/>
-        </w:rPr>
-        <w:t>Stalmans</w:t>
-      </w:r>
-      <w:proofErr w:type="spellEnd"/>
-      <w:r>
-        <w:rPr>
-          <w:rFonts w:cstheme="minorHAnsi"/>
-          <w:bCs/>
-          <w:sz w:val="20"/>
-          <w:szCs w:val="20"/>
-        </w:rPr>
-        <w:t xml:space="preserve"> M, Carvalho S</w:t>
-      </w:r>
-      <w:r>
-        <w:rPr>
-          <w:rFonts w:cstheme="minorHAnsi"/>
-          <w:bCs/>
-          <w:sz w:val="20"/>
-          <w:szCs w:val="20"/>
-        </w:rPr>
-        <w:t>.</w:t>
-      </w:r>
-      <w:r>
-        <w:rPr>
-          <w:rFonts w:cstheme="minorHAnsi"/>
-          <w:bCs/>
-          <w:sz w:val="20"/>
-          <w:szCs w:val="20"/>
-        </w:rPr>
         <w:t xml:space="preserve"> 2023. The first Miocene fossils from coastal woodlands in the southern East African Rift. </w:t>
       </w:r>
-      <w:proofErr w:type="spellStart"/>
       <w:r>
         <w:rPr>
           <w:rFonts w:cstheme="minorHAnsi"/>
@@ -7177,7 +5891,6 @@
         </w:rPr>
         <w:t>iScience</w:t>
       </w:r>
-      <w:proofErr w:type="spellEnd"/>
       <w:r>
         <w:rPr>
           <w:rFonts w:cstheme="minorHAnsi"/>
@@ -7220,25 +5933,14 @@
           <w:lang w:val="pt-PT"/>
         </w:rPr>
       </w:pPr>
-      <w:proofErr w:type="spellStart"/>
-      <w:r>
-        <w:rPr>
-          <w:rFonts w:cstheme="minorHAnsi"/>
-          <w:sz w:val="20"/>
-          <w:szCs w:val="20"/>
-          <w:lang w:val="pt-PT"/>
-        </w:rPr>
-        <w:t>Curate</w:t>
-      </w:r>
-      <w:proofErr w:type="spellEnd"/>
-      <w:r>
-        <w:rPr>
-          <w:rFonts w:cstheme="minorHAnsi"/>
-          <w:sz w:val="20"/>
-          <w:szCs w:val="20"/>
-          <w:lang w:val="pt-PT"/>
-        </w:rPr>
-        <w:t xml:space="preserve"> F, Navega D, Cunha E, </w:t>
+      <w:r>
+        <w:rPr>
+          <w:rFonts w:cstheme="minorHAnsi"/>
+          <w:sz w:val="20"/>
+          <w:szCs w:val="20"/>
+          <w:lang w:val="pt-PT"/>
+        </w:rPr>
+        <w:t>Curate F, Navega D, Cunha E, </w:t>
       </w:r>
       <w:r>
         <w:rPr>
@@ -7268,7 +5970,6 @@
         </w:rPr>
         <w:t>DXAGE 2.0 — adult age at death estimation using bone loss in the proximal femur and the second metacarpal. </w:t>
       </w:r>
-      <w:proofErr w:type="spellStart"/>
       <w:r>
         <w:rPr>
           <w:rFonts w:cstheme="minorHAnsi"/>
@@ -7278,67 +5979,7 @@
           <w:szCs w:val="20"/>
           <w:lang w:val="pt-PT"/>
         </w:rPr>
-        <w:t>International</w:t>
-      </w:r>
-      <w:proofErr w:type="spellEnd"/>
-      <w:r>
-        <w:rPr>
-          <w:rFonts w:cstheme="minorHAnsi"/>
-          <w:i/>
-          <w:iCs/>
-          <w:sz w:val="20"/>
-          <w:szCs w:val="20"/>
-          <w:lang w:val="pt-PT"/>
-        </w:rPr>
-        <w:t xml:space="preserve"> </w:t>
-      </w:r>
-      <w:proofErr w:type="spellStart"/>
-      <w:r>
-        <w:rPr>
-          <w:rFonts w:cstheme="minorHAnsi"/>
-          <w:i/>
-          <w:iCs/>
-          <w:sz w:val="20"/>
-          <w:szCs w:val="20"/>
-          <w:lang w:val="pt-PT"/>
-        </w:rPr>
-        <w:t>Journal</w:t>
-      </w:r>
-      <w:proofErr w:type="spellEnd"/>
-      <w:r>
-        <w:rPr>
-          <w:rFonts w:cstheme="minorHAnsi"/>
-          <w:i/>
-          <w:iCs/>
-          <w:sz w:val="20"/>
-          <w:szCs w:val="20"/>
-          <w:lang w:val="pt-PT"/>
-        </w:rPr>
-        <w:t xml:space="preserve"> </w:t>
-      </w:r>
-      <w:proofErr w:type="spellStart"/>
-      <w:r>
-        <w:rPr>
-          <w:rFonts w:cstheme="minorHAnsi"/>
-          <w:i/>
-          <w:iCs/>
-          <w:sz w:val="20"/>
-          <w:szCs w:val="20"/>
-          <w:lang w:val="pt-PT"/>
-        </w:rPr>
-        <w:t>of</w:t>
-      </w:r>
-      <w:proofErr w:type="spellEnd"/>
-      <w:r>
-        <w:rPr>
-          <w:rFonts w:cstheme="minorHAnsi"/>
-          <w:i/>
-          <w:iCs/>
-          <w:sz w:val="20"/>
-          <w:szCs w:val="20"/>
-          <w:lang w:val="pt-PT"/>
-        </w:rPr>
-        <w:t xml:space="preserve"> Legal Medicine</w:t>
+        <w:t>International Journal of Legal Medicine</w:t>
       </w:r>
       <w:r>
         <w:rPr>
@@ -7416,27 +6057,7 @@
           <w:szCs w:val="20"/>
           <w:lang w:val="pt-PT"/>
         </w:rPr>
-        <w:t xml:space="preserve">, Carvalho S, </w:t>
-      </w:r>
-      <w:proofErr w:type="spellStart"/>
-      <w:r>
-        <w:rPr>
-          <w:rFonts w:cstheme="minorHAnsi"/>
-          <w:sz w:val="20"/>
-          <w:szCs w:val="20"/>
-          <w:lang w:val="pt-PT"/>
-        </w:rPr>
-        <w:t>Leakey</w:t>
-      </w:r>
-      <w:proofErr w:type="spellEnd"/>
-      <w:r>
-        <w:rPr>
-          <w:rFonts w:cstheme="minorHAnsi"/>
-          <w:sz w:val="20"/>
-          <w:szCs w:val="20"/>
-          <w:lang w:val="pt-PT"/>
-        </w:rPr>
-        <w:t xml:space="preserve"> M</w:t>
+        <w:t>, Carvalho S, Leakey M</w:t>
       </w:r>
       <w:r>
         <w:rPr>
@@ -7506,47 +6127,7 @@
           <w:szCs w:val="20"/>
           <w:lang w:val="pt-PT"/>
         </w:rPr>
-        <w:t xml:space="preserve">Cambridge </w:t>
-      </w:r>
-      <w:proofErr w:type="spellStart"/>
-      <w:r>
-        <w:rPr>
-          <w:rFonts w:cstheme="minorHAnsi"/>
-          <w:sz w:val="20"/>
-          <w:szCs w:val="20"/>
-          <w:lang w:val="pt-PT"/>
-        </w:rPr>
-        <w:t>University</w:t>
-      </w:r>
-      <w:proofErr w:type="spellEnd"/>
-      <w:r>
-        <w:rPr>
-          <w:rFonts w:cstheme="minorHAnsi"/>
-          <w:sz w:val="20"/>
-          <w:szCs w:val="20"/>
-          <w:lang w:val="pt-PT"/>
-        </w:rPr>
-        <w:t xml:space="preserve"> </w:t>
-      </w:r>
-      <w:proofErr w:type="spellStart"/>
-      <w:r>
-        <w:rPr>
-          <w:rFonts w:cstheme="minorHAnsi"/>
-          <w:sz w:val="20"/>
-          <w:szCs w:val="20"/>
-          <w:lang w:val="pt-PT"/>
-        </w:rPr>
-        <w:t>Press</w:t>
-      </w:r>
-      <w:proofErr w:type="spellEnd"/>
-      <w:r>
-        <w:rPr>
-          <w:rFonts w:cstheme="minorHAnsi"/>
-          <w:sz w:val="20"/>
-          <w:szCs w:val="20"/>
-          <w:lang w:val="pt-PT"/>
-        </w:rPr>
-        <w:t>, Cambridge</w:t>
+        <w:t>Cambridge University Press, Cambridge</w:t>
       </w:r>
       <w:r>
         <w:rPr>
@@ -7617,27 +6198,7 @@
           <w:szCs w:val="20"/>
           <w:lang w:val="pt-PT"/>
         </w:rPr>
-        <w:t xml:space="preserve">, </w:t>
-      </w:r>
-      <w:proofErr w:type="spellStart"/>
-      <w:r>
-        <w:rPr>
-          <w:rFonts w:cstheme="minorHAnsi"/>
-          <w:sz w:val="20"/>
-          <w:szCs w:val="20"/>
-          <w:lang w:val="pt-PT"/>
-        </w:rPr>
-        <w:t>Anemone</w:t>
-      </w:r>
-      <w:proofErr w:type="spellEnd"/>
-      <w:r>
-        <w:rPr>
-          <w:rFonts w:cstheme="minorHAnsi"/>
-          <w:sz w:val="20"/>
-          <w:szCs w:val="20"/>
-          <w:lang w:val="pt-PT"/>
-        </w:rPr>
-        <w:t xml:space="preserve"> RL, Carvalho S</w:t>
+        <w:t>, Anemone RL, Carvalho S</w:t>
       </w:r>
       <w:r>
         <w:rPr>
@@ -7692,7 +6253,6 @@
         </w:rPr>
         <w:t xml:space="preserve"> </w:t>
       </w:r>
-      <w:proofErr w:type="spellStart"/>
       <w:r>
         <w:rPr>
           <w:rFonts w:cstheme="minorHAnsi"/>
@@ -7702,39 +6262,16 @@
           <w:szCs w:val="20"/>
           <w:lang w:val="pt-PT"/>
         </w:rPr>
-        <w:t>PeerJ</w:t>
-      </w:r>
-      <w:proofErr w:type="spellEnd"/>
-      <w:r>
-        <w:rPr>
-          <w:rFonts w:cstheme="minorHAnsi"/>
-          <w:i/>
-          <w:iCs/>
-          <w:sz w:val="20"/>
-          <w:szCs w:val="20"/>
-          <w:lang w:val="pt-PT"/>
-        </w:rPr>
-        <w:t xml:space="preserve"> </w:t>
-      </w:r>
-      <w:proofErr w:type="gramStart"/>
-      <w:r>
-        <w:rPr>
-          <w:rFonts w:cstheme="minorHAnsi"/>
-          <w:sz w:val="20"/>
-          <w:szCs w:val="20"/>
-          <w:lang w:val="pt-PT"/>
-        </w:rPr>
-        <w:t>9:e</w:t>
-      </w:r>
-      <w:proofErr w:type="gramEnd"/>
-      <w:r>
-        <w:rPr>
-          <w:rFonts w:cstheme="minorHAnsi"/>
-          <w:sz w:val="20"/>
-          <w:szCs w:val="20"/>
-          <w:lang w:val="pt-PT"/>
-        </w:rPr>
-        <w:t>11573 DOI</w:t>
+        <w:t xml:space="preserve">PeerJ </w:t>
+      </w:r>
+      <w:r>
+        <w:rPr>
+          <w:rFonts w:cstheme="minorHAnsi"/>
+          <w:sz w:val="20"/>
+          <w:szCs w:val="20"/>
+          <w:lang w:val="pt-PT"/>
+        </w:rPr>
+        <w:t>9:e11573 DOI</w:t>
       </w:r>
       <w:r>
         <w:rPr>
@@ -7766,25 +6303,14 @@
           <w:szCs w:val="20"/>
         </w:rPr>
       </w:pPr>
-      <w:proofErr w:type="spellStart"/>
-      <w:r>
-        <w:rPr>
-          <w:rFonts w:cstheme="minorHAnsi"/>
-          <w:sz w:val="20"/>
-          <w:szCs w:val="20"/>
-          <w:lang w:val="pt-PT"/>
-        </w:rPr>
-        <w:t>Curate</w:t>
-      </w:r>
-      <w:proofErr w:type="spellEnd"/>
-      <w:r>
-        <w:rPr>
-          <w:rFonts w:cstheme="minorHAnsi"/>
-          <w:sz w:val="20"/>
-          <w:szCs w:val="20"/>
-          <w:lang w:val="pt-PT"/>
-        </w:rPr>
-        <w:t xml:space="preserve"> F, </w:t>
+      <w:r>
+        <w:rPr>
+          <w:rFonts w:cstheme="minorHAnsi"/>
+          <w:sz w:val="20"/>
+          <w:szCs w:val="20"/>
+          <w:lang w:val="pt-PT"/>
+        </w:rPr>
+        <w:t xml:space="preserve">Curate F, </w:t>
       </w:r>
       <w:r>
         <w:rPr>
@@ -7824,23 +6350,13 @@
         </w:rPr>
         <w:t xml:space="preserve"> 2021. </w:t>
       </w:r>
-      <w:proofErr w:type="spellStart"/>
-      <w:r>
-        <w:rPr>
-          <w:rFonts w:cstheme="minorHAnsi"/>
-          <w:sz w:val="20"/>
-          <w:szCs w:val="20"/>
-        </w:rPr>
-        <w:t>CalcTalus</w:t>
-      </w:r>
-      <w:proofErr w:type="spellEnd"/>
-      <w:r>
-        <w:rPr>
-          <w:rFonts w:cstheme="minorHAnsi"/>
-          <w:sz w:val="20"/>
-          <w:szCs w:val="20"/>
-        </w:rPr>
-        <w:t xml:space="preserve">: an online decision support system for the estimation of sex with the calcaneus and talus. </w:t>
+      <w:r>
+        <w:rPr>
+          <w:rFonts w:cstheme="minorHAnsi"/>
+          <w:sz w:val="20"/>
+          <w:szCs w:val="20"/>
+        </w:rPr>
+        <w:t xml:space="preserve">CalcTalus: an online decision support system for the estimation of sex with the calcaneus and talus. </w:t>
       </w:r>
       <w:r>
         <w:rPr>
@@ -7873,7 +6389,6 @@
           <w:lang w:val="pt-PT"/>
         </w:rPr>
       </w:pPr>
-      <w:proofErr w:type="spellStart"/>
       <w:r>
         <w:rPr>
           <w:rFonts w:cstheme="minorHAnsi"/>
@@ -7882,44 +6397,15 @@
           <w:sz w:val="20"/>
           <w:szCs w:val="20"/>
         </w:rPr>
-        <w:t>d’Oliveira</w:t>
-      </w:r>
-      <w:proofErr w:type="spellEnd"/>
-      <w:r>
-        <w:rPr>
-          <w:rFonts w:cstheme="minorHAnsi"/>
-          <w:b/>
-          <w:bCs/>
-          <w:sz w:val="20"/>
-          <w:szCs w:val="20"/>
-        </w:rPr>
-        <w:t xml:space="preserve"> Coelho J, </w:t>
-      </w:r>
-      <w:r>
-        <w:rPr>
-          <w:rFonts w:cstheme="minorHAnsi"/>
-          <w:sz w:val="20"/>
-          <w:szCs w:val="20"/>
-        </w:rPr>
-        <w:t xml:space="preserve">Curate F, </w:t>
-      </w:r>
-      <w:proofErr w:type="spellStart"/>
-      <w:r>
-        <w:rPr>
-          <w:rFonts w:cstheme="minorHAnsi"/>
-          <w:sz w:val="20"/>
-          <w:szCs w:val="20"/>
-        </w:rPr>
-        <w:t>Navega</w:t>
-      </w:r>
-      <w:proofErr w:type="spellEnd"/>
-      <w:r>
-        <w:rPr>
-          <w:rFonts w:cstheme="minorHAnsi"/>
-          <w:sz w:val="20"/>
-          <w:szCs w:val="20"/>
-        </w:rPr>
-        <w:t xml:space="preserve"> D</w:t>
+        <w:t xml:space="preserve">d’Oliveira Coelho J, </w:t>
+      </w:r>
+      <w:r>
+        <w:rPr>
+          <w:rFonts w:cstheme="minorHAnsi"/>
+          <w:sz w:val="20"/>
+          <w:szCs w:val="20"/>
+        </w:rPr>
+        <w:t>Curate F, Navega D</w:t>
       </w:r>
       <w:r>
         <w:rPr>
@@ -7943,43 +6429,7 @@
           <w:sz w:val="20"/>
           <w:szCs w:val="20"/>
         </w:rPr>
-        <w:t xml:space="preserve">Chapter 5.1 - </w:t>
-      </w:r>
-      <w:proofErr w:type="spellStart"/>
-      <w:r>
-        <w:rPr>
-          <w:rFonts w:cstheme="minorHAnsi"/>
-          <w:sz w:val="20"/>
-          <w:szCs w:val="20"/>
-        </w:rPr>
-        <w:t>Osteomics</w:t>
-      </w:r>
-      <w:proofErr w:type="spellEnd"/>
-      <w:r>
-        <w:rPr>
-          <w:rFonts w:cstheme="minorHAnsi"/>
-          <w:sz w:val="20"/>
-          <w:szCs w:val="20"/>
-        </w:rPr>
-        <w:t xml:space="preserve">: Decision support systems for forensic anthropologists. In: </w:t>
-      </w:r>
-      <w:proofErr w:type="spellStart"/>
-      <w:r>
-        <w:rPr>
-          <w:rFonts w:cstheme="minorHAnsi"/>
-          <w:sz w:val="20"/>
-          <w:szCs w:val="20"/>
-        </w:rPr>
-        <w:t>Obertová</w:t>
-      </w:r>
-      <w:proofErr w:type="spellEnd"/>
-      <w:r>
-        <w:rPr>
-          <w:rFonts w:cstheme="minorHAnsi"/>
-          <w:sz w:val="20"/>
-          <w:szCs w:val="20"/>
-        </w:rPr>
-        <w:t xml:space="preserve">, Z., Stewart, A., Cattaneo, C. (Eds.), </w:t>
+        <w:t xml:space="preserve">Chapter 5.1 - Osteomics: Decision support systems for forensic anthropologists. In: Obertová, Z., Stewart, A., Cattaneo, C. (Eds.), </w:t>
       </w:r>
       <w:r>
         <w:rPr>
@@ -7999,37 +6449,15 @@
         </w:rPr>
         <w:t xml:space="preserve">. </w:t>
       </w:r>
-      <w:proofErr w:type="spellStart"/>
-      <w:r>
-        <w:rPr>
-          <w:rFonts w:cstheme="minorHAnsi"/>
-          <w:sz w:val="20"/>
-          <w:szCs w:val="20"/>
-          <w:lang w:val="pt-PT"/>
-        </w:rPr>
-        <w:t>Academic</w:t>
-      </w:r>
-      <w:proofErr w:type="spellEnd"/>
-      <w:r>
-        <w:rPr>
-          <w:rFonts w:cstheme="minorHAnsi"/>
-          <w:sz w:val="20"/>
-          <w:szCs w:val="20"/>
-          <w:lang w:val="pt-PT"/>
-        </w:rPr>
-        <w:t xml:space="preserve"> </w:t>
-      </w:r>
-      <w:proofErr w:type="spellStart"/>
-      <w:r>
-        <w:rPr>
-          <w:rFonts w:cstheme="minorHAnsi"/>
-          <w:sz w:val="20"/>
-          <w:szCs w:val="20"/>
-          <w:lang w:val="pt-PT"/>
-        </w:rPr>
-        <w:t>Press</w:t>
-      </w:r>
-      <w:proofErr w:type="spellEnd"/>
+      <w:r>
+        <w:rPr>
+          <w:rFonts w:cstheme="minorHAnsi"/>
+          <w:sz w:val="20"/>
+          <w:szCs w:val="20"/>
+          <w:lang w:val="pt-PT"/>
+        </w:rPr>
+        <w:t>Academic Press</w:t>
+      </w:r>
       <w:r>
         <w:rPr>
           <w:rFonts w:cstheme="minorHAnsi"/>
@@ -8166,7 +6594,6 @@
           <w:lang w:val="pt-PT"/>
         </w:rPr>
       </w:pPr>
-      <w:proofErr w:type="spellStart"/>
       <w:r>
         <w:rPr>
           <w:rFonts w:cstheme="minorHAnsi"/>
@@ -8174,17 +6601,7 @@
           <w:sz w:val="20"/>
           <w:szCs w:val="20"/>
         </w:rPr>
-        <w:t>d’Oliveira</w:t>
-      </w:r>
-      <w:proofErr w:type="spellEnd"/>
-      <w:r>
-        <w:rPr>
-          <w:rFonts w:cstheme="minorHAnsi"/>
-          <w:b/>
-          <w:sz w:val="20"/>
-          <w:szCs w:val="20"/>
-        </w:rPr>
-        <w:t xml:space="preserve"> Coelho J</w:t>
+        <w:t>d’Oliveira Coelho J</w:t>
       </w:r>
       <w:r>
         <w:rPr>
@@ -8202,7 +6619,6 @@
         </w:rPr>
         <w:t xml:space="preserve">CADOES: An interactive machine-learning approach for sex estimation with the pelvis. </w:t>
       </w:r>
-      <w:proofErr w:type="spellStart"/>
       <w:r>
         <w:rPr>
           <w:rFonts w:cstheme="minorHAnsi"/>
@@ -8211,53 +6627,8 @@
           <w:szCs w:val="20"/>
           <w:lang w:val="pt-PT"/>
         </w:rPr>
-        <w:t>Forensic</w:t>
-      </w:r>
-      <w:proofErr w:type="spellEnd"/>
-      <w:r>
-        <w:rPr>
-          <w:rFonts w:cstheme="minorHAnsi"/>
-          <w:i/>
-          <w:sz w:val="20"/>
-          <w:szCs w:val="20"/>
-          <w:lang w:val="pt-PT"/>
-        </w:rPr>
-        <w:t xml:space="preserve"> </w:t>
-      </w:r>
-      <w:proofErr w:type="spellStart"/>
-      <w:r>
-        <w:rPr>
-          <w:rFonts w:cstheme="minorHAnsi"/>
-          <w:i/>
-          <w:sz w:val="20"/>
-          <w:szCs w:val="20"/>
-          <w:lang w:val="pt-PT"/>
-        </w:rPr>
-        <w:t>Science</w:t>
-      </w:r>
-      <w:proofErr w:type="spellEnd"/>
-      <w:r>
-        <w:rPr>
-          <w:rFonts w:cstheme="minorHAnsi"/>
-          <w:i/>
-          <w:sz w:val="20"/>
-          <w:szCs w:val="20"/>
-          <w:lang w:val="pt-PT"/>
-        </w:rPr>
-        <w:t xml:space="preserve"> </w:t>
-      </w:r>
-      <w:proofErr w:type="spellStart"/>
-      <w:r>
-        <w:rPr>
-          <w:rFonts w:cstheme="minorHAnsi"/>
-          <w:i/>
-          <w:sz w:val="20"/>
-          <w:szCs w:val="20"/>
-          <w:lang w:val="pt-PT"/>
-        </w:rPr>
-        <w:t>International</w:t>
-      </w:r>
-      <w:proofErr w:type="spellEnd"/>
+        <w:t>Forensic Science International</w:t>
+      </w:r>
       <w:r>
         <w:rPr>
           <w:rFonts w:cstheme="minorHAnsi"/>
@@ -8306,25 +6677,14 @@
           <w:szCs w:val="20"/>
         </w:rPr>
       </w:pPr>
-      <w:proofErr w:type="spellStart"/>
-      <w:r>
-        <w:rPr>
-          <w:rFonts w:cstheme="minorHAnsi"/>
-          <w:sz w:val="20"/>
-          <w:szCs w:val="20"/>
-          <w:lang w:val="pt-PT"/>
-        </w:rPr>
-        <w:t>Ammer</w:t>
-      </w:r>
-      <w:proofErr w:type="spellEnd"/>
-      <w:r>
-        <w:rPr>
-          <w:rFonts w:cstheme="minorHAnsi"/>
-          <w:sz w:val="20"/>
-          <w:szCs w:val="20"/>
-          <w:lang w:val="pt-PT"/>
-        </w:rPr>
-        <w:t xml:space="preserve"> S, </w:t>
+      <w:r>
+        <w:rPr>
+          <w:rFonts w:cstheme="minorHAnsi"/>
+          <w:sz w:val="20"/>
+          <w:szCs w:val="20"/>
+          <w:lang w:val="pt-PT"/>
+        </w:rPr>
+        <w:t xml:space="preserve">Ammer S, </w:t>
       </w:r>
       <w:r>
         <w:rPr>
@@ -8439,27 +6799,8 @@
           <w:sz w:val="20"/>
           <w:szCs w:val="20"/>
         </w:rPr>
-        <w:t xml:space="preserve">Vilas-Boas D, </w:t>
-      </w:r>
-      <w:proofErr w:type="spellStart"/>
-      <w:r>
-        <w:rPr>
-          <w:rFonts w:cstheme="minorHAnsi"/>
-          <w:sz w:val="20"/>
-          <w:szCs w:val="20"/>
-        </w:rPr>
-        <w:t>Wasterlain</w:t>
-      </w:r>
-      <w:proofErr w:type="spellEnd"/>
-      <w:r>
-        <w:rPr>
-          <w:rFonts w:cstheme="minorHAnsi"/>
-          <w:sz w:val="20"/>
-          <w:szCs w:val="20"/>
-        </w:rPr>
-        <w:t xml:space="preserve"> SN, </w:t>
-      </w:r>
-      <w:proofErr w:type="spellStart"/>
+        <w:t xml:space="preserve">Vilas-Boas D, Wasterlain SN, </w:t>
+      </w:r>
       <w:r>
         <w:rPr>
           <w:rFonts w:cstheme="minorHAnsi"/>
@@ -8467,43 +6808,15 @@
           <w:sz w:val="20"/>
           <w:szCs w:val="20"/>
         </w:rPr>
-        <w:t>d’Oliveira</w:t>
-      </w:r>
-      <w:proofErr w:type="spellEnd"/>
-      <w:r>
-        <w:rPr>
-          <w:rFonts w:cstheme="minorHAnsi"/>
-          <w:b/>
-          <w:sz w:val="20"/>
-          <w:szCs w:val="20"/>
-        </w:rPr>
-        <w:t xml:space="preserve"> Coelho J</w:t>
-      </w:r>
-      <w:r>
-        <w:rPr>
-          <w:rFonts w:cstheme="minorHAnsi"/>
-          <w:sz w:val="20"/>
-          <w:szCs w:val="20"/>
-        </w:rPr>
-        <w:t xml:space="preserve">, </w:t>
-      </w:r>
-      <w:proofErr w:type="spellStart"/>
-      <w:r>
-        <w:rPr>
-          <w:rFonts w:cstheme="minorHAnsi"/>
-          <w:sz w:val="20"/>
-          <w:szCs w:val="20"/>
-        </w:rPr>
-        <w:t>Navega</w:t>
-      </w:r>
-      <w:proofErr w:type="spellEnd"/>
-      <w:r>
-        <w:rPr>
-          <w:rFonts w:cstheme="minorHAnsi"/>
-          <w:sz w:val="20"/>
-          <w:szCs w:val="20"/>
-        </w:rPr>
-        <w:t xml:space="preserve"> D, Gonçalves D. 2019. </w:t>
+        <w:t>d’Oliveira Coelho J</w:t>
+      </w:r>
+      <w:r>
+        <w:rPr>
+          <w:rFonts w:cstheme="minorHAnsi"/>
+          <w:sz w:val="20"/>
+          <w:szCs w:val="20"/>
+        </w:rPr>
+        <w:t xml:space="preserve">, Navega D, Gonçalves D. 2019. </w:t>
       </w:r>
       <w:r>
         <w:rPr>
@@ -8529,7 +6842,6 @@
         </w:rPr>
         <w:t xml:space="preserve"> </w:t>
       </w:r>
-      <w:proofErr w:type="spellStart"/>
       <w:r>
         <w:rPr>
           <w:rFonts w:cstheme="minorHAnsi"/>
@@ -8538,53 +6850,8 @@
           <w:szCs w:val="20"/>
           <w:lang w:val="pt-PT"/>
         </w:rPr>
-        <w:t>Forensic</w:t>
-      </w:r>
-      <w:proofErr w:type="spellEnd"/>
-      <w:r>
-        <w:rPr>
-          <w:rFonts w:cstheme="minorHAnsi"/>
-          <w:i/>
-          <w:sz w:val="20"/>
-          <w:szCs w:val="20"/>
-          <w:lang w:val="pt-PT"/>
-        </w:rPr>
-        <w:t xml:space="preserve"> </w:t>
-      </w:r>
-      <w:proofErr w:type="spellStart"/>
-      <w:r>
-        <w:rPr>
-          <w:rFonts w:cstheme="minorHAnsi"/>
-          <w:i/>
-          <w:sz w:val="20"/>
-          <w:szCs w:val="20"/>
-          <w:lang w:val="pt-PT"/>
-        </w:rPr>
-        <w:t>Science</w:t>
-      </w:r>
-      <w:proofErr w:type="spellEnd"/>
-      <w:r>
-        <w:rPr>
-          <w:rFonts w:cstheme="minorHAnsi"/>
-          <w:i/>
-          <w:sz w:val="20"/>
-          <w:szCs w:val="20"/>
-          <w:lang w:val="pt-PT"/>
-        </w:rPr>
-        <w:t xml:space="preserve"> </w:t>
-      </w:r>
-      <w:proofErr w:type="spellStart"/>
-      <w:r>
-        <w:rPr>
-          <w:rFonts w:cstheme="minorHAnsi"/>
-          <w:i/>
-          <w:sz w:val="20"/>
-          <w:szCs w:val="20"/>
-          <w:lang w:val="pt-PT"/>
-        </w:rPr>
-        <w:t>International</w:t>
-      </w:r>
-      <w:proofErr w:type="spellEnd"/>
+        <w:t>Forensic Science International</w:t>
+      </w:r>
       <w:r>
         <w:rPr>
           <w:rFonts w:cstheme="minorHAnsi"/>
@@ -8642,27 +6909,7 @@
           <w:szCs w:val="20"/>
           <w:lang w:val="pt-PT"/>
         </w:rPr>
-        <w:t xml:space="preserve">, Navega D, </w:t>
-      </w:r>
-      <w:proofErr w:type="spellStart"/>
-      <w:r>
-        <w:rPr>
-          <w:rFonts w:eastAsia="Calibri" w:cstheme="minorHAnsi"/>
-          <w:sz w:val="20"/>
-          <w:szCs w:val="20"/>
-          <w:lang w:val="pt-PT"/>
-        </w:rPr>
-        <w:t>Wasterlain</w:t>
-      </w:r>
-      <w:proofErr w:type="spellEnd"/>
-      <w:r>
-        <w:rPr>
-          <w:rFonts w:eastAsia="Calibri" w:cstheme="minorHAnsi"/>
-          <w:sz w:val="20"/>
-          <w:szCs w:val="20"/>
-          <w:lang w:val="pt-PT"/>
-        </w:rPr>
-        <w:t xml:space="preserve"> SN.</w:t>
+        <w:t>, Navega D, Wasterlain SN.</w:t>
       </w:r>
       <w:r>
         <w:rPr>
@@ -8740,9 +6987,8 @@
           <w:szCs w:val="20"/>
           <w:lang w:val="pt-PT"/>
         </w:rPr>
-        <w:t xml:space="preserve">Cadernos do </w:t>
-      </w:r>
-      <w:proofErr w:type="spellStart"/>
+        <w:t>Cadernos do GEE</w:t>
+      </w:r>
       <w:r>
         <w:rPr>
           <w:rFonts w:cstheme="minorHAnsi"/>
@@ -8751,7 +6997,7 @@
           <w:szCs w:val="20"/>
           <w:lang w:val="pt-PT"/>
         </w:rPr>
-        <w:t>GEE</w:t>
+        <w:t>v</w:t>
       </w:r>
       <w:r>
         <w:rPr>
@@ -8761,19 +7007,8 @@
           <w:szCs w:val="20"/>
           <w:lang w:val="pt-PT"/>
         </w:rPr>
-        <w:t>v</w:t>
-      </w:r>
-      <w:r>
-        <w:rPr>
-          <w:rFonts w:cstheme="minorHAnsi"/>
-          <w:i/>
-          <w:sz w:val="20"/>
-          <w:szCs w:val="20"/>
-          <w:lang w:val="pt-PT"/>
-        </w:rPr>
         <w:t>H</w:t>
       </w:r>
-      <w:proofErr w:type="spellEnd"/>
       <w:r>
         <w:rPr>
           <w:rFonts w:cstheme="minorHAnsi"/>
@@ -8902,27 +7137,8 @@
           <w:sz w:val="20"/>
           <w:szCs w:val="20"/>
         </w:rPr>
-        <w:t xml:space="preserve">Scott GR, Pilloud M, </w:t>
-      </w:r>
-      <w:proofErr w:type="spellStart"/>
-      <w:r>
-        <w:rPr>
-          <w:rFonts w:cstheme="minorHAnsi"/>
-          <w:sz w:val="20"/>
-          <w:szCs w:val="20"/>
-        </w:rPr>
-        <w:t>Navega</w:t>
-      </w:r>
-      <w:proofErr w:type="spellEnd"/>
-      <w:r>
-        <w:rPr>
-          <w:rFonts w:cstheme="minorHAnsi"/>
-          <w:sz w:val="20"/>
-          <w:szCs w:val="20"/>
-        </w:rPr>
-        <w:t xml:space="preserve"> D, </w:t>
-      </w:r>
-      <w:proofErr w:type="spellStart"/>
+        <w:t xml:space="preserve">Scott GR, Pilloud M, Navega D, </w:t>
+      </w:r>
       <w:r>
         <w:rPr>
           <w:rFonts w:cstheme="minorHAnsi"/>
@@ -8930,45 +7146,16 @@
           <w:sz w:val="20"/>
           <w:szCs w:val="20"/>
         </w:rPr>
-        <w:t>d’Oliveira</w:t>
-      </w:r>
-      <w:proofErr w:type="spellEnd"/>
-      <w:r>
-        <w:rPr>
-          <w:rFonts w:cstheme="minorHAnsi"/>
-          <w:b/>
-          <w:sz w:val="20"/>
-          <w:szCs w:val="20"/>
-        </w:rPr>
-        <w:t xml:space="preserve"> Coelho J</w:t>
-      </w:r>
-      <w:r>
-        <w:rPr>
-          <w:rFonts w:cstheme="minorHAnsi"/>
-          <w:sz w:val="20"/>
-          <w:szCs w:val="20"/>
-        </w:rPr>
-        <w:t xml:space="preserve">, Cunha E, Irish J. 2018. </w:t>
-      </w:r>
-      <w:proofErr w:type="spellStart"/>
-      <w:r>
-        <w:rPr>
-          <w:rFonts w:cstheme="minorHAnsi"/>
-          <w:sz w:val="20"/>
-          <w:szCs w:val="20"/>
-        </w:rPr>
-        <w:t>rASUDAS</w:t>
-      </w:r>
-      <w:proofErr w:type="spellEnd"/>
-      <w:r>
-        <w:rPr>
-          <w:rFonts w:cstheme="minorHAnsi"/>
-          <w:sz w:val="20"/>
-          <w:szCs w:val="20"/>
-        </w:rPr>
-        <w:t xml:space="preserve">: A New Web-Based Application for Estimating Ancestry from Tooth Morphology. </w:t>
-      </w:r>
-      <w:proofErr w:type="spellStart"/>
+        <w:t>d’Oliveira Coelho J</w:t>
+      </w:r>
+      <w:r>
+        <w:rPr>
+          <w:rFonts w:cstheme="minorHAnsi"/>
+          <w:sz w:val="20"/>
+          <w:szCs w:val="20"/>
+        </w:rPr>
+        <w:t xml:space="preserve">, Cunha E, Irish J. 2018. rASUDAS: A New Web-Based Application for Estimating Ancestry from Tooth Morphology. </w:t>
+      </w:r>
       <w:r>
         <w:rPr>
           <w:rFonts w:cstheme="minorHAnsi"/>
@@ -8977,31 +7164,8 @@
           <w:szCs w:val="20"/>
           <w:lang w:val="pt-PT"/>
         </w:rPr>
-        <w:t>Forensic</w:t>
-      </w:r>
-      <w:proofErr w:type="spellEnd"/>
-      <w:r>
-        <w:rPr>
-          <w:rFonts w:cstheme="minorHAnsi"/>
-          <w:i/>
-          <w:sz w:val="20"/>
-          <w:szCs w:val="20"/>
-          <w:lang w:val="pt-PT"/>
-        </w:rPr>
-        <w:t xml:space="preserve"> </w:t>
-      </w:r>
-      <w:proofErr w:type="spellStart"/>
-      <w:r>
-        <w:rPr>
-          <w:rFonts w:cstheme="minorHAnsi"/>
-          <w:i/>
-          <w:sz w:val="20"/>
-          <w:szCs w:val="20"/>
-          <w:lang w:val="pt-PT"/>
-        </w:rPr>
-        <w:t>Anthropology</w:t>
-      </w:r>
-      <w:proofErr w:type="spellEnd"/>
+        <w:t>Forensic Anthropology</w:t>
+      </w:r>
       <w:r>
         <w:rPr>
           <w:rFonts w:cstheme="minorHAnsi"/>
@@ -9060,27 +7224,7 @@
           <w:szCs w:val="20"/>
           <w:lang w:val="pt-PT"/>
         </w:rPr>
-        <w:t xml:space="preserve">, Amarante A, </w:t>
-      </w:r>
-      <w:proofErr w:type="spellStart"/>
-      <w:r>
-        <w:rPr>
-          <w:rFonts w:cstheme="minorHAnsi"/>
-          <w:sz w:val="20"/>
-          <w:szCs w:val="20"/>
-          <w:lang w:val="pt-PT"/>
-        </w:rPr>
-        <w:t>Makhoul</w:t>
-      </w:r>
-      <w:proofErr w:type="spellEnd"/>
-      <w:r>
-        <w:rPr>
-          <w:rFonts w:cstheme="minorHAnsi"/>
-          <w:sz w:val="20"/>
-          <w:szCs w:val="20"/>
-          <w:lang w:val="pt-PT"/>
-        </w:rPr>
-        <w:t xml:space="preserve"> C, Oliveira-Santos I, Navega D, Cunha E. 2018. </w:t>
+        <w:t xml:space="preserve">, Amarante A, Makhoul C, Oliveira-Santos I, Navega D, Cunha E. 2018. </w:t>
       </w:r>
       <w:r>
         <w:rPr>
@@ -9090,7 +7234,6 @@
         </w:rPr>
         <w:t xml:space="preserve">Dead weight: Validation of mass regression equations on experimentally burned skeletal remains to assess skeleton completeness. </w:t>
       </w:r>
-      <w:proofErr w:type="spellStart"/>
       <w:r>
         <w:rPr>
           <w:rFonts w:cstheme="minorHAnsi"/>
@@ -9099,18 +7242,7 @@
           <w:szCs w:val="20"/>
           <w:lang w:val="pt-PT"/>
         </w:rPr>
-        <w:t>Science</w:t>
-      </w:r>
-      <w:proofErr w:type="spellEnd"/>
-      <w:r>
-        <w:rPr>
-          <w:rFonts w:cstheme="minorHAnsi"/>
-          <w:i/>
-          <w:sz w:val="20"/>
-          <w:szCs w:val="20"/>
-          <w:lang w:val="pt-PT"/>
-        </w:rPr>
-        <w:t xml:space="preserve"> &amp; Justice</w:t>
+        <w:t>Science &amp; Justice</w:t>
       </w:r>
       <w:r>
         <w:rPr>
@@ -9169,27 +7301,7 @@
           <w:szCs w:val="20"/>
           <w:lang w:val="pt-PT"/>
         </w:rPr>
-        <w:t xml:space="preserve">, Cunha E, </w:t>
-      </w:r>
-      <w:proofErr w:type="spellStart"/>
-      <w:r>
-        <w:rPr>
-          <w:rFonts w:cstheme="minorHAnsi"/>
-          <w:sz w:val="20"/>
-          <w:szCs w:val="20"/>
-          <w:lang w:val="pt-PT"/>
-        </w:rPr>
-        <w:t>Curate</w:t>
-      </w:r>
-      <w:proofErr w:type="spellEnd"/>
-      <w:r>
-        <w:rPr>
-          <w:rFonts w:cstheme="minorHAnsi"/>
-          <w:sz w:val="20"/>
-          <w:szCs w:val="20"/>
-          <w:lang w:val="pt-PT"/>
-        </w:rPr>
-        <w:t xml:space="preserve"> F. 201</w:t>
+        <w:t>, Cunha E, Curate F. 201</w:t>
       </w:r>
       <w:r>
         <w:rPr>
@@ -9217,7 +7329,6 @@
         </w:rPr>
         <w:t xml:space="preserve">DXAGE: A New Method for Age at Death Estimation Based on Femoral Bone Mineral Density and Artificial Neural Networks. </w:t>
       </w:r>
-      <w:proofErr w:type="spellStart"/>
       <w:r>
         <w:rPr>
           <w:rFonts w:cstheme="minorHAnsi"/>
@@ -9226,75 +7337,8 @@
           <w:szCs w:val="20"/>
           <w:lang w:val="pt-PT"/>
         </w:rPr>
-        <w:t>Journal</w:t>
-      </w:r>
-      <w:proofErr w:type="spellEnd"/>
-      <w:r>
-        <w:rPr>
-          <w:rFonts w:cstheme="minorHAnsi"/>
-          <w:i/>
-          <w:sz w:val="20"/>
-          <w:szCs w:val="20"/>
-          <w:lang w:val="pt-PT"/>
-        </w:rPr>
-        <w:t xml:space="preserve"> </w:t>
-      </w:r>
-      <w:proofErr w:type="spellStart"/>
-      <w:r>
-        <w:rPr>
-          <w:rFonts w:cstheme="minorHAnsi"/>
-          <w:i/>
-          <w:sz w:val="20"/>
-          <w:szCs w:val="20"/>
-          <w:lang w:val="pt-PT"/>
-        </w:rPr>
-        <w:t>of</w:t>
-      </w:r>
-      <w:proofErr w:type="spellEnd"/>
-      <w:r>
-        <w:rPr>
-          <w:rFonts w:cstheme="minorHAnsi"/>
-          <w:i/>
-          <w:sz w:val="20"/>
-          <w:szCs w:val="20"/>
-          <w:lang w:val="pt-PT"/>
-        </w:rPr>
-        <w:t xml:space="preserve"> </w:t>
-      </w:r>
-      <w:proofErr w:type="spellStart"/>
-      <w:r>
-        <w:rPr>
-          <w:rFonts w:cstheme="minorHAnsi"/>
-          <w:i/>
-          <w:sz w:val="20"/>
-          <w:szCs w:val="20"/>
-          <w:lang w:val="pt-PT"/>
-        </w:rPr>
-        <w:t>Forensic</w:t>
-      </w:r>
-      <w:proofErr w:type="spellEnd"/>
-      <w:r>
-        <w:rPr>
-          <w:rFonts w:cstheme="minorHAnsi"/>
-          <w:i/>
-          <w:sz w:val="20"/>
-          <w:szCs w:val="20"/>
-          <w:lang w:val="pt-PT"/>
-        </w:rPr>
-        <w:t xml:space="preserve"> </w:t>
-      </w:r>
-      <w:proofErr w:type="spellStart"/>
-      <w:r>
-        <w:rPr>
-          <w:rFonts w:cstheme="minorHAnsi"/>
-          <w:i/>
-          <w:sz w:val="20"/>
-          <w:szCs w:val="20"/>
-          <w:lang w:val="pt-PT"/>
-        </w:rPr>
-        <w:t>Sciences</w:t>
-      </w:r>
-      <w:proofErr w:type="spellEnd"/>
+        <w:t>Journal of Forensic Sciences</w:t>
+      </w:r>
       <w:r>
         <w:rPr>
           <w:rFonts w:cstheme="minorHAnsi"/>
@@ -9343,47 +7387,7 @@
           <w:szCs w:val="20"/>
           <w:lang w:val="pt-PT"/>
         </w:rPr>
-        <w:t xml:space="preserve">, Acosta MA, Coelho C, </w:t>
-      </w:r>
-      <w:proofErr w:type="spellStart"/>
-      <w:r>
-        <w:rPr>
-          <w:rFonts w:cstheme="minorHAnsi"/>
-          <w:sz w:val="20"/>
-          <w:szCs w:val="20"/>
-          <w:lang w:val="pt-PT"/>
-        </w:rPr>
-        <w:t>Curate</w:t>
-      </w:r>
-      <w:proofErr w:type="spellEnd"/>
-      <w:r>
-        <w:rPr>
-          <w:rFonts w:cstheme="minorHAnsi"/>
-          <w:sz w:val="20"/>
-          <w:szCs w:val="20"/>
-          <w:lang w:val="pt-PT"/>
-        </w:rPr>
-        <w:t xml:space="preserve"> F, Ferreira MT, Gouveia M, </w:t>
-      </w:r>
-      <w:proofErr w:type="spellStart"/>
-      <w:r>
-        <w:rPr>
-          <w:rFonts w:cstheme="minorHAnsi"/>
-          <w:sz w:val="20"/>
-          <w:szCs w:val="20"/>
-          <w:lang w:val="pt-PT"/>
-        </w:rPr>
-        <w:t>Makhoul</w:t>
-      </w:r>
-      <w:proofErr w:type="spellEnd"/>
-      <w:r>
-        <w:rPr>
-          <w:rFonts w:cstheme="minorHAnsi"/>
-          <w:sz w:val="20"/>
-          <w:szCs w:val="20"/>
-          <w:lang w:val="pt-PT"/>
-        </w:rPr>
-        <w:t xml:space="preserve"> C, Pinto D, Oliveira-Santos I, Vassalo AR, Navega D, Cunha E. 2016.</w:t>
+        <w:t>, Acosta MA, Coelho C, Curate F, Ferreira MT, Gouveia M, Makhoul C, Pinto D, Oliveira-Santos I, Vassalo AR, Navega D, Cunha E. 2016.</w:t>
       </w:r>
       <w:r>
         <w:rPr>
@@ -9407,7 +7411,6 @@
         </w:rPr>
         <w:t xml:space="preserve">. </w:t>
       </w:r>
-      <w:proofErr w:type="spellStart"/>
       <w:r>
         <w:rPr>
           <w:rFonts w:cstheme="minorHAnsi"/>
@@ -9416,97 +7419,8 @@
           <w:szCs w:val="20"/>
           <w:lang w:val="pt-PT"/>
         </w:rPr>
-        <w:t>American</w:t>
-      </w:r>
-      <w:proofErr w:type="spellEnd"/>
-      <w:r>
-        <w:rPr>
-          <w:rFonts w:cstheme="minorHAnsi"/>
-          <w:i/>
-          <w:sz w:val="20"/>
-          <w:szCs w:val="20"/>
-          <w:lang w:val="pt-PT"/>
-        </w:rPr>
-        <w:t xml:space="preserve"> </w:t>
-      </w:r>
-      <w:proofErr w:type="spellStart"/>
-      <w:r>
-        <w:rPr>
-          <w:rFonts w:cstheme="minorHAnsi"/>
-          <w:i/>
-          <w:sz w:val="20"/>
-          <w:szCs w:val="20"/>
-          <w:lang w:val="pt-PT"/>
-        </w:rPr>
-        <w:t>Journal</w:t>
-      </w:r>
-      <w:proofErr w:type="spellEnd"/>
-      <w:r>
-        <w:rPr>
-          <w:rFonts w:cstheme="minorHAnsi"/>
-          <w:i/>
-          <w:sz w:val="20"/>
-          <w:szCs w:val="20"/>
-          <w:lang w:val="pt-PT"/>
-        </w:rPr>
-        <w:t xml:space="preserve"> </w:t>
-      </w:r>
-      <w:proofErr w:type="spellStart"/>
-      <w:r>
-        <w:rPr>
-          <w:rFonts w:cstheme="minorHAnsi"/>
-          <w:i/>
-          <w:sz w:val="20"/>
-          <w:szCs w:val="20"/>
-          <w:lang w:val="pt-PT"/>
-        </w:rPr>
-        <w:t>of</w:t>
-      </w:r>
-      <w:proofErr w:type="spellEnd"/>
-      <w:r>
-        <w:rPr>
-          <w:rFonts w:cstheme="minorHAnsi"/>
-          <w:i/>
-          <w:sz w:val="20"/>
-          <w:szCs w:val="20"/>
-          <w:lang w:val="pt-PT"/>
-        </w:rPr>
-        <w:t xml:space="preserve"> </w:t>
-      </w:r>
-      <w:proofErr w:type="spellStart"/>
-      <w:r>
-        <w:rPr>
-          <w:rFonts w:cstheme="minorHAnsi"/>
-          <w:i/>
-          <w:sz w:val="20"/>
-          <w:szCs w:val="20"/>
-          <w:lang w:val="pt-PT"/>
-        </w:rPr>
-        <w:t>Physical</w:t>
-      </w:r>
-      <w:proofErr w:type="spellEnd"/>
-      <w:r>
-        <w:rPr>
-          <w:rFonts w:cstheme="minorHAnsi"/>
-          <w:i/>
-          <w:sz w:val="20"/>
-          <w:szCs w:val="20"/>
-          <w:lang w:val="pt-PT"/>
-        </w:rPr>
-        <w:t xml:space="preserve"> </w:t>
-      </w:r>
-      <w:proofErr w:type="spellStart"/>
-      <w:r>
-        <w:rPr>
-          <w:rFonts w:cstheme="minorHAnsi"/>
-          <w:i/>
-          <w:sz w:val="20"/>
-          <w:szCs w:val="20"/>
-          <w:lang w:val="pt-PT"/>
-        </w:rPr>
-        <w:t>Anthropology</w:t>
-      </w:r>
-      <w:proofErr w:type="spellEnd"/>
+        <w:t>American Journal of Physical Anthropology</w:t>
+      </w:r>
       <w:r>
         <w:rPr>
           <w:rFonts w:cstheme="minorHAnsi"/>
@@ -9538,25 +7452,14 @@
           <w:szCs w:val="20"/>
         </w:rPr>
       </w:pPr>
-      <w:proofErr w:type="spellStart"/>
-      <w:r>
-        <w:rPr>
-          <w:rFonts w:cstheme="minorHAnsi"/>
-          <w:sz w:val="20"/>
-          <w:szCs w:val="20"/>
-          <w:lang w:val="pt-PT"/>
-        </w:rPr>
-        <w:t>Curate</w:t>
-      </w:r>
-      <w:proofErr w:type="spellEnd"/>
-      <w:r>
-        <w:rPr>
-          <w:rFonts w:cstheme="minorHAnsi"/>
-          <w:sz w:val="20"/>
-          <w:szCs w:val="20"/>
-          <w:lang w:val="pt-PT"/>
-        </w:rPr>
-        <w:t xml:space="preserve"> F, </w:t>
+      <w:r>
+        <w:rPr>
+          <w:rFonts w:cstheme="minorHAnsi"/>
+          <w:sz w:val="20"/>
+          <w:szCs w:val="20"/>
+          <w:lang w:val="pt-PT"/>
+        </w:rPr>
+        <w:t xml:space="preserve">Curate F, </w:t>
       </w:r>
       <w:r>
         <w:rPr>
@@ -9592,9 +7495,8 @@
           <w:sz w:val="20"/>
           <w:szCs w:val="20"/>
         </w:rPr>
-        <w:t xml:space="preserve">Forensic Science </w:t>
-      </w:r>
-      <w:proofErr w:type="spellStart"/>
+        <w:t>Forensic Science International</w:t>
+      </w:r>
       <w:r>
         <w:rPr>
           <w:rFonts w:cstheme="minorHAnsi"/>
@@ -9602,18 +7504,8 @@
           <w:sz w:val="20"/>
           <w:szCs w:val="20"/>
         </w:rPr>
-        <w:t>International</w:t>
-      </w:r>
-      <w:r>
-        <w:rPr>
-          <w:rFonts w:cstheme="minorHAnsi"/>
-          <w:i/>
-          <w:sz w:val="20"/>
-          <w:szCs w:val="20"/>
-        </w:rPr>
         <w:t>I</w:t>
       </w:r>
-      <w:proofErr w:type="spellEnd"/>
       <w:r>
         <w:rPr>
           <w:rFonts w:cstheme="minorHAnsi"/>
@@ -9629,25 +7521,7 @@
           <w:sz w:val="20"/>
           <w:szCs w:val="20"/>
         </w:rPr>
-        <w:t xml:space="preserve"> </w:t>
-      </w:r>
-      <w:proofErr w:type="gramStart"/>
-      <w:r>
-        <w:rPr>
-          <w:rFonts w:cstheme="minorHAnsi"/>
-          <w:sz w:val="20"/>
-          <w:szCs w:val="20"/>
-        </w:rPr>
-        <w:t>266:579.e</w:t>
-      </w:r>
-      <w:proofErr w:type="gramEnd"/>
-      <w:r>
-        <w:rPr>
-          <w:rFonts w:cstheme="minorHAnsi"/>
-          <w:sz w:val="20"/>
-          <w:szCs w:val="20"/>
-        </w:rPr>
-        <w:t>1–7.</w:t>
+        <w:t xml:space="preserve"> 266:579.e1–7.</w:t>
       </w:r>
     </w:p>
     <w:p>
@@ -9712,27 +7586,8 @@
           <w:sz w:val="20"/>
           <w:szCs w:val="20"/>
         </w:rPr>
-        <w:t xml:space="preserve">Scott GR, </w:t>
-      </w:r>
-      <w:proofErr w:type="spellStart"/>
-      <w:r>
-        <w:rPr>
-          <w:rFonts w:eastAsia="Calibri" w:cstheme="minorHAnsi"/>
-          <w:sz w:val="20"/>
-          <w:szCs w:val="20"/>
-        </w:rPr>
-        <w:t>Navega</w:t>
-      </w:r>
-      <w:proofErr w:type="spellEnd"/>
-      <w:r>
-        <w:rPr>
-          <w:rFonts w:eastAsia="Calibri" w:cstheme="minorHAnsi"/>
-          <w:sz w:val="20"/>
-          <w:szCs w:val="20"/>
-        </w:rPr>
-        <w:t xml:space="preserve"> D, </w:t>
-      </w:r>
-      <w:proofErr w:type="spellStart"/>
+        <w:t xml:space="preserve">Scott GR, Navega D, </w:t>
+      </w:r>
       <w:r>
         <w:rPr>
           <w:rFonts w:eastAsia="Calibri" w:cstheme="minorHAnsi"/>
@@ -9761,44 +7616,15 @@
           <w:sz w:val="20"/>
           <w:szCs w:val="20"/>
         </w:rPr>
-        <w:t>Oliveira</w:t>
-      </w:r>
-      <w:proofErr w:type="spellEnd"/>
-      <w:r>
-        <w:rPr>
-          <w:rFonts w:eastAsia="Calibri" w:cstheme="minorHAnsi"/>
-          <w:b/>
-          <w:bCs/>
-          <w:sz w:val="20"/>
-          <w:szCs w:val="20"/>
-        </w:rPr>
-        <w:t xml:space="preserve"> Coelho J</w:t>
-      </w:r>
-      <w:r>
-        <w:rPr>
-          <w:rFonts w:eastAsia="Calibri" w:cstheme="minorHAnsi"/>
-          <w:sz w:val="20"/>
-          <w:szCs w:val="20"/>
-        </w:rPr>
-        <w:t xml:space="preserve">, </w:t>
-      </w:r>
-      <w:proofErr w:type="spellStart"/>
-      <w:r>
-        <w:rPr>
-          <w:rFonts w:eastAsia="Calibri" w:cstheme="minorHAnsi"/>
-          <w:sz w:val="20"/>
-          <w:szCs w:val="20"/>
-        </w:rPr>
-        <w:t>Vlemincq</w:t>
-      </w:r>
-      <w:proofErr w:type="spellEnd"/>
-      <w:r>
-        <w:rPr>
-          <w:rFonts w:eastAsia="Calibri" w:cstheme="minorHAnsi"/>
-          <w:sz w:val="20"/>
-          <w:szCs w:val="20"/>
-        </w:rPr>
-        <w:t xml:space="preserve">-Mendieta T, Kenessey D, Pilloud MA. 2022. </w:t>
+        <w:t>Oliveira Coelho J</w:t>
+      </w:r>
+      <w:r>
+        <w:rPr>
+          <w:rFonts w:eastAsia="Calibri" w:cstheme="minorHAnsi"/>
+          <w:sz w:val="20"/>
+          <w:szCs w:val="20"/>
+        </w:rPr>
+        <w:t xml:space="preserve">, Vlemincq-Mendieta T, Kenessey D, Pilloud MA. 2022. </w:t>
       </w:r>
       <w:r>
         <w:rPr>
@@ -9888,25 +7714,14 @@
           <w:szCs w:val="20"/>
         </w:rPr>
       </w:pPr>
-      <w:proofErr w:type="spellStart"/>
-      <w:r>
-        <w:rPr>
-          <w:rFonts w:eastAsia="Calibri" w:cstheme="minorHAnsi"/>
-          <w:sz w:val="20"/>
-          <w:szCs w:val="20"/>
-        </w:rPr>
-        <w:t>Dorans</w:t>
-      </w:r>
-      <w:proofErr w:type="spellEnd"/>
-      <w:r>
-        <w:rPr>
-          <w:rFonts w:eastAsia="Calibri" w:cstheme="minorHAnsi"/>
-          <w:sz w:val="20"/>
-          <w:szCs w:val="20"/>
-        </w:rPr>
-        <w:t xml:space="preserve"> ER, </w:t>
-      </w:r>
-      <w:proofErr w:type="spellStart"/>
+      <w:r>
+        <w:rPr>
+          <w:rFonts w:eastAsia="Calibri" w:cstheme="minorHAnsi"/>
+          <w:sz w:val="20"/>
+          <w:szCs w:val="20"/>
+        </w:rPr>
+        <w:t xml:space="preserve">Dorans ER, </w:t>
+      </w:r>
       <w:r>
         <w:rPr>
           <w:rFonts w:eastAsia="Calibri" w:cstheme="minorHAnsi"/>
@@ -9915,18 +7730,7 @@
           <w:sz w:val="20"/>
           <w:szCs w:val="20"/>
         </w:rPr>
-        <w:t>d’Oliveira</w:t>
-      </w:r>
-      <w:proofErr w:type="spellEnd"/>
-      <w:r>
-        <w:rPr>
-          <w:rFonts w:eastAsia="Calibri" w:cstheme="minorHAnsi"/>
-          <w:b/>
-          <w:bCs/>
-          <w:sz w:val="20"/>
-          <w:szCs w:val="20"/>
-        </w:rPr>
-        <w:t xml:space="preserve"> Coelho J</w:t>
+        <w:t>d’Oliveira Coelho J</w:t>
       </w:r>
       <w:r>
         <w:rPr>
@@ -9983,7 +7787,6 @@
           <w:lang w:val="pt-PT"/>
         </w:rPr>
       </w:pPr>
-      <w:proofErr w:type="spellStart"/>
       <w:r>
         <w:rPr>
           <w:rFonts w:eastAsia="Calibri" w:cstheme="minorHAnsi"/>
@@ -9992,18 +7795,7 @@
           <w:sz w:val="20"/>
           <w:szCs w:val="20"/>
         </w:rPr>
-        <w:t>d’Oliveira</w:t>
-      </w:r>
-      <w:proofErr w:type="spellEnd"/>
-      <w:r>
-        <w:rPr>
-          <w:rFonts w:eastAsia="Calibri" w:cstheme="minorHAnsi"/>
-          <w:b/>
-          <w:bCs/>
-          <w:sz w:val="20"/>
-          <w:szCs w:val="20"/>
-        </w:rPr>
-        <w:t xml:space="preserve"> Coelho J</w:t>
+        <w:t>d’Oliveira Coelho J</w:t>
       </w:r>
       <w:r>
         <w:rPr>
@@ -10081,167 +7873,7 @@
           <w:szCs w:val="20"/>
           <w:lang w:val="pt-PT"/>
         </w:rPr>
-        <w:t xml:space="preserve">, Navega D, Ferreira MT, </w:t>
-      </w:r>
-      <w:proofErr w:type="spellStart"/>
-      <w:r>
-        <w:rPr>
-          <w:rFonts w:eastAsia="Calibri" w:cstheme="minorHAnsi"/>
-          <w:sz w:val="20"/>
-          <w:szCs w:val="20"/>
-          <w:lang w:val="pt-PT"/>
-        </w:rPr>
-        <w:t>Wasterlain</w:t>
-      </w:r>
-      <w:proofErr w:type="spellEnd"/>
-      <w:r>
-        <w:rPr>
-          <w:rFonts w:eastAsia="Calibri" w:cstheme="minorHAnsi"/>
-          <w:sz w:val="20"/>
-          <w:szCs w:val="20"/>
-          <w:lang w:val="pt-PT"/>
-        </w:rPr>
-        <w:t xml:space="preserve"> S. </w:t>
-      </w:r>
-      <w:proofErr w:type="spellStart"/>
-      <w:r>
-        <w:rPr>
-          <w:rFonts w:eastAsia="Calibri" w:cstheme="minorHAnsi"/>
-          <w:sz w:val="20"/>
-          <w:szCs w:val="20"/>
-          <w:lang w:val="pt-PT"/>
-        </w:rPr>
-        <w:t>Morphological</w:t>
-      </w:r>
-      <w:proofErr w:type="spellEnd"/>
-      <w:r>
-        <w:rPr>
-          <w:rFonts w:eastAsia="Calibri" w:cstheme="minorHAnsi"/>
-          <w:sz w:val="20"/>
-          <w:szCs w:val="20"/>
-          <w:lang w:val="pt-PT"/>
-        </w:rPr>
-        <w:t xml:space="preserve"> </w:t>
-      </w:r>
-      <w:proofErr w:type="spellStart"/>
-      <w:r>
-        <w:rPr>
-          <w:rFonts w:eastAsia="Calibri" w:cstheme="minorHAnsi"/>
-          <w:sz w:val="20"/>
-          <w:szCs w:val="20"/>
-          <w:lang w:val="pt-PT"/>
-        </w:rPr>
-        <w:t>analysis</w:t>
-      </w:r>
-      <w:proofErr w:type="spellEnd"/>
-      <w:r>
-        <w:rPr>
-          <w:rFonts w:eastAsia="Calibri" w:cstheme="minorHAnsi"/>
-          <w:sz w:val="20"/>
-          <w:szCs w:val="20"/>
-          <w:lang w:val="pt-PT"/>
-        </w:rPr>
-        <w:t xml:space="preserve"> </w:t>
-      </w:r>
-      <w:proofErr w:type="spellStart"/>
-      <w:r>
-        <w:rPr>
-          <w:rFonts w:eastAsia="Calibri" w:cstheme="minorHAnsi"/>
-          <w:sz w:val="20"/>
-          <w:szCs w:val="20"/>
-          <w:lang w:val="pt-PT"/>
-        </w:rPr>
-        <w:t>of</w:t>
-      </w:r>
-      <w:proofErr w:type="spellEnd"/>
-      <w:r>
-        <w:rPr>
-          <w:rFonts w:eastAsia="Calibri" w:cstheme="minorHAnsi"/>
-          <w:sz w:val="20"/>
-          <w:szCs w:val="20"/>
-          <w:lang w:val="pt-PT"/>
-        </w:rPr>
-        <w:t xml:space="preserve"> 3D </w:t>
-      </w:r>
-      <w:proofErr w:type="spellStart"/>
-      <w:r>
-        <w:rPr>
-          <w:rFonts w:eastAsia="Calibri" w:cstheme="minorHAnsi"/>
-          <w:sz w:val="20"/>
-          <w:szCs w:val="20"/>
-          <w:lang w:val="pt-PT"/>
-        </w:rPr>
-        <w:t>skull</w:t>
-      </w:r>
-      <w:proofErr w:type="spellEnd"/>
-      <w:r>
-        <w:rPr>
-          <w:rFonts w:eastAsia="Calibri" w:cstheme="minorHAnsi"/>
-          <w:sz w:val="20"/>
-          <w:szCs w:val="20"/>
-          <w:lang w:val="pt-PT"/>
-        </w:rPr>
-        <w:t xml:space="preserve"> </w:t>
-      </w:r>
-      <w:proofErr w:type="spellStart"/>
-      <w:r>
-        <w:rPr>
-          <w:rFonts w:eastAsia="Calibri" w:cstheme="minorHAnsi"/>
-          <w:sz w:val="20"/>
-          <w:szCs w:val="20"/>
-          <w:lang w:val="pt-PT"/>
-        </w:rPr>
-        <w:t>models</w:t>
-      </w:r>
-      <w:proofErr w:type="spellEnd"/>
-      <w:r>
-        <w:rPr>
-          <w:rFonts w:eastAsia="Calibri" w:cstheme="minorHAnsi"/>
-          <w:sz w:val="20"/>
-          <w:szCs w:val="20"/>
-          <w:lang w:val="pt-PT"/>
-        </w:rPr>
-        <w:t xml:space="preserve"> for </w:t>
-      </w:r>
-      <w:proofErr w:type="spellStart"/>
-      <w:r>
-        <w:rPr>
-          <w:rFonts w:eastAsia="Calibri" w:cstheme="minorHAnsi"/>
-          <w:sz w:val="20"/>
-          <w:szCs w:val="20"/>
-          <w:lang w:val="pt-PT"/>
-        </w:rPr>
-        <w:t>ancestry</w:t>
-      </w:r>
-      <w:proofErr w:type="spellEnd"/>
-      <w:r>
-        <w:rPr>
-          <w:rFonts w:eastAsia="Calibri" w:cstheme="minorHAnsi"/>
-          <w:sz w:val="20"/>
-          <w:szCs w:val="20"/>
-          <w:lang w:val="pt-PT"/>
-        </w:rPr>
-        <w:t xml:space="preserve"> </w:t>
-      </w:r>
-      <w:proofErr w:type="spellStart"/>
-      <w:r>
-        <w:rPr>
-          <w:rFonts w:eastAsia="Calibri" w:cstheme="minorHAnsi"/>
-          <w:sz w:val="20"/>
-          <w:szCs w:val="20"/>
-          <w:lang w:val="pt-PT"/>
-        </w:rPr>
-        <w:t>estimation</w:t>
-      </w:r>
-      <w:proofErr w:type="spellEnd"/>
-      <w:r>
-        <w:rPr>
-          <w:rFonts w:eastAsia="Calibri" w:cstheme="minorHAnsi"/>
-          <w:sz w:val="20"/>
-          <w:szCs w:val="20"/>
-          <w:lang w:val="pt-PT"/>
-        </w:rPr>
-        <w:t xml:space="preserve">. </w:t>
+        <w:t xml:space="preserve">, Navega D, Ferreira MT, Wasterlain S. Morphological analysis of 3D skull models for ancestry estimation. </w:t>
       </w:r>
       <w:r>
         <w:rPr>
@@ -10261,31 +7893,7 @@
           <w:szCs w:val="20"/>
           <w:lang w:val="en-US"/>
         </w:rPr>
-        <w:t xml:space="preserve">22nd International Conference Information </w:t>
-      </w:r>
-      <w:proofErr w:type="spellStart"/>
-      <w:r>
-        <w:rPr>
-          <w:rFonts w:eastAsia="Calibri" w:cstheme="minorHAnsi"/>
-          <w:i/>
-          <w:iCs/>
-          <w:sz w:val="20"/>
-          <w:szCs w:val="20"/>
-          <w:lang w:val="en-US"/>
-        </w:rPr>
-        <w:t>Visualisation</w:t>
-      </w:r>
-      <w:proofErr w:type="spellEnd"/>
-      <w:r>
-        <w:rPr>
-          <w:rFonts w:eastAsia="Calibri" w:cstheme="minorHAnsi"/>
-          <w:i/>
-          <w:iCs/>
-          <w:sz w:val="20"/>
-          <w:szCs w:val="20"/>
-          <w:lang w:val="en-US"/>
-        </w:rPr>
-        <w:t xml:space="preserve"> (IV)</w:t>
+        <w:t>22nd International Conference Information Visualisation (IV)</w:t>
       </w:r>
       <w:r>
         <w:rPr>
@@ -10336,7 +7944,6 @@
           <w:lang w:val="pt-PT"/>
         </w:rPr>
       </w:pPr>
-      <w:proofErr w:type="spellStart"/>
       <w:r>
         <w:rPr>
           <w:rFonts w:eastAsia="Calibri" w:cstheme="minorHAnsi"/>
@@ -10346,7 +7953,6 @@
         </w:rPr>
         <w:t>Makhoul</w:t>
       </w:r>
-      <w:proofErr w:type="spellEnd"/>
       <w:r>
         <w:rPr>
           <w:rFonts w:eastAsia="Calibri" w:cstheme="minorHAnsi"/>
@@ -10644,69 +8250,8 @@
           <w:szCs w:val="20"/>
           <w:lang w:val="pt-PT"/>
         </w:rPr>
-        <w:t xml:space="preserve">La </w:t>
-      </w:r>
-      <w:proofErr w:type="spellStart"/>
-      <w:r>
-        <w:rPr>
-          <w:rFonts w:eastAsia="Calibri" w:cstheme="minorHAnsi"/>
-          <w:i/>
-          <w:iCs/>
-          <w:sz w:val="20"/>
-          <w:szCs w:val="20"/>
-          <w:lang w:val="pt-PT"/>
-        </w:rPr>
-        <w:t>Revue</w:t>
-      </w:r>
-      <w:proofErr w:type="spellEnd"/>
-      <w:r>
-        <w:rPr>
-          <w:rFonts w:eastAsia="Calibri" w:cstheme="minorHAnsi"/>
-          <w:i/>
-          <w:iCs/>
-          <w:sz w:val="20"/>
-          <w:szCs w:val="20"/>
-          <w:lang w:val="pt-PT"/>
-        </w:rPr>
-        <w:t xml:space="preserve"> de </w:t>
-      </w:r>
-      <w:proofErr w:type="spellStart"/>
-      <w:r>
-        <w:rPr>
-          <w:rFonts w:eastAsia="Calibri" w:cstheme="minorHAnsi"/>
-          <w:i/>
-          <w:iCs/>
-          <w:sz w:val="20"/>
-          <w:szCs w:val="20"/>
-          <w:lang w:val="pt-PT"/>
-        </w:rPr>
-        <w:t>Médecine</w:t>
-      </w:r>
-      <w:proofErr w:type="spellEnd"/>
-      <w:r>
-        <w:rPr>
-          <w:rFonts w:eastAsia="Calibri" w:cstheme="minorHAnsi"/>
-          <w:i/>
-          <w:iCs/>
-          <w:sz w:val="20"/>
-          <w:szCs w:val="20"/>
-          <w:lang w:val="pt-PT"/>
-        </w:rPr>
-        <w:t xml:space="preserve"> </w:t>
-      </w:r>
-      <w:proofErr w:type="spellStart"/>
-      <w:r>
-        <w:rPr>
-          <w:rFonts w:eastAsia="Calibri" w:cstheme="minorHAnsi"/>
-          <w:i/>
-          <w:iCs/>
-          <w:sz w:val="20"/>
-          <w:szCs w:val="20"/>
-          <w:lang w:val="pt-PT"/>
-        </w:rPr>
-        <w:t>Légale</w:t>
-      </w:r>
-      <w:proofErr w:type="spellEnd"/>
+        <w:t>La Revue de Médecine Légale</w:t>
+      </w:r>
       <w:r>
         <w:rPr>
           <w:rFonts w:eastAsia="Calibri" w:cstheme="minorHAnsi"/>
@@ -10754,27 +8299,7 @@
           <w:szCs w:val="20"/>
           <w:lang w:val="pt-PT"/>
         </w:rPr>
-        <w:t xml:space="preserve">, Navega D, </w:t>
-      </w:r>
-      <w:proofErr w:type="spellStart"/>
-      <w:r>
-        <w:rPr>
-          <w:rFonts w:cstheme="minorHAnsi"/>
-          <w:sz w:val="20"/>
-          <w:szCs w:val="20"/>
-          <w:lang w:val="pt-PT"/>
-        </w:rPr>
-        <w:t>Wasterlain</w:t>
-      </w:r>
-      <w:proofErr w:type="spellEnd"/>
-      <w:r>
-        <w:rPr>
-          <w:rFonts w:cstheme="minorHAnsi"/>
-          <w:sz w:val="20"/>
-          <w:szCs w:val="20"/>
-          <w:lang w:val="pt-PT"/>
-        </w:rPr>
-        <w:t xml:space="preserve"> SN, Ferreira MT, Santos BS. 2016. </w:t>
+        <w:t xml:space="preserve">, Navega D, Wasterlain SN, Ferreira MT, Santos BS. 2016. </w:t>
       </w:r>
       <w:r>
         <w:rPr>
@@ -10843,7 +8368,6 @@
           <w:lang w:val="pt-PT"/>
         </w:rPr>
       </w:pPr>
-      <w:proofErr w:type="spellStart"/>
       <w:r>
         <w:rPr>
           <w:rFonts w:eastAsia="Calibri" w:cstheme="minorHAnsi"/>
@@ -10852,31 +8376,8 @@
           <w:szCs w:val="20"/>
           <w:lang w:val="pt-PT"/>
         </w:rPr>
-        <w:t>Scientific</w:t>
-      </w:r>
-      <w:proofErr w:type="spellEnd"/>
-      <w:r>
-        <w:rPr>
-          <w:rFonts w:eastAsia="Calibri" w:cstheme="minorHAnsi"/>
-          <w:b/>
-          <w:sz w:val="20"/>
-          <w:szCs w:val="20"/>
-          <w:lang w:val="pt-PT"/>
-        </w:rPr>
-        <w:t xml:space="preserve"> </w:t>
-      </w:r>
-      <w:proofErr w:type="spellStart"/>
-      <w:r>
-        <w:rPr>
-          <w:rFonts w:eastAsia="Calibri" w:cstheme="minorHAnsi"/>
-          <w:b/>
-          <w:sz w:val="20"/>
-          <w:szCs w:val="20"/>
-          <w:lang w:val="pt-PT"/>
-        </w:rPr>
-        <w:t>Conferences</w:t>
-      </w:r>
-      <w:proofErr w:type="spellEnd"/>
+        <w:t>Scientific Conferences</w:t>
+      </w:r>
     </w:p>
     <w:p>
       <w:pPr>
@@ -11782,7 +9283,6 @@
           <w:szCs w:val="20"/>
         </w:rPr>
       </w:pPr>
-      <w:proofErr w:type="spellStart"/>
       <w:r>
         <w:rPr>
           <w:rFonts w:eastAsia="Calibri" w:cstheme="minorHAnsi"/>
@@ -11791,18 +9291,7 @@
           <w:sz w:val="20"/>
           <w:szCs w:val="20"/>
         </w:rPr>
-        <w:t>d’Oliveira</w:t>
-      </w:r>
-      <w:proofErr w:type="spellEnd"/>
-      <w:r>
-        <w:rPr>
-          <w:rFonts w:eastAsia="Calibri" w:cstheme="minorHAnsi"/>
-          <w:b/>
-          <w:bCs/>
-          <w:sz w:val="20"/>
-          <w:szCs w:val="20"/>
-        </w:rPr>
-        <w:t xml:space="preserve"> Coelho J</w:t>
+        <w:t>d’Oliveira Coelho J</w:t>
       </w:r>
       <w:r>
         <w:rPr>
@@ -11909,7 +9398,6 @@
         </w:rPr>
         <w:t xml:space="preserve">Bobe R, </w:t>
       </w:r>
-      <w:proofErr w:type="spellStart"/>
       <w:r>
         <w:rPr>
           <w:rFonts w:eastAsia="Calibri" w:cstheme="minorHAnsi"/>
@@ -11918,46 +9406,24 @@
           <w:sz w:val="20"/>
           <w:szCs w:val="20"/>
         </w:rPr>
-        <w:t>d’Oliveira</w:t>
-      </w:r>
-      <w:proofErr w:type="spellEnd"/>
-      <w:r>
-        <w:rPr>
-          <w:rFonts w:eastAsia="Calibri" w:cstheme="minorHAnsi"/>
-          <w:b/>
+        <w:t>d’Oliveira Coelho J</w:t>
+      </w:r>
+      <w:r>
+        <w:rPr>
+          <w:rFonts w:eastAsia="Calibri" w:cstheme="minorHAnsi"/>
+          <w:sz w:val="20"/>
+          <w:szCs w:val="20"/>
+        </w:rPr>
+        <w:t xml:space="preserve">, </w:t>
+      </w:r>
+      <w:r>
+        <w:rPr>
+          <w:rFonts w:cstheme="minorHAnsi"/>
           <w:bCs/>
           <w:sz w:val="20"/>
           <w:szCs w:val="20"/>
         </w:rPr>
-        <w:t xml:space="preserve"> Coelho J</w:t>
-      </w:r>
-      <w:r>
-        <w:rPr>
-          <w:rFonts w:eastAsia="Calibri" w:cstheme="minorHAnsi"/>
-          <w:sz w:val="20"/>
-          <w:szCs w:val="20"/>
-        </w:rPr>
-        <w:t xml:space="preserve">, </w:t>
-      </w:r>
-      <w:proofErr w:type="spellStart"/>
-      <w:r>
-        <w:rPr>
-          <w:rFonts w:cstheme="minorHAnsi"/>
-          <w:bCs/>
-          <w:sz w:val="20"/>
-          <w:szCs w:val="20"/>
-        </w:rPr>
-        <w:t>Püschel</w:t>
-      </w:r>
-      <w:proofErr w:type="spellEnd"/>
-      <w:r>
-        <w:rPr>
-          <w:rFonts w:cstheme="minorHAnsi"/>
-          <w:bCs/>
-          <w:sz w:val="20"/>
-          <w:szCs w:val="20"/>
-        </w:rPr>
-        <w:t xml:space="preserve"> TA</w:t>
+        <w:t>Püschel TA</w:t>
       </w:r>
       <w:r>
         <w:rPr>
@@ -12012,65 +9478,14 @@
         </w:rPr>
         <w:t xml:space="preserve">. </w:t>
       </w:r>
-      <w:proofErr w:type="spellStart"/>
-      <w:r>
-        <w:rPr>
-          <w:rFonts w:eastAsia="Calibri" w:cstheme="minorHAnsi"/>
-          <w:sz w:val="20"/>
-          <w:szCs w:val="20"/>
-          <w:lang w:val="pt-PT"/>
-        </w:rPr>
-        <w:t>Kuching</w:t>
-      </w:r>
-      <w:proofErr w:type="spellEnd"/>
-      <w:r>
-        <w:rPr>
-          <w:rFonts w:eastAsia="Calibri" w:cstheme="minorHAnsi"/>
-          <w:sz w:val="20"/>
-          <w:szCs w:val="20"/>
-          <w:lang w:val="pt-PT"/>
-        </w:rPr>
-        <w:t xml:space="preserve">, </w:t>
-      </w:r>
-      <w:proofErr w:type="spellStart"/>
-      <w:r>
-        <w:rPr>
-          <w:rFonts w:eastAsia="Calibri" w:cstheme="minorHAnsi"/>
-          <w:sz w:val="20"/>
-          <w:szCs w:val="20"/>
-          <w:lang w:val="pt-PT"/>
-        </w:rPr>
-        <w:t>Malaysia</w:t>
-      </w:r>
-      <w:proofErr w:type="spellEnd"/>
-      <w:r>
-        <w:rPr>
-          <w:rFonts w:eastAsia="Calibri" w:cstheme="minorHAnsi"/>
-          <w:sz w:val="20"/>
-          <w:szCs w:val="20"/>
-          <w:lang w:val="pt-PT"/>
-        </w:rPr>
-        <w:t>, 2023 (</w:t>
-      </w:r>
-      <w:proofErr w:type="spellStart"/>
-      <w:r>
-        <w:rPr>
-          <w:rFonts w:eastAsia="Calibri" w:cstheme="minorHAnsi"/>
-          <w:sz w:val="20"/>
-          <w:szCs w:val="20"/>
-          <w:lang w:val="pt-PT"/>
-        </w:rPr>
-        <w:t>Podium</w:t>
-      </w:r>
-      <w:proofErr w:type="spellEnd"/>
-      <w:r>
-        <w:rPr>
-          <w:rFonts w:eastAsia="Calibri" w:cstheme="minorHAnsi"/>
-          <w:sz w:val="20"/>
-          <w:szCs w:val="20"/>
-          <w:lang w:val="pt-PT"/>
-        </w:rPr>
-        <w:t>).</w:t>
+      <w:r>
+        <w:rPr>
+          <w:rFonts w:eastAsia="Calibri" w:cstheme="minorHAnsi"/>
+          <w:sz w:val="20"/>
+          <w:szCs w:val="20"/>
+          <w:lang w:val="pt-PT"/>
+        </w:rPr>
+        <w:t>Kuching, Malaysia, 2023 (Podium).</w:t>
       </w:r>
     </w:p>
     <w:p>
@@ -12085,25 +9500,14 @@
           <w:lang w:val="pt-PT"/>
         </w:rPr>
       </w:pPr>
-      <w:proofErr w:type="spellStart"/>
-      <w:r>
-        <w:rPr>
-          <w:rFonts w:eastAsia="Calibri" w:cstheme="minorHAnsi"/>
-          <w:sz w:val="20"/>
-          <w:szCs w:val="20"/>
-          <w:lang w:val="pt-PT"/>
-        </w:rPr>
-        <w:t>Farassi</w:t>
-      </w:r>
-      <w:proofErr w:type="spellEnd"/>
-      <w:r>
-        <w:rPr>
-          <w:rFonts w:eastAsia="Calibri" w:cstheme="minorHAnsi"/>
-          <w:sz w:val="20"/>
-          <w:szCs w:val="20"/>
-          <w:lang w:val="pt-PT"/>
-        </w:rPr>
-        <w:t xml:space="preserve"> R, </w:t>
+      <w:r>
+        <w:rPr>
+          <w:rFonts w:eastAsia="Calibri" w:cstheme="minorHAnsi"/>
+          <w:sz w:val="20"/>
+          <w:szCs w:val="20"/>
+          <w:lang w:val="pt-PT"/>
+        </w:rPr>
+        <w:t xml:space="preserve">Farassi R, </w:t>
       </w:r>
       <w:r>
         <w:rPr>
@@ -12179,65 +9583,14 @@
         </w:rPr>
         <w:t xml:space="preserve">. </w:t>
       </w:r>
-      <w:proofErr w:type="spellStart"/>
-      <w:r>
-        <w:rPr>
-          <w:rFonts w:eastAsia="Calibri" w:cstheme="minorHAnsi"/>
-          <w:sz w:val="20"/>
-          <w:szCs w:val="20"/>
-          <w:lang w:val="pt-PT"/>
-        </w:rPr>
-        <w:t>Kuching</w:t>
-      </w:r>
-      <w:proofErr w:type="spellEnd"/>
-      <w:r>
-        <w:rPr>
-          <w:rFonts w:eastAsia="Calibri" w:cstheme="minorHAnsi"/>
-          <w:sz w:val="20"/>
-          <w:szCs w:val="20"/>
-          <w:lang w:val="pt-PT"/>
-        </w:rPr>
-        <w:t xml:space="preserve">, </w:t>
-      </w:r>
-      <w:proofErr w:type="spellStart"/>
-      <w:r>
-        <w:rPr>
-          <w:rFonts w:eastAsia="Calibri" w:cstheme="minorHAnsi"/>
-          <w:sz w:val="20"/>
-          <w:szCs w:val="20"/>
-          <w:lang w:val="pt-PT"/>
-        </w:rPr>
-        <w:t>Malaysia</w:t>
-      </w:r>
-      <w:proofErr w:type="spellEnd"/>
-      <w:r>
-        <w:rPr>
-          <w:rFonts w:eastAsia="Calibri" w:cstheme="minorHAnsi"/>
-          <w:sz w:val="20"/>
-          <w:szCs w:val="20"/>
-          <w:lang w:val="pt-PT"/>
-        </w:rPr>
-        <w:t>, 2023 (</w:t>
-      </w:r>
-      <w:proofErr w:type="spellStart"/>
-      <w:r>
-        <w:rPr>
-          <w:rFonts w:eastAsia="Calibri" w:cstheme="minorHAnsi"/>
-          <w:sz w:val="20"/>
-          <w:szCs w:val="20"/>
-          <w:lang w:val="pt-PT"/>
-        </w:rPr>
-        <w:t>Podium</w:t>
-      </w:r>
-      <w:proofErr w:type="spellEnd"/>
-      <w:r>
-        <w:rPr>
-          <w:rFonts w:eastAsia="Calibri" w:cstheme="minorHAnsi"/>
-          <w:sz w:val="20"/>
-          <w:szCs w:val="20"/>
-          <w:lang w:val="pt-PT"/>
-        </w:rPr>
-        <w:t>).</w:t>
+      <w:r>
+        <w:rPr>
+          <w:rFonts w:eastAsia="Calibri" w:cstheme="minorHAnsi"/>
+          <w:sz w:val="20"/>
+          <w:szCs w:val="20"/>
+          <w:lang w:val="pt-PT"/>
+        </w:rPr>
+        <w:t>Kuching, Malaysia, 2023 (Podium).</w:t>
       </w:r>
     </w:p>
     <w:p>
@@ -12292,7 +9645,6 @@
         </w:rPr>
         <w:t>Coimbra, Portugal 2023 (</w:t>
       </w:r>
-      <w:proofErr w:type="spellStart"/>
       <w:r>
         <w:rPr>
           <w:rFonts w:eastAsia="Calibri" w:cstheme="minorHAnsi"/>
@@ -12302,7 +9654,6 @@
         </w:rPr>
         <w:t>Seminar</w:t>
       </w:r>
-      <w:proofErr w:type="spellEnd"/>
       <w:r>
         <w:rPr>
           <w:rFonts w:eastAsia="Calibri" w:cstheme="minorHAnsi"/>
@@ -12332,7 +9683,6 @@
         </w:rPr>
         <w:t xml:space="preserve">Freymann E, </w:t>
       </w:r>
-      <w:proofErr w:type="spellStart"/>
       <w:r>
         <w:rPr>
           <w:rFonts w:eastAsia="Calibri" w:cstheme="minorHAnsi"/>
@@ -12341,62 +9691,15 @@
           <w:sz w:val="20"/>
           <w:szCs w:val="20"/>
         </w:rPr>
-        <w:t>d’Oliveira</w:t>
-      </w:r>
-      <w:proofErr w:type="spellEnd"/>
-      <w:r>
-        <w:rPr>
-          <w:rFonts w:eastAsia="Calibri" w:cstheme="minorHAnsi"/>
-          <w:b/>
-          <w:bCs/>
-          <w:sz w:val="20"/>
-          <w:szCs w:val="20"/>
-        </w:rPr>
-        <w:t xml:space="preserve"> Coelho J,</w:t>
-      </w:r>
-      <w:r>
-        <w:rPr>
-          <w:rFonts w:eastAsia="Calibri" w:cstheme="minorHAnsi"/>
-          <w:sz w:val="20"/>
-          <w:szCs w:val="20"/>
-        </w:rPr>
-        <w:t xml:space="preserve"> Muhumuza G, </w:t>
-      </w:r>
-      <w:proofErr w:type="spellStart"/>
-      <w:r>
-        <w:rPr>
-          <w:rFonts w:eastAsia="Calibri" w:cstheme="minorHAnsi"/>
-          <w:sz w:val="20"/>
-          <w:szCs w:val="20"/>
-        </w:rPr>
-        <w:t>Hobaiter</w:t>
-      </w:r>
-      <w:proofErr w:type="spellEnd"/>
-      <w:r>
-        <w:rPr>
-          <w:rFonts w:eastAsia="Calibri" w:cstheme="minorHAnsi"/>
-          <w:sz w:val="20"/>
-          <w:szCs w:val="20"/>
-        </w:rPr>
-        <w:t xml:space="preserve"> C, Huffman MA, </w:t>
-      </w:r>
-      <w:proofErr w:type="spellStart"/>
-      <w:r>
-        <w:rPr>
-          <w:rFonts w:eastAsia="Calibri" w:cstheme="minorHAnsi"/>
-          <w:sz w:val="20"/>
-          <w:szCs w:val="20"/>
-        </w:rPr>
-        <w:t>Zuberbühler</w:t>
-      </w:r>
-      <w:proofErr w:type="spellEnd"/>
-      <w:r>
-        <w:rPr>
-          <w:rFonts w:eastAsia="Calibri" w:cstheme="minorHAnsi"/>
-          <w:sz w:val="20"/>
-          <w:szCs w:val="20"/>
-        </w:rPr>
-        <w:t xml:space="preserve"> K, Carvalho S. Applying Collocation and APRIORI Analyses to Chimpanzee Diets: methods for investigating non-random food combinations in primate self-medication. </w:t>
+        <w:t>d’Oliveira Coelho J,</w:t>
+      </w:r>
+      <w:r>
+        <w:rPr>
+          <w:rFonts w:eastAsia="Calibri" w:cstheme="minorHAnsi"/>
+          <w:sz w:val="20"/>
+          <w:szCs w:val="20"/>
+        </w:rPr>
+        <w:t xml:space="preserve"> Muhumuza G, Hobaiter C, Huffman MA, Zuberbühler K, Carvalho S. Applying Collocation and APRIORI Analyses to Chimpanzee Diets: methods for investigating non-random food combinations in primate self-medication. </w:t>
       </w:r>
       <w:r>
         <w:rPr>
@@ -12477,7 +9780,6 @@
         </w:rPr>
         <w:t xml:space="preserve">Bobe R, </w:t>
       </w:r>
-      <w:proofErr w:type="spellStart"/>
       <w:r>
         <w:rPr>
           <w:rFonts w:eastAsia="Calibri" w:cstheme="minorHAnsi"/>
@@ -12486,18 +9788,7 @@
           <w:sz w:val="20"/>
           <w:szCs w:val="20"/>
         </w:rPr>
-        <w:t>d'Oliveira</w:t>
-      </w:r>
-      <w:proofErr w:type="spellEnd"/>
-      <w:r>
-        <w:rPr>
-          <w:rFonts w:eastAsia="Calibri" w:cstheme="minorHAnsi"/>
-          <w:b/>
-          <w:bCs/>
-          <w:sz w:val="20"/>
-          <w:szCs w:val="20"/>
-        </w:rPr>
-        <w:t xml:space="preserve"> Coelho J</w:t>
+        <w:t>d'Oliveira Coelho J</w:t>
       </w:r>
       <w:r>
         <w:rPr>
@@ -12525,56 +9816,16 @@
           <w:szCs w:val="20"/>
           <w:lang w:val="pt-PT"/>
         </w:rPr>
-        <w:t xml:space="preserve">, Florence, </w:t>
-      </w:r>
-      <w:proofErr w:type="spellStart"/>
-      <w:r>
-        <w:rPr>
-          <w:rFonts w:eastAsia="Calibri" w:cstheme="minorHAnsi"/>
-          <w:sz w:val="20"/>
-          <w:szCs w:val="20"/>
-          <w:lang w:val="pt-PT"/>
-        </w:rPr>
-        <w:t>Italy</w:t>
-      </w:r>
-      <w:proofErr w:type="spellEnd"/>
-      <w:r>
-        <w:rPr>
-          <w:rFonts w:eastAsia="Calibri" w:cstheme="minorHAnsi"/>
-          <w:sz w:val="20"/>
-          <w:szCs w:val="20"/>
-          <w:lang w:val="pt-PT"/>
-        </w:rPr>
-        <w:t xml:space="preserve">, 2022 </w:t>
-      </w:r>
-      <w:r>
-        <w:rPr>
-          <w:rFonts w:eastAsia="Calibri" w:cstheme="minorHAnsi"/>
-          <w:sz w:val="20"/>
-          <w:szCs w:val="20"/>
-          <w:lang w:val="pt-PT"/>
-        </w:rPr>
-        <w:t>(</w:t>
-      </w:r>
-      <w:proofErr w:type="spellStart"/>
-      <w:r>
-        <w:rPr>
-          <w:rFonts w:eastAsia="Calibri" w:cstheme="minorHAnsi"/>
-          <w:sz w:val="20"/>
-          <w:szCs w:val="20"/>
-          <w:lang w:val="pt-PT"/>
-        </w:rPr>
-        <w:t>Podium</w:t>
-      </w:r>
-      <w:proofErr w:type="spellEnd"/>
-      <w:r>
-        <w:rPr>
-          <w:rFonts w:eastAsia="Calibri" w:cstheme="minorHAnsi"/>
-          <w:sz w:val="20"/>
-          <w:szCs w:val="20"/>
-          <w:lang w:val="pt-PT"/>
-        </w:rPr>
-        <w:t>).</w:t>
+        <w:t xml:space="preserve">, Florence, Italy, 2022 </w:t>
+      </w:r>
+      <w:r>
+        <w:rPr>
+          <w:rFonts w:eastAsia="Calibri" w:cstheme="minorHAnsi"/>
+          <w:sz w:val="20"/>
+          <w:szCs w:val="20"/>
+          <w:lang w:val="pt-PT"/>
+        </w:rPr>
+        <w:t>(Podium).</w:t>
       </w:r>
     </w:p>
     <w:p>
@@ -12615,47 +9866,7 @@
           <w:szCs w:val="20"/>
           <w:lang w:val="pt-PT"/>
         </w:rPr>
-        <w:t xml:space="preserve">, </w:t>
-      </w:r>
-      <w:proofErr w:type="spellStart"/>
-      <w:r>
-        <w:rPr>
-          <w:rFonts w:eastAsia="Calibri" w:cstheme="minorHAnsi"/>
-          <w:sz w:val="20"/>
-          <w:szCs w:val="20"/>
-          <w:lang w:val="pt-PT"/>
-        </w:rPr>
-        <w:t>and</w:t>
-      </w:r>
-      <w:proofErr w:type="spellEnd"/>
-      <w:r>
-        <w:rPr>
-          <w:rFonts w:eastAsia="Calibri" w:cstheme="minorHAnsi"/>
-          <w:sz w:val="20"/>
-          <w:szCs w:val="20"/>
-          <w:lang w:val="pt-PT"/>
-        </w:rPr>
-        <w:t xml:space="preserve"> </w:t>
-      </w:r>
-      <w:proofErr w:type="spellStart"/>
-      <w:r>
-        <w:rPr>
-          <w:rFonts w:eastAsia="Calibri" w:cstheme="minorHAnsi"/>
-          <w:sz w:val="20"/>
-          <w:szCs w:val="20"/>
-          <w:lang w:val="pt-PT"/>
-        </w:rPr>
-        <w:t>Paleo</w:t>
-      </w:r>
-      <w:proofErr w:type="spellEnd"/>
-      <w:r>
-        <w:rPr>
-          <w:rFonts w:eastAsia="Calibri" w:cstheme="minorHAnsi"/>
-          <w:sz w:val="20"/>
-          <w:szCs w:val="20"/>
-          <w:lang w:val="pt-PT"/>
-        </w:rPr>
-        <w:t xml:space="preserve">-Primate Project. </w:t>
+        <w:t xml:space="preserve">, and Paleo-Primate Project. </w:t>
       </w:r>
       <w:r>
         <w:rPr>
@@ -12719,27 +9930,8 @@
           <w:sz w:val="20"/>
           <w:szCs w:val="20"/>
         </w:rPr>
-        <w:t xml:space="preserve">Scott GR, </w:t>
-      </w:r>
-      <w:proofErr w:type="spellStart"/>
-      <w:r>
-        <w:rPr>
-          <w:rFonts w:eastAsia="Calibri" w:cstheme="minorHAnsi"/>
-          <w:sz w:val="20"/>
-          <w:szCs w:val="20"/>
-        </w:rPr>
-        <w:t>Navega</w:t>
-      </w:r>
-      <w:proofErr w:type="spellEnd"/>
-      <w:r>
-        <w:rPr>
-          <w:rFonts w:eastAsia="Calibri" w:cstheme="minorHAnsi"/>
-          <w:sz w:val="20"/>
-          <w:szCs w:val="20"/>
-        </w:rPr>
-        <w:t xml:space="preserve"> D, </w:t>
-      </w:r>
-      <w:proofErr w:type="spellStart"/>
+        <w:t xml:space="preserve">Scott GR, Navega D, </w:t>
+      </w:r>
       <w:r>
         <w:rPr>
           <w:rFonts w:eastAsia="Calibri" w:cstheme="minorHAnsi"/>
@@ -12748,44 +9940,15 @@
           <w:sz w:val="20"/>
           <w:szCs w:val="20"/>
         </w:rPr>
-        <w:t>d'Oliveira</w:t>
-      </w:r>
-      <w:proofErr w:type="spellEnd"/>
-      <w:r>
-        <w:rPr>
-          <w:rFonts w:eastAsia="Calibri" w:cstheme="minorHAnsi"/>
-          <w:b/>
-          <w:bCs/>
-          <w:sz w:val="20"/>
-          <w:szCs w:val="20"/>
-        </w:rPr>
-        <w:t xml:space="preserve"> Coelho J</w:t>
-      </w:r>
-      <w:r>
-        <w:rPr>
-          <w:rFonts w:eastAsia="Calibri" w:cstheme="minorHAnsi"/>
-          <w:sz w:val="20"/>
-          <w:szCs w:val="20"/>
-        </w:rPr>
-        <w:t xml:space="preserve">, </w:t>
-      </w:r>
-      <w:proofErr w:type="spellStart"/>
-      <w:r>
-        <w:rPr>
-          <w:rFonts w:eastAsia="Calibri" w:cstheme="minorHAnsi"/>
-          <w:sz w:val="20"/>
-          <w:szCs w:val="20"/>
-        </w:rPr>
-        <w:t>Vlemincq</w:t>
-      </w:r>
-      <w:proofErr w:type="spellEnd"/>
-      <w:r>
-        <w:rPr>
-          <w:rFonts w:eastAsia="Calibri" w:cstheme="minorHAnsi"/>
-          <w:sz w:val="20"/>
-          <w:szCs w:val="20"/>
-        </w:rPr>
-        <w:t xml:space="preserve">-Mendieta T, Kenessey D, Pilloud MA. </w:t>
+        <w:t>d'Oliveira Coelho J</w:t>
+      </w:r>
+      <w:r>
+        <w:rPr>
+          <w:rFonts w:eastAsia="Calibri" w:cstheme="minorHAnsi"/>
+          <w:sz w:val="20"/>
+          <w:szCs w:val="20"/>
+        </w:rPr>
+        <w:t xml:space="preserve">, Vlemincq-Mendieta T, Kenessey D, Pilloud MA. </w:t>
       </w:r>
       <w:r>
         <w:rPr>
@@ -12861,27 +10024,8 @@
           <w:sz w:val="20"/>
           <w:szCs w:val="20"/>
         </w:rPr>
-        <w:t xml:space="preserve">Curate F, </w:t>
-      </w:r>
-      <w:proofErr w:type="spellStart"/>
-      <w:r>
-        <w:rPr>
-          <w:rFonts w:eastAsia="Calibri" w:cstheme="minorHAnsi"/>
-          <w:sz w:val="20"/>
-          <w:szCs w:val="20"/>
-        </w:rPr>
-        <w:t>Navega</w:t>
-      </w:r>
-      <w:proofErr w:type="spellEnd"/>
-      <w:r>
-        <w:rPr>
-          <w:rFonts w:eastAsia="Calibri" w:cstheme="minorHAnsi"/>
-          <w:sz w:val="20"/>
-          <w:szCs w:val="20"/>
-        </w:rPr>
-        <w:t xml:space="preserve"> D, Cunha E, </w:t>
-      </w:r>
-      <w:proofErr w:type="spellStart"/>
+        <w:t xml:space="preserve">Curate F, Navega D, Cunha E, </w:t>
+      </w:r>
       <w:r>
         <w:rPr>
           <w:rFonts w:eastAsia="Calibri" w:cstheme="minorHAnsi"/>
@@ -12890,18 +10034,7 @@
           <w:sz w:val="20"/>
           <w:szCs w:val="20"/>
         </w:rPr>
-        <w:t>d'Oliveira</w:t>
-      </w:r>
-      <w:proofErr w:type="spellEnd"/>
-      <w:r>
-        <w:rPr>
-          <w:rFonts w:eastAsia="Calibri" w:cstheme="minorHAnsi"/>
-          <w:b/>
-          <w:bCs/>
-          <w:sz w:val="20"/>
-          <w:szCs w:val="20"/>
-        </w:rPr>
-        <w:t xml:space="preserve"> Coelho J</w:t>
+        <w:t>d'Oliveira Coelho J</w:t>
       </w:r>
       <w:r>
         <w:rPr>
@@ -13024,27 +10157,8 @@
           <w:sz w:val="20"/>
           <w:szCs w:val="20"/>
         </w:rPr>
-        <w:t xml:space="preserve">Scott GR, </w:t>
-      </w:r>
-      <w:proofErr w:type="spellStart"/>
-      <w:r>
-        <w:rPr>
-          <w:rFonts w:eastAsia="Calibri" w:cstheme="minorHAnsi"/>
-          <w:sz w:val="20"/>
-          <w:szCs w:val="20"/>
-        </w:rPr>
-        <w:t>Navega</w:t>
-      </w:r>
-      <w:proofErr w:type="spellEnd"/>
-      <w:r>
-        <w:rPr>
-          <w:rFonts w:eastAsia="Calibri" w:cstheme="minorHAnsi"/>
-          <w:sz w:val="20"/>
-          <w:szCs w:val="20"/>
-        </w:rPr>
-        <w:t xml:space="preserve"> D, </w:t>
-      </w:r>
-      <w:proofErr w:type="spellStart"/>
+        <w:t xml:space="preserve">Scott GR, Navega D, </w:t>
+      </w:r>
       <w:r>
         <w:rPr>
           <w:rFonts w:eastAsia="Calibri" w:cstheme="minorHAnsi"/>
@@ -13053,44 +10167,15 @@
           <w:sz w:val="20"/>
           <w:szCs w:val="20"/>
         </w:rPr>
-        <w:t>d'Oliveira</w:t>
-      </w:r>
-      <w:proofErr w:type="spellEnd"/>
-      <w:r>
-        <w:rPr>
-          <w:rFonts w:eastAsia="Calibri" w:cstheme="minorHAnsi"/>
-          <w:b/>
-          <w:bCs/>
-          <w:sz w:val="20"/>
-          <w:szCs w:val="20"/>
-        </w:rPr>
-        <w:t xml:space="preserve"> Coelho J</w:t>
-      </w:r>
-      <w:r>
-        <w:rPr>
-          <w:rFonts w:eastAsia="Calibri" w:cstheme="minorHAnsi"/>
-          <w:sz w:val="20"/>
-          <w:szCs w:val="20"/>
-        </w:rPr>
-        <w:t xml:space="preserve">. The Evolution of </w:t>
-      </w:r>
-      <w:proofErr w:type="spellStart"/>
-      <w:r>
-        <w:rPr>
-          <w:rFonts w:eastAsia="Calibri" w:cstheme="minorHAnsi"/>
-          <w:sz w:val="20"/>
-          <w:szCs w:val="20"/>
-        </w:rPr>
-        <w:t>rASUDAS</w:t>
-      </w:r>
-      <w:proofErr w:type="spellEnd"/>
-      <w:r>
-        <w:rPr>
-          <w:rFonts w:eastAsia="Calibri" w:cstheme="minorHAnsi"/>
-          <w:sz w:val="20"/>
-          <w:szCs w:val="20"/>
-        </w:rPr>
-        <w:t xml:space="preserve"> and Its Application to Bioarchaeological Problems. </w:t>
+        <w:t>d'Oliveira Coelho J</w:t>
+      </w:r>
+      <w:r>
+        <w:rPr>
+          <w:rFonts w:eastAsia="Calibri" w:cstheme="minorHAnsi"/>
+          <w:sz w:val="20"/>
+          <w:szCs w:val="20"/>
+        </w:rPr>
+        <w:t xml:space="preserve">. The Evolution of rASUDAS and Its Application to Bioarchaeological Problems. </w:t>
       </w:r>
       <w:r>
         <w:rPr>
@@ -13101,63 +10186,26 @@
           <w:szCs w:val="20"/>
           <w:lang w:val="pt-PT"/>
         </w:rPr>
-        <w:t xml:space="preserve">Centro de Investigação em Antropologia e Saúde </w:t>
-      </w:r>
-      <w:proofErr w:type="spellStart"/>
-      <w:r>
-        <w:rPr>
-          <w:rFonts w:eastAsia="Calibri" w:cstheme="minorHAnsi"/>
-          <w:i/>
-          <w:iCs/>
-          <w:sz w:val="20"/>
-          <w:szCs w:val="20"/>
-          <w:lang w:val="pt-PT"/>
-        </w:rPr>
-        <w:t>BioSocial</w:t>
-      </w:r>
-      <w:proofErr w:type="spellEnd"/>
-      <w:r>
-        <w:rPr>
-          <w:rFonts w:eastAsia="Calibri" w:cstheme="minorHAnsi"/>
-          <w:i/>
-          <w:iCs/>
+        <w:t>Centro de Investigação em Antropologia e Saúde BioSocial Talks</w:t>
+      </w:r>
+      <w:r>
+        <w:rPr>
+          <w:rFonts w:eastAsia="Calibri" w:cstheme="minorHAnsi"/>
+          <w:sz w:val="20"/>
+          <w:szCs w:val="20"/>
+          <w:lang w:val="pt-PT"/>
+        </w:rPr>
+        <w:t>.</w:t>
+      </w:r>
+      <w:r>
+        <w:rPr>
+          <w:rFonts w:eastAsia="Calibri" w:cstheme="minorHAnsi"/>
           <w:sz w:val="20"/>
           <w:szCs w:val="20"/>
           <w:lang w:val="pt-PT"/>
         </w:rPr>
         <w:t xml:space="preserve"> </w:t>
       </w:r>
-      <w:proofErr w:type="spellStart"/>
-      <w:r>
-        <w:rPr>
-          <w:rFonts w:eastAsia="Calibri" w:cstheme="minorHAnsi"/>
-          <w:i/>
-          <w:iCs/>
-          <w:sz w:val="20"/>
-          <w:szCs w:val="20"/>
-          <w:lang w:val="pt-PT"/>
-        </w:rPr>
-        <w:t>Talks</w:t>
-      </w:r>
-      <w:proofErr w:type="spellEnd"/>
-      <w:r>
-        <w:rPr>
-          <w:rFonts w:eastAsia="Calibri" w:cstheme="minorHAnsi"/>
-          <w:sz w:val="20"/>
-          <w:szCs w:val="20"/>
-          <w:lang w:val="pt-PT"/>
-        </w:rPr>
-        <w:t>.</w:t>
-      </w:r>
-      <w:r>
-        <w:rPr>
-          <w:rFonts w:eastAsia="Calibri" w:cstheme="minorHAnsi"/>
-          <w:sz w:val="20"/>
-          <w:szCs w:val="20"/>
-          <w:lang w:val="pt-PT"/>
-        </w:rPr>
-        <w:t xml:space="preserve"> </w:t>
-      </w:r>
       <w:r>
         <w:rPr>
           <w:rFonts w:eastAsia="Calibri" w:cstheme="minorHAnsi"/>
@@ -13176,7 +10224,6 @@
         </w:rPr>
         <w:t>2021 (</w:t>
       </w:r>
-      <w:proofErr w:type="spellStart"/>
       <w:r>
         <w:rPr>
           <w:rFonts w:eastAsia="Calibri" w:cstheme="minorHAnsi"/>
@@ -13193,17 +10240,7 @@
           <w:szCs w:val="20"/>
           <w:lang w:val="pt-PT"/>
         </w:rPr>
-        <w:t>eminar</w:t>
-      </w:r>
-      <w:proofErr w:type="spellEnd"/>
-      <w:r>
-        <w:rPr>
-          <w:rFonts w:eastAsia="Calibri" w:cstheme="minorHAnsi"/>
-          <w:sz w:val="20"/>
-          <w:szCs w:val="20"/>
-          <w:lang w:val="pt-PT"/>
-        </w:rPr>
-        <w:t>).</w:t>
+        <w:t>eminar).</w:t>
       </w:r>
     </w:p>
     <w:p>
@@ -13217,7 +10254,6 @@
           <w:szCs w:val="20"/>
         </w:rPr>
       </w:pPr>
-      <w:proofErr w:type="spellStart"/>
       <w:r>
         <w:rPr>
           <w:rFonts w:eastAsia="Calibri" w:cstheme="minorHAnsi"/>
@@ -13226,18 +10262,7 @@
           <w:sz w:val="20"/>
           <w:szCs w:val="20"/>
         </w:rPr>
-        <w:t>d'Oliveira</w:t>
-      </w:r>
-      <w:proofErr w:type="spellEnd"/>
-      <w:r>
-        <w:rPr>
-          <w:rFonts w:eastAsia="Calibri" w:cstheme="minorHAnsi"/>
-          <w:b/>
-          <w:bCs/>
-          <w:sz w:val="20"/>
-          <w:szCs w:val="20"/>
-        </w:rPr>
-        <w:t xml:space="preserve"> Coelho J</w:t>
+        <w:t>d'Oliveira Coelho J</w:t>
       </w:r>
       <w:r>
         <w:rPr>
@@ -13261,25 +10286,7 @@
           <w:sz w:val="20"/>
           <w:szCs w:val="20"/>
         </w:rPr>
-        <w:t xml:space="preserve"> Using fossil evidence to improve our understanding of divergence estimates for the Panini and </w:t>
-      </w:r>
-      <w:proofErr w:type="spellStart"/>
-      <w:r>
-        <w:rPr>
-          <w:rFonts w:eastAsia="Calibri" w:cstheme="minorHAnsi"/>
-          <w:sz w:val="20"/>
-          <w:szCs w:val="20"/>
-        </w:rPr>
-        <w:t>Hominini</w:t>
-      </w:r>
-      <w:proofErr w:type="spellEnd"/>
-      <w:r>
-        <w:rPr>
-          <w:rFonts w:eastAsia="Calibri" w:cstheme="minorHAnsi"/>
-          <w:sz w:val="20"/>
-          <w:szCs w:val="20"/>
-        </w:rPr>
-        <w:t xml:space="preserve"> lineages. </w:t>
+        <w:t xml:space="preserve"> Using fossil evidence to improve our understanding of divergence estimates for the Panini and Hominini lineages. </w:t>
       </w:r>
       <w:r>
         <w:rPr>
@@ -13367,25 +10374,14 @@
           <w:szCs w:val="20"/>
         </w:rPr>
       </w:pPr>
-      <w:proofErr w:type="spellStart"/>
-      <w:r>
-        <w:rPr>
-          <w:rFonts w:eastAsia="Calibri" w:cstheme="minorHAnsi"/>
-          <w:sz w:val="20"/>
-          <w:szCs w:val="20"/>
-          <w:lang w:val="pt-PT"/>
-        </w:rPr>
-        <w:t>Dorans</w:t>
-      </w:r>
-      <w:proofErr w:type="spellEnd"/>
-      <w:r>
-        <w:rPr>
-          <w:rFonts w:eastAsia="Calibri" w:cstheme="minorHAnsi"/>
-          <w:sz w:val="20"/>
-          <w:szCs w:val="20"/>
-          <w:lang w:val="pt-PT"/>
-        </w:rPr>
-        <w:t xml:space="preserve"> ER, </w:t>
+      <w:r>
+        <w:rPr>
+          <w:rFonts w:eastAsia="Calibri" w:cstheme="minorHAnsi"/>
+          <w:sz w:val="20"/>
+          <w:szCs w:val="20"/>
+          <w:lang w:val="pt-PT"/>
+        </w:rPr>
+        <w:t xml:space="preserve">Dorans ER, </w:t>
       </w:r>
       <w:r>
         <w:rPr>
@@ -13405,67 +10401,7 @@
           <w:szCs w:val="20"/>
           <w:lang w:val="pt-PT"/>
         </w:rPr>
-        <w:t xml:space="preserve">, </w:t>
-      </w:r>
-      <w:proofErr w:type="spellStart"/>
-      <w:r>
-        <w:rPr>
-          <w:rFonts w:eastAsia="Calibri" w:cstheme="minorHAnsi"/>
-          <w:sz w:val="20"/>
-          <w:szCs w:val="20"/>
-          <w:lang w:val="pt-PT"/>
-        </w:rPr>
-        <w:t>Anemone</w:t>
-      </w:r>
-      <w:proofErr w:type="spellEnd"/>
-      <w:r>
-        <w:rPr>
-          <w:rFonts w:eastAsia="Calibri" w:cstheme="minorHAnsi"/>
-          <w:sz w:val="20"/>
-          <w:szCs w:val="20"/>
-          <w:lang w:val="pt-PT"/>
-        </w:rPr>
-        <w:t xml:space="preserve"> RL, Bobe R, Carvalho S, </w:t>
-      </w:r>
-      <w:proofErr w:type="spellStart"/>
-      <w:r>
-        <w:rPr>
-          <w:rFonts w:eastAsia="Calibri" w:cstheme="minorHAnsi"/>
-          <w:sz w:val="20"/>
-          <w:szCs w:val="20"/>
-          <w:lang w:val="pt-PT"/>
-        </w:rPr>
-        <w:t>Forrest</w:t>
-      </w:r>
-      <w:proofErr w:type="spellEnd"/>
-      <w:r>
-        <w:rPr>
-          <w:rFonts w:eastAsia="Calibri" w:cstheme="minorHAnsi"/>
-          <w:sz w:val="20"/>
-          <w:szCs w:val="20"/>
-          <w:lang w:val="pt-PT"/>
-        </w:rPr>
-        <w:t xml:space="preserve"> F, </w:t>
-      </w:r>
-      <w:proofErr w:type="spellStart"/>
-      <w:r>
-        <w:rPr>
-          <w:rFonts w:eastAsia="Calibri" w:cstheme="minorHAnsi"/>
-          <w:sz w:val="20"/>
-          <w:szCs w:val="20"/>
-          <w:lang w:val="pt-PT"/>
-        </w:rPr>
-        <w:t>Braun</w:t>
-      </w:r>
-      <w:proofErr w:type="spellEnd"/>
-      <w:r>
-        <w:rPr>
-          <w:rFonts w:eastAsia="Calibri" w:cstheme="minorHAnsi"/>
-          <w:sz w:val="20"/>
-          <w:szCs w:val="20"/>
-          <w:lang w:val="pt-PT"/>
-        </w:rPr>
-        <w:t xml:space="preserve"> DR. </w:t>
+        <w:t xml:space="preserve">, Anemone RL, Bobe R, Carvalho S, Forrest F, Braun DR. </w:t>
       </w:r>
       <w:r>
         <w:rPr>
@@ -13559,7 +10495,6 @@
           <w:szCs w:val="20"/>
         </w:rPr>
       </w:pPr>
-      <w:proofErr w:type="spellStart"/>
       <w:r>
         <w:rPr>
           <w:rFonts w:eastAsia="Calibri" w:cstheme="minorHAnsi"/>
@@ -13567,17 +10502,7 @@
           <w:sz w:val="20"/>
           <w:szCs w:val="20"/>
         </w:rPr>
-        <w:t>d'Oliveira</w:t>
-      </w:r>
-      <w:proofErr w:type="spellEnd"/>
-      <w:r>
-        <w:rPr>
-          <w:rFonts w:eastAsia="Calibri" w:cstheme="minorHAnsi"/>
-          <w:b/>
-          <w:sz w:val="20"/>
-          <w:szCs w:val="20"/>
-        </w:rPr>
-        <w:t xml:space="preserve"> Coelho J</w:t>
+        <w:t>d'Oliveira Coelho J</w:t>
       </w:r>
       <w:r>
         <w:rPr>
@@ -13665,7 +10590,6 @@
           <w:szCs w:val="20"/>
         </w:rPr>
       </w:pPr>
-      <w:proofErr w:type="spellStart"/>
       <w:r>
         <w:rPr>
           <w:rFonts w:eastAsia="Calibri" w:cstheme="minorHAnsi"/>
@@ -13673,61 +10597,15 @@
           <w:sz w:val="20"/>
           <w:szCs w:val="20"/>
         </w:rPr>
-        <w:t>d’Oliveira</w:t>
-      </w:r>
-      <w:proofErr w:type="spellEnd"/>
-      <w:r>
-        <w:rPr>
-          <w:rFonts w:eastAsia="Calibri" w:cstheme="minorHAnsi"/>
-          <w:b/>
-          <w:sz w:val="20"/>
-          <w:szCs w:val="20"/>
-        </w:rPr>
-        <w:t xml:space="preserve"> Coelho J</w:t>
-      </w:r>
-      <w:r>
-        <w:rPr>
-          <w:rFonts w:eastAsia="Calibri" w:cstheme="minorHAnsi"/>
-          <w:sz w:val="20"/>
-          <w:szCs w:val="20"/>
-        </w:rPr>
-        <w:t xml:space="preserve">, Braun DR, Bobe R, Anemone RL, Carvalho S. </w:t>
-      </w:r>
-      <w:proofErr w:type="gramStart"/>
-      <w:r>
-        <w:rPr>
-          <w:rFonts w:eastAsia="Calibri" w:cstheme="minorHAnsi"/>
-          <w:sz w:val="20"/>
-          <w:szCs w:val="20"/>
-        </w:rPr>
-        <w:t>A</w:t>
-      </w:r>
-      <w:proofErr w:type="gramEnd"/>
-      <w:r>
-        <w:rPr>
-          <w:rFonts w:eastAsia="Calibri" w:cstheme="minorHAnsi"/>
-          <w:sz w:val="20"/>
-          <w:szCs w:val="20"/>
-        </w:rPr>
-        <w:t xml:space="preserve"> </w:t>
-      </w:r>
-      <w:proofErr w:type="spellStart"/>
-      <w:r>
-        <w:rPr>
-          <w:rFonts w:eastAsia="Calibri" w:cstheme="minorHAnsi"/>
-          <w:sz w:val="20"/>
-          <w:szCs w:val="20"/>
-        </w:rPr>
-        <w:t>MaxEnt</w:t>
-      </w:r>
-      <w:proofErr w:type="spellEnd"/>
-      <w:r>
-        <w:rPr>
-          <w:rFonts w:eastAsia="Calibri" w:cstheme="minorHAnsi"/>
-          <w:sz w:val="20"/>
-          <w:szCs w:val="20"/>
-        </w:rPr>
-        <w:t xml:space="preserve"> approach to estimate the likelihood of finding new fossil sites in Lake Turkana, Kenya, using satellite images</w:t>
+        <w:t>d’Oliveira Coelho J</w:t>
+      </w:r>
+      <w:r>
+        <w:rPr>
+          <w:rFonts w:eastAsia="Calibri" w:cstheme="minorHAnsi"/>
+          <w:sz w:val="20"/>
+          <w:szCs w:val="20"/>
+        </w:rPr>
+        <w:t>, Braun DR, Bobe R, Anemone RL, Carvalho S. A MaxEnt approach to estimate the likelihood of finding new fossil sites in Lake Turkana, Kenya, using satellite images</w:t>
       </w:r>
       <w:r>
         <w:rPr>
@@ -13842,7 +10720,6 @@
         </w:rPr>
         <w:t xml:space="preserve">, </w:t>
       </w:r>
-      <w:proofErr w:type="spellStart"/>
       <w:r>
         <w:rPr>
           <w:rFonts w:eastAsia="Calibri" w:cstheme="minorHAnsi"/>
@@ -13850,9 +10727,8 @@
           <w:sz w:val="20"/>
           <w:szCs w:val="20"/>
         </w:rPr>
-        <w:t>d’Oliveira</w:t>
-      </w:r>
-      <w:proofErr w:type="spellEnd"/>
+        <w:t xml:space="preserve">d’Oliveira </w:t>
+      </w:r>
       <w:r>
         <w:rPr>
           <w:rFonts w:eastAsia="Calibri" w:cstheme="minorHAnsi"/>
@@ -13860,7 +10736,7 @@
           <w:sz w:val="20"/>
           <w:szCs w:val="20"/>
         </w:rPr>
-        <w:t xml:space="preserve"> </w:t>
+        <w:t>Coelho</w:t>
       </w:r>
       <w:r>
         <w:rPr>
@@ -13869,15 +10745,6 @@
           <w:sz w:val="20"/>
           <w:szCs w:val="20"/>
         </w:rPr>
-        <w:t>Coelho</w:t>
-      </w:r>
-      <w:r>
-        <w:rPr>
-          <w:rFonts w:eastAsia="Calibri" w:cstheme="minorHAnsi"/>
-          <w:b/>
-          <w:sz w:val="20"/>
-          <w:szCs w:val="20"/>
-        </w:rPr>
         <w:t xml:space="preserve"> J</w:t>
       </w:r>
       <w:r>
@@ -13918,25 +10785,7 @@
           <w:sz w:val="20"/>
           <w:szCs w:val="20"/>
         </w:rPr>
-        <w:t xml:space="preserve">. Thermally induced changes: influence of duration of heat exposure on </w:t>
-      </w:r>
-      <w:proofErr w:type="spellStart"/>
-      <w:r>
-        <w:rPr>
-          <w:rFonts w:eastAsia="Calibri" w:cstheme="minorHAnsi"/>
-          <w:sz w:val="20"/>
-          <w:szCs w:val="20"/>
-        </w:rPr>
-        <w:t>colorometry</w:t>
-      </w:r>
-      <w:proofErr w:type="spellEnd"/>
-      <w:r>
-        <w:rPr>
-          <w:rFonts w:eastAsia="Calibri" w:cstheme="minorHAnsi"/>
-          <w:sz w:val="20"/>
-          <w:szCs w:val="20"/>
-        </w:rPr>
-        <w:t>, morphometry and chemometrics</w:t>
+        <w:t>. Thermally induced changes: influence of duration of heat exposure on colorometry, morphometry and chemometrics</w:t>
       </w:r>
       <w:r>
         <w:rPr>
@@ -13984,7 +10833,6 @@
         </w:rPr>
       </w:pPr>
       <w:bookmarkStart w:id="2" w:name="_Hlk8667161"/>
-      <w:proofErr w:type="spellStart"/>
       <w:r>
         <w:rPr>
           <w:rFonts w:eastAsia="Calibri" w:cstheme="minorHAnsi"/>
@@ -13992,17 +10840,7 @@
           <w:sz w:val="20"/>
           <w:szCs w:val="20"/>
         </w:rPr>
-        <w:t>d’Oliveira</w:t>
-      </w:r>
-      <w:proofErr w:type="spellEnd"/>
-      <w:r>
-        <w:rPr>
-          <w:rFonts w:eastAsia="Calibri" w:cstheme="minorHAnsi"/>
-          <w:b/>
-          <w:sz w:val="20"/>
-          <w:szCs w:val="20"/>
-        </w:rPr>
-        <w:t xml:space="preserve"> Coelho J</w:t>
+        <w:t>d’Oliveira Coelho J</w:t>
       </w:r>
       <w:r>
         <w:rPr>
@@ -14020,7 +10858,6 @@
         </w:rPr>
         <w:t xml:space="preserve">. </w:t>
       </w:r>
-      <w:proofErr w:type="spellStart"/>
       <w:r>
         <w:rPr>
           <w:rFonts w:eastAsia="Calibri" w:cstheme="minorHAnsi"/>
@@ -14028,17 +10865,7 @@
           <w:sz w:val="20"/>
           <w:szCs w:val="20"/>
         </w:rPr>
-        <w:t>Paleoanthropology</w:t>
-      </w:r>
-      <w:proofErr w:type="spellEnd"/>
-      <w:r>
-        <w:rPr>
-          <w:rFonts w:eastAsia="Calibri" w:cstheme="minorHAnsi"/>
-          <w:i/>
-          <w:sz w:val="20"/>
-          <w:szCs w:val="20"/>
-        </w:rPr>
-        <w:t xml:space="preserve"> Society 2019 Meeting</w:t>
+        <w:t>Paleoanthropology Society 2019 Meeting</w:t>
       </w:r>
       <w:r>
         <w:rPr>
@@ -14070,7 +10897,6 @@
       </w:pPr>
       <w:bookmarkStart w:id="3" w:name="_Hlk8659368"/>
       <w:bookmarkEnd w:id="2"/>
-      <w:proofErr w:type="spellStart"/>
       <w:r>
         <w:rPr>
           <w:rFonts w:eastAsia="Calibri" w:cstheme="minorHAnsi"/>
@@ -14078,17 +10904,7 @@
           <w:sz w:val="20"/>
           <w:szCs w:val="20"/>
         </w:rPr>
-        <w:t>d'Oliveira</w:t>
-      </w:r>
-      <w:proofErr w:type="spellEnd"/>
-      <w:r>
-        <w:rPr>
-          <w:rFonts w:eastAsia="Calibri" w:cstheme="minorHAnsi"/>
-          <w:b/>
-          <w:sz w:val="20"/>
-          <w:szCs w:val="20"/>
-        </w:rPr>
-        <w:t xml:space="preserve"> Coelho J</w:t>
+        <w:t>d'Oliveira Coelho J</w:t>
       </w:r>
       <w:r>
         <w:rPr>
@@ -14168,7 +10984,6 @@
           <w:szCs w:val="20"/>
         </w:rPr>
       </w:pPr>
-      <w:proofErr w:type="spellStart"/>
       <w:r>
         <w:rPr>
           <w:rFonts w:eastAsia="Calibri" w:cstheme="minorHAnsi"/>
@@ -14176,43 +10991,15 @@
           <w:sz w:val="20"/>
           <w:szCs w:val="20"/>
         </w:rPr>
-        <w:t>d'Oliveira</w:t>
-      </w:r>
-      <w:proofErr w:type="spellEnd"/>
-      <w:r>
-        <w:rPr>
-          <w:rFonts w:eastAsia="Calibri" w:cstheme="minorHAnsi"/>
-          <w:b/>
-          <w:sz w:val="20"/>
-          <w:szCs w:val="20"/>
-        </w:rPr>
-        <w:t xml:space="preserve"> Coelho J</w:t>
-      </w:r>
-      <w:r>
-        <w:rPr>
-          <w:rFonts w:eastAsia="Calibri" w:cstheme="minorHAnsi"/>
-          <w:sz w:val="20"/>
-          <w:szCs w:val="20"/>
-        </w:rPr>
-        <w:t xml:space="preserve">, Anemone RL, Carvalho S. Fossil sites as landscape outliers: the potential of the </w:t>
-      </w:r>
-      <w:proofErr w:type="spellStart"/>
-      <w:r>
-        <w:rPr>
-          <w:rFonts w:eastAsia="Calibri" w:cstheme="minorHAnsi"/>
-          <w:sz w:val="20"/>
-          <w:szCs w:val="20"/>
-        </w:rPr>
-        <w:t>dbscan</w:t>
-      </w:r>
-      <w:proofErr w:type="spellEnd"/>
-      <w:r>
-        <w:rPr>
-          <w:rFonts w:eastAsia="Calibri" w:cstheme="minorHAnsi"/>
-          <w:sz w:val="20"/>
-          <w:szCs w:val="20"/>
-        </w:rPr>
-        <w:t xml:space="preserve"> clustering algorithm for detecting fossiliferous outcrops in forests</w:t>
+        <w:t>d'Oliveira Coelho J</w:t>
+      </w:r>
+      <w:r>
+        <w:rPr>
+          <w:rFonts w:eastAsia="Calibri" w:cstheme="minorHAnsi"/>
+          <w:sz w:val="20"/>
+          <w:szCs w:val="20"/>
+        </w:rPr>
+        <w:t>, Anemone RL, Carvalho S. Fossil sites as landscape outliers: the potential of the dbscan clustering algorithm for detecting fossiliferous outcrops in forests</w:t>
       </w:r>
       <w:r>
         <w:rPr>
@@ -14248,19 +11035,8 @@
           <w:sz w:val="20"/>
           <w:szCs w:val="20"/>
         </w:rPr>
-        <w:t xml:space="preserve"> Conference of the Gesellschaft für </w:t>
-      </w:r>
-      <w:proofErr w:type="spellStart"/>
-      <w:r>
-        <w:rPr>
-          <w:rFonts w:eastAsia="Calibri" w:cstheme="minorHAnsi"/>
-          <w:i/>
-          <w:sz w:val="20"/>
-          <w:szCs w:val="20"/>
-        </w:rPr>
-        <w:t>Primatologie</w:t>
-      </w:r>
-      <w:proofErr w:type="spellEnd"/>
+        <w:t xml:space="preserve"> Conference of the Gesellschaft für Primatologie</w:t>
+      </w:r>
       <w:r>
         <w:rPr>
           <w:rFonts w:eastAsia="Calibri" w:cstheme="minorHAnsi"/>
@@ -14323,7 +11099,6 @@
           <w:lang w:val="pt-PT"/>
         </w:rPr>
       </w:pPr>
-      <w:proofErr w:type="spellStart"/>
       <w:r>
         <w:rPr>
           <w:rFonts w:eastAsia="Calibri" w:cstheme="minorHAnsi"/>
@@ -14331,17 +11106,7 @@
           <w:sz w:val="20"/>
           <w:szCs w:val="20"/>
         </w:rPr>
-        <w:t>d’Oliveira</w:t>
-      </w:r>
-      <w:proofErr w:type="spellEnd"/>
-      <w:r>
-        <w:rPr>
-          <w:rFonts w:eastAsia="Calibri" w:cstheme="minorHAnsi"/>
-          <w:b/>
-          <w:sz w:val="20"/>
-          <w:szCs w:val="20"/>
-        </w:rPr>
-        <w:t xml:space="preserve"> Coelho J</w:t>
+        <w:t>d’Oliveira Coelho J</w:t>
       </w:r>
       <w:r>
         <w:rPr>
@@ -14448,27 +11213,7 @@
           <w:szCs w:val="20"/>
           <w:lang w:val="pt-PT"/>
         </w:rPr>
-        <w:t xml:space="preserve">, </w:t>
-      </w:r>
-      <w:proofErr w:type="spellStart"/>
-      <w:r>
-        <w:rPr>
-          <w:rFonts w:eastAsia="Calibri" w:cstheme="minorHAnsi"/>
-          <w:sz w:val="20"/>
-          <w:szCs w:val="20"/>
-          <w:lang w:val="pt-PT"/>
-        </w:rPr>
-        <w:t>Anemone</w:t>
-      </w:r>
-      <w:proofErr w:type="spellEnd"/>
-      <w:r>
-        <w:rPr>
-          <w:rFonts w:eastAsia="Calibri" w:cstheme="minorHAnsi"/>
-          <w:sz w:val="20"/>
-          <w:szCs w:val="20"/>
-          <w:lang w:val="pt-PT"/>
-        </w:rPr>
-        <w:t xml:space="preserve"> R</w:t>
+        <w:t>, Anemone R</w:t>
       </w:r>
       <w:r>
         <w:rPr>
@@ -14486,67 +11231,7 @@
           <w:szCs w:val="20"/>
           <w:lang w:val="pt-PT"/>
         </w:rPr>
-        <w:t xml:space="preserve">, Carvalho S. </w:t>
-      </w:r>
-      <w:proofErr w:type="spellStart"/>
-      <w:r>
-        <w:rPr>
-          <w:rFonts w:eastAsia="Calibri" w:cstheme="minorHAnsi"/>
-          <w:sz w:val="20"/>
-          <w:szCs w:val="20"/>
-          <w:lang w:val="pt-PT"/>
-        </w:rPr>
-        <w:t>Why</w:t>
-      </w:r>
-      <w:proofErr w:type="spellEnd"/>
-      <w:r>
-        <w:rPr>
-          <w:rFonts w:eastAsia="Calibri" w:cstheme="minorHAnsi"/>
-          <w:sz w:val="20"/>
-          <w:szCs w:val="20"/>
-          <w:lang w:val="pt-PT"/>
-        </w:rPr>
-        <w:t xml:space="preserve"> </w:t>
-      </w:r>
-      <w:proofErr w:type="spellStart"/>
-      <w:r>
-        <w:rPr>
-          <w:rFonts w:eastAsia="Calibri" w:cstheme="minorHAnsi"/>
-          <w:sz w:val="20"/>
-          <w:szCs w:val="20"/>
-          <w:lang w:val="pt-PT"/>
-        </w:rPr>
-        <w:t>bother</w:t>
-      </w:r>
-      <w:proofErr w:type="spellEnd"/>
-      <w:r>
-        <w:rPr>
-          <w:rFonts w:eastAsia="Calibri" w:cstheme="minorHAnsi"/>
-          <w:sz w:val="20"/>
-          <w:szCs w:val="20"/>
-          <w:lang w:val="pt-PT"/>
-        </w:rPr>
-        <w:t xml:space="preserve"> </w:t>
-      </w:r>
-      <w:proofErr w:type="spellStart"/>
-      <w:r>
-        <w:rPr>
-          <w:rFonts w:eastAsia="Calibri" w:cstheme="minorHAnsi"/>
-          <w:sz w:val="20"/>
-          <w:szCs w:val="20"/>
-          <w:lang w:val="pt-PT"/>
-        </w:rPr>
-        <w:t>surveying</w:t>
-      </w:r>
-      <w:proofErr w:type="spellEnd"/>
-      <w:r>
-        <w:rPr>
-          <w:rFonts w:eastAsia="Calibri" w:cstheme="minorHAnsi"/>
-          <w:sz w:val="20"/>
-          <w:szCs w:val="20"/>
-          <w:lang w:val="pt-PT"/>
-        </w:rPr>
-        <w:t xml:space="preserve">? </w:t>
+        <w:t xml:space="preserve">, Carvalho S. Why bother surveying? </w:t>
       </w:r>
       <w:r>
         <w:rPr>
@@ -14626,7 +11311,6 @@
         </w:rPr>
         <w:t xml:space="preserve">Ammer S, </w:t>
       </w:r>
-      <w:proofErr w:type="spellStart"/>
       <w:r>
         <w:rPr>
           <w:rFonts w:eastAsia="Calibri" w:cstheme="minorHAnsi"/>
@@ -14634,17 +11318,7 @@
           <w:sz w:val="20"/>
           <w:szCs w:val="20"/>
         </w:rPr>
-        <w:t>d’Oliveira</w:t>
-      </w:r>
-      <w:proofErr w:type="spellEnd"/>
-      <w:r>
-        <w:rPr>
-          <w:rFonts w:eastAsia="Calibri" w:cstheme="minorHAnsi"/>
-          <w:b/>
-          <w:sz w:val="20"/>
-          <w:szCs w:val="20"/>
-        </w:rPr>
-        <w:t xml:space="preserve"> Coelho J</w:t>
+        <w:t>d’Oliveira Coelho J</w:t>
       </w:r>
       <w:r>
         <w:rPr>
@@ -14716,7 +11390,6 @@
           <w:lang w:val="pt-PT"/>
         </w:rPr>
       </w:pPr>
-      <w:proofErr w:type="spellStart"/>
       <w:r>
         <w:rPr>
           <w:rFonts w:eastAsia="Calibri" w:cstheme="minorHAnsi"/>
@@ -14724,17 +11397,7 @@
           <w:sz w:val="20"/>
           <w:szCs w:val="20"/>
         </w:rPr>
-        <w:t>d'Oliveira</w:t>
-      </w:r>
-      <w:proofErr w:type="spellEnd"/>
-      <w:r>
-        <w:rPr>
-          <w:rFonts w:eastAsia="Calibri" w:cstheme="minorHAnsi"/>
-          <w:b/>
-          <w:sz w:val="20"/>
-          <w:szCs w:val="20"/>
-        </w:rPr>
-        <w:t xml:space="preserve"> Coelho J</w:t>
+        <w:t>d'Oliveira Coelho J</w:t>
       </w:r>
       <w:r>
         <w:rPr>
@@ -14803,7 +11466,6 @@
         </w:rPr>
         <w:t xml:space="preserve"> </w:t>
       </w:r>
-      <w:proofErr w:type="spellStart"/>
       <w:r>
         <w:rPr>
           <w:rFonts w:eastAsia="Calibri" w:cstheme="minorHAnsi"/>
@@ -14812,31 +11474,8 @@
           <w:szCs w:val="20"/>
           <w:lang w:val="pt-PT"/>
         </w:rPr>
-        <w:t>Aarhus</w:t>
-      </w:r>
-      <w:proofErr w:type="spellEnd"/>
-      <w:r>
-        <w:rPr>
-          <w:rFonts w:eastAsia="Calibri" w:cstheme="minorHAnsi"/>
-          <w:iCs/>
-          <w:sz w:val="20"/>
-          <w:szCs w:val="20"/>
-          <w:lang w:val="pt-PT"/>
-        </w:rPr>
-        <w:t xml:space="preserve">, </w:t>
-      </w:r>
-      <w:proofErr w:type="spellStart"/>
-      <w:r>
-        <w:rPr>
-          <w:rFonts w:eastAsia="Calibri" w:cstheme="minorHAnsi"/>
-          <w:iCs/>
-          <w:sz w:val="20"/>
-          <w:szCs w:val="20"/>
-          <w:lang w:val="pt-PT"/>
-        </w:rPr>
-        <w:t>Denmark</w:t>
-      </w:r>
-      <w:proofErr w:type="spellEnd"/>
+        <w:t>Aarhus, Denmark</w:t>
+      </w:r>
       <w:r>
         <w:rPr>
           <w:rFonts w:eastAsia="Calibri" w:cstheme="minorHAnsi"/>
@@ -14855,7 +11494,6 @@
         </w:rPr>
         <w:t xml:space="preserve"> 2017 (</w:t>
       </w:r>
-      <w:proofErr w:type="spellStart"/>
       <w:r>
         <w:rPr>
           <w:rFonts w:eastAsia="Calibri" w:cstheme="minorHAnsi"/>
@@ -14865,7 +11503,6 @@
         </w:rPr>
         <w:t>Podium</w:t>
       </w:r>
-      <w:proofErr w:type="spellEnd"/>
       <w:r>
         <w:rPr>
           <w:rFonts w:eastAsia="Calibri" w:cstheme="minorHAnsi"/>
@@ -15041,47 +11678,35 @@
           <w:szCs w:val="20"/>
           <w:lang w:val="pt-PT"/>
         </w:rPr>
+        <w:t xml:space="preserve"> Wasterlain SN. Os Escravos do Valle da Gafaria: recuperar a identidade através dos ossos</w:t>
+      </w:r>
+      <w:r>
+        <w:rPr>
+          <w:rFonts w:eastAsia="Calibri" w:cstheme="minorHAnsi"/>
+          <w:sz w:val="20"/>
+          <w:szCs w:val="20"/>
+          <w:lang w:val="pt-PT"/>
+        </w:rPr>
+        <w:t>.</w:t>
+      </w:r>
+      <w:r>
+        <w:rPr>
+          <w:rFonts w:eastAsia="Calibri" w:cstheme="minorHAnsi"/>
+          <w:sz w:val="20"/>
+          <w:szCs w:val="20"/>
+          <w:lang w:val="pt-PT"/>
+        </w:rPr>
         <w:t xml:space="preserve"> </w:t>
       </w:r>
-      <w:proofErr w:type="spellStart"/>
-      <w:r>
-        <w:rPr>
-          <w:rFonts w:eastAsia="Calibri" w:cstheme="minorHAnsi"/>
-          <w:sz w:val="20"/>
-          <w:szCs w:val="20"/>
-          <w:lang w:val="pt-PT"/>
-        </w:rPr>
-        <w:t>Wasterlain</w:t>
-      </w:r>
-      <w:proofErr w:type="spellEnd"/>
-      <w:r>
-        <w:rPr>
-          <w:rFonts w:eastAsia="Calibri" w:cstheme="minorHAnsi"/>
-          <w:sz w:val="20"/>
-          <w:szCs w:val="20"/>
-          <w:lang w:val="pt-PT"/>
-        </w:rPr>
-        <w:t xml:space="preserve"> SN. Os Escravos do </w:t>
-      </w:r>
-      <w:proofErr w:type="spellStart"/>
-      <w:r>
-        <w:rPr>
-          <w:rFonts w:eastAsia="Calibri" w:cstheme="minorHAnsi"/>
-          <w:sz w:val="20"/>
-          <w:szCs w:val="20"/>
-          <w:lang w:val="pt-PT"/>
-        </w:rPr>
-        <w:t>Valle</w:t>
-      </w:r>
-      <w:proofErr w:type="spellEnd"/>
-      <w:r>
-        <w:rPr>
-          <w:rFonts w:eastAsia="Calibri" w:cstheme="minorHAnsi"/>
-          <w:sz w:val="20"/>
-          <w:szCs w:val="20"/>
-          <w:lang w:val="pt-PT"/>
-        </w:rPr>
-        <w:t xml:space="preserve"> da Gafaria: recuperar a identidade através dos ossos</w:t>
+      <w:r>
+        <w:rPr>
+          <w:rFonts w:eastAsia="Calibri" w:cstheme="minorHAnsi"/>
+          <w:i/>
+          <w:sz w:val="20"/>
+          <w:szCs w:val="20"/>
+          <w:lang w:val="pt-PT"/>
+        </w:rPr>
+        <w:t>Dia Internacional dos Museus</w:t>
       </w:r>
       <w:r>
         <w:rPr>
@@ -15099,37 +11724,8 @@
           <w:szCs w:val="20"/>
           <w:lang w:val="pt-PT"/>
         </w:rPr>
-        <w:t xml:space="preserve"> </w:t>
-      </w:r>
-      <w:r>
-        <w:rPr>
-          <w:rFonts w:eastAsia="Calibri" w:cstheme="minorHAnsi"/>
-          <w:i/>
-          <w:sz w:val="20"/>
-          <w:szCs w:val="20"/>
-          <w:lang w:val="pt-PT"/>
-        </w:rPr>
-        <w:t>Dia Internacional dos Museus</w:t>
-      </w:r>
-      <w:r>
-        <w:rPr>
-          <w:rFonts w:eastAsia="Calibri" w:cstheme="minorHAnsi"/>
-          <w:sz w:val="20"/>
-          <w:szCs w:val="20"/>
-          <w:lang w:val="pt-PT"/>
-        </w:rPr>
-        <w:t>.</w:t>
-      </w:r>
-      <w:r>
-        <w:rPr>
-          <w:rFonts w:eastAsia="Calibri" w:cstheme="minorHAnsi"/>
-          <w:sz w:val="20"/>
-          <w:szCs w:val="20"/>
-          <w:lang w:val="pt-PT"/>
-        </w:rPr>
         <w:t xml:space="preserve"> Viseu, Portugal, 2017 (</w:t>
       </w:r>
-      <w:proofErr w:type="spellStart"/>
       <w:r>
         <w:rPr>
           <w:rFonts w:eastAsia="Calibri" w:cstheme="minorHAnsi"/>
@@ -15139,7 +11735,6 @@
         </w:rPr>
         <w:t>Podium</w:t>
       </w:r>
-      <w:proofErr w:type="spellEnd"/>
       <w:r>
         <w:rPr>
           <w:rFonts w:eastAsia="Calibri" w:cstheme="minorHAnsi"/>
@@ -15315,47 +11910,7 @@
           <w:szCs w:val="20"/>
           <w:lang w:val="pt-PT"/>
         </w:rPr>
-        <w:t xml:space="preserve"> Cunha E. Análise da </w:t>
-      </w:r>
-      <w:proofErr w:type="spellStart"/>
-      <w:r>
-        <w:rPr>
-          <w:rFonts w:eastAsia="Calibri" w:cstheme="minorHAnsi"/>
-          <w:sz w:val="20"/>
-          <w:szCs w:val="20"/>
-          <w:lang w:val="pt-PT"/>
-        </w:rPr>
-        <w:t>mastóide</w:t>
-      </w:r>
-      <w:proofErr w:type="spellEnd"/>
-      <w:r>
-        <w:rPr>
-          <w:rFonts w:eastAsia="Calibri" w:cstheme="minorHAnsi"/>
-          <w:sz w:val="20"/>
-          <w:szCs w:val="20"/>
-          <w:lang w:val="pt-PT"/>
-        </w:rPr>
-        <w:t xml:space="preserve">, ouvido médio e ouvido interno em tomografia axial </w:t>
-      </w:r>
-      <w:proofErr w:type="spellStart"/>
-      <w:r>
-        <w:rPr>
-          <w:rFonts w:eastAsia="Calibri" w:cstheme="minorHAnsi"/>
-          <w:sz w:val="20"/>
-          <w:szCs w:val="20"/>
-          <w:lang w:val="pt-PT"/>
-        </w:rPr>
-        <w:t>computarizada</w:t>
-      </w:r>
-      <w:proofErr w:type="spellEnd"/>
-      <w:r>
-        <w:rPr>
-          <w:rFonts w:eastAsia="Calibri" w:cstheme="minorHAnsi"/>
-          <w:sz w:val="20"/>
-          <w:szCs w:val="20"/>
-          <w:lang w:val="pt-PT"/>
-        </w:rPr>
-        <w:t xml:space="preserve"> (TAC) - Possível contribuição para a identificação de cadáveres</w:t>
+        <w:t xml:space="preserve"> Cunha E. Análise da mastóide, ouvido médio e ouvido interno em tomografia axial computarizada (TAC) - Possível contribuição para a identificação de cadáveres</w:t>
       </w:r>
       <w:r>
         <w:rPr>
@@ -15403,7 +11958,6 @@
         </w:rPr>
         <w:t>Coimbra, Portugal, 2017 (</w:t>
       </w:r>
-      <w:proofErr w:type="spellStart"/>
       <w:r>
         <w:rPr>
           <w:rFonts w:eastAsia="Calibri" w:cstheme="minorHAnsi"/>
@@ -15413,7 +11967,6 @@
         </w:rPr>
         <w:t>Podium</w:t>
       </w:r>
-      <w:proofErr w:type="spellEnd"/>
       <w:r>
         <w:rPr>
           <w:rFonts w:eastAsia="Calibri" w:cstheme="minorHAnsi"/>
@@ -15525,27 +12078,7 @@
           <w:szCs w:val="20"/>
           <w:lang w:val="pt-PT"/>
         </w:rPr>
-        <w:t xml:space="preserve"> </w:t>
-      </w:r>
-      <w:proofErr w:type="spellStart"/>
-      <w:r>
-        <w:rPr>
-          <w:rFonts w:eastAsia="Calibri" w:cstheme="minorHAnsi"/>
-          <w:sz w:val="20"/>
-          <w:szCs w:val="20"/>
-          <w:lang w:val="pt-PT"/>
-        </w:rPr>
-        <w:t>Curate</w:t>
-      </w:r>
-      <w:proofErr w:type="spellEnd"/>
-      <w:r>
-        <w:rPr>
-          <w:rFonts w:eastAsia="Calibri" w:cstheme="minorHAnsi"/>
-          <w:sz w:val="20"/>
-          <w:szCs w:val="20"/>
-          <w:lang w:val="pt-PT"/>
-        </w:rPr>
-        <w:t xml:space="preserve"> F. Estimativa da idade à morte com base na densidade mineral óssea do fémur proximal: uma abordagem com redes neuronais artificiais</w:t>
+        <w:t xml:space="preserve"> Curate F. Estimativa da idade à morte com base na densidade mineral óssea do fémur proximal: uma abordagem com redes neuronais artificiais</w:t>
       </w:r>
       <w:r>
         <w:rPr>
@@ -15707,7 +12240,6 @@
         </w:rPr>
         <w:t xml:space="preserve"> Coimbra, Portugal, 2016 (</w:t>
       </w:r>
-      <w:proofErr w:type="spellStart"/>
       <w:r>
         <w:rPr>
           <w:rFonts w:eastAsia="Calibri" w:cstheme="minorHAnsi"/>
@@ -15717,7 +12249,6 @@
         </w:rPr>
         <w:t>Podium</w:t>
       </w:r>
-      <w:proofErr w:type="spellEnd"/>
       <w:r>
         <w:rPr>
           <w:rFonts w:eastAsia="Calibri" w:cstheme="minorHAnsi"/>
@@ -15883,27 +12414,7 @@
           <w:szCs w:val="20"/>
           <w:lang w:val="pt-PT"/>
         </w:rPr>
-        <w:t xml:space="preserve"> </w:t>
-      </w:r>
-      <w:proofErr w:type="spellStart"/>
-      <w:r>
-        <w:rPr>
-          <w:rFonts w:eastAsia="Calibri" w:cstheme="minorHAnsi"/>
-          <w:sz w:val="20"/>
-          <w:szCs w:val="20"/>
-          <w:lang w:val="pt-PT"/>
-        </w:rPr>
-        <w:t>Wasterlain</w:t>
-      </w:r>
-      <w:proofErr w:type="spellEnd"/>
-      <w:r>
-        <w:rPr>
-          <w:rFonts w:eastAsia="Calibri" w:cstheme="minorHAnsi"/>
-          <w:sz w:val="20"/>
-          <w:szCs w:val="20"/>
-          <w:lang w:val="pt-PT"/>
-        </w:rPr>
-        <w:t xml:space="preserve"> SN</w:t>
+        <w:t xml:space="preserve"> Wasterlain SN</w:t>
       </w:r>
       <w:r>
         <w:rPr>
@@ -15921,27 +12432,7 @@
           <w:szCs w:val="20"/>
           <w:lang w:val="pt-PT"/>
         </w:rPr>
-        <w:t xml:space="preserve"> Ferreira MT. </w:t>
-      </w:r>
-      <w:proofErr w:type="spellStart"/>
-      <w:r>
-        <w:rPr>
-          <w:rFonts w:eastAsia="Calibri" w:cstheme="minorHAnsi"/>
-          <w:sz w:val="20"/>
-          <w:szCs w:val="20"/>
-          <w:lang w:val="pt-PT"/>
-        </w:rPr>
-        <w:t>CraMs</w:t>
-      </w:r>
-      <w:proofErr w:type="spellEnd"/>
-      <w:r>
-        <w:rPr>
-          <w:rFonts w:eastAsia="Calibri" w:cstheme="minorHAnsi"/>
-          <w:sz w:val="20"/>
-          <w:szCs w:val="20"/>
-          <w:lang w:val="pt-PT"/>
-        </w:rPr>
-        <w:t>: uma ferramenta informática para a análise antropológica do crânio</w:t>
+        <w:t xml:space="preserve"> Ferreira MT. CraMs: uma ferramenta informática para a análise antropológica do crânio</w:t>
       </w:r>
       <w:r>
         <w:rPr>
@@ -16109,19 +12600,8 @@
           <w:szCs w:val="20"/>
           <w:lang w:val="pt-PT"/>
         </w:rPr>
-        <w:t xml:space="preserve"> </w:t>
-      </w:r>
-      <w:proofErr w:type="spellStart"/>
-      <w:r>
-        <w:rPr>
-          <w:rFonts w:eastAsia="Calibri" w:cstheme="minorHAnsi"/>
-          <w:sz w:val="20"/>
-          <w:szCs w:val="20"/>
-          <w:lang w:val="pt-PT"/>
-        </w:rPr>
-        <w:t>Curate</w:t>
-      </w:r>
-      <w:proofErr w:type="spellEnd"/>
+        <w:t xml:space="preserve"> Curate</w:t>
+      </w:r>
       <w:r>
         <w:rPr>
           <w:rFonts w:eastAsia="Calibri" w:cstheme="minorHAnsi"/>
@@ -16342,47 +12822,35 @@
           <w:szCs w:val="20"/>
           <w:lang w:val="pt-PT"/>
         </w:rPr>
+        <w:t xml:space="preserve"> Wasterlain SN. Os Escravos do Valle da Gafaria: novos dados e novas questões</w:t>
+      </w:r>
+      <w:r>
+        <w:rPr>
+          <w:rFonts w:eastAsia="Calibri" w:cstheme="minorHAnsi"/>
+          <w:sz w:val="20"/>
+          <w:szCs w:val="20"/>
+          <w:lang w:val="pt-PT"/>
+        </w:rPr>
+        <w:t>.</w:t>
+      </w:r>
+      <w:r>
+        <w:rPr>
+          <w:rFonts w:eastAsia="Calibri" w:cstheme="minorHAnsi"/>
+          <w:sz w:val="20"/>
+          <w:szCs w:val="20"/>
+          <w:lang w:val="pt-PT"/>
+        </w:rPr>
         <w:t xml:space="preserve"> </w:t>
       </w:r>
-      <w:proofErr w:type="spellStart"/>
-      <w:r>
-        <w:rPr>
-          <w:rFonts w:eastAsia="Calibri" w:cstheme="minorHAnsi"/>
-          <w:sz w:val="20"/>
-          <w:szCs w:val="20"/>
-          <w:lang w:val="pt-PT"/>
-        </w:rPr>
-        <w:t>Wasterlain</w:t>
-      </w:r>
-      <w:proofErr w:type="spellEnd"/>
-      <w:r>
-        <w:rPr>
-          <w:rFonts w:eastAsia="Calibri" w:cstheme="minorHAnsi"/>
-          <w:sz w:val="20"/>
-          <w:szCs w:val="20"/>
-          <w:lang w:val="pt-PT"/>
-        </w:rPr>
-        <w:t xml:space="preserve"> SN. Os Escravos do </w:t>
-      </w:r>
-      <w:proofErr w:type="spellStart"/>
-      <w:r>
-        <w:rPr>
-          <w:rFonts w:eastAsia="Calibri" w:cstheme="minorHAnsi"/>
-          <w:sz w:val="20"/>
-          <w:szCs w:val="20"/>
-          <w:lang w:val="pt-PT"/>
-        </w:rPr>
-        <w:t>Valle</w:t>
-      </w:r>
-      <w:proofErr w:type="spellEnd"/>
-      <w:r>
-        <w:rPr>
-          <w:rFonts w:eastAsia="Calibri" w:cstheme="minorHAnsi"/>
-          <w:sz w:val="20"/>
-          <w:szCs w:val="20"/>
-          <w:lang w:val="pt-PT"/>
-        </w:rPr>
-        <w:t xml:space="preserve"> da Gafaria: novos dados e novas questões</w:t>
+      <w:r>
+        <w:rPr>
+          <w:rFonts w:eastAsia="Calibri" w:cstheme="minorHAnsi"/>
+          <w:i/>
+          <w:sz w:val="20"/>
+          <w:szCs w:val="20"/>
+          <w:lang w:val="pt-PT"/>
+        </w:rPr>
+        <w:t>A História e a Memória dos Escravos Africanos</w:t>
       </w:r>
       <w:r>
         <w:rPr>
@@ -16400,37 +12868,8 @@
           <w:szCs w:val="20"/>
           <w:lang w:val="pt-PT"/>
         </w:rPr>
-        <w:t xml:space="preserve"> </w:t>
-      </w:r>
-      <w:r>
-        <w:rPr>
-          <w:rFonts w:eastAsia="Calibri" w:cstheme="minorHAnsi"/>
-          <w:i/>
-          <w:sz w:val="20"/>
-          <w:szCs w:val="20"/>
-          <w:lang w:val="pt-PT"/>
-        </w:rPr>
-        <w:t>A História e a Memória dos Escravos Africanos</w:t>
-      </w:r>
-      <w:r>
-        <w:rPr>
-          <w:rFonts w:eastAsia="Calibri" w:cstheme="minorHAnsi"/>
-          <w:sz w:val="20"/>
-          <w:szCs w:val="20"/>
-          <w:lang w:val="pt-PT"/>
-        </w:rPr>
-        <w:t>.</w:t>
-      </w:r>
-      <w:r>
-        <w:rPr>
-          <w:rFonts w:eastAsia="Calibri" w:cstheme="minorHAnsi"/>
-          <w:sz w:val="20"/>
-          <w:szCs w:val="20"/>
-          <w:lang w:val="pt-PT"/>
-        </w:rPr>
         <w:t xml:space="preserve"> Lagos, Portugal, 2016 (</w:t>
       </w:r>
-      <w:proofErr w:type="spellStart"/>
       <w:r>
         <w:rPr>
           <w:rFonts w:eastAsia="Calibri" w:cstheme="minorHAnsi"/>
@@ -16440,7 +12879,6 @@
         </w:rPr>
         <w:t>Podium</w:t>
       </w:r>
-      <w:proofErr w:type="spellEnd"/>
       <w:r>
         <w:rPr>
           <w:rFonts w:eastAsia="Calibri" w:cstheme="minorHAnsi"/>
@@ -16588,27 +13026,7 @@
           <w:szCs w:val="20"/>
           <w:lang w:val="pt-PT"/>
         </w:rPr>
-        <w:t xml:space="preserve"> Cunha E. </w:t>
-      </w:r>
-      <w:proofErr w:type="spellStart"/>
-      <w:r>
-        <w:rPr>
-          <w:rFonts w:eastAsia="Calibri" w:cstheme="minorHAnsi"/>
-          <w:sz w:val="20"/>
-          <w:szCs w:val="20"/>
-          <w:lang w:val="pt-PT"/>
-        </w:rPr>
-        <w:t>AncesTrees</w:t>
-      </w:r>
-      <w:proofErr w:type="spellEnd"/>
-      <w:r>
-        <w:rPr>
-          <w:rFonts w:eastAsia="Calibri" w:cstheme="minorHAnsi"/>
-          <w:sz w:val="20"/>
-          <w:szCs w:val="20"/>
-          <w:lang w:val="pt-PT"/>
-        </w:rPr>
-        <w:t>: uma nova ferramenta para a avaliação da ancestralidade em Antropologia forense</w:t>
+        <w:t xml:space="preserve"> Cunha E. AncesTrees: uma nova ferramenta para a avaliação da ancestralidade em Antropologia forense</w:t>
       </w:r>
       <w:r>
         <w:rPr>
@@ -16656,7 +13074,6 @@
         </w:rPr>
         <w:t xml:space="preserve"> Porto, Portugal, 2016 (</w:t>
       </w:r>
-      <w:proofErr w:type="spellStart"/>
       <w:r>
         <w:rPr>
           <w:rFonts w:eastAsia="Calibri" w:cstheme="minorHAnsi"/>
@@ -16666,7 +13083,6 @@
         </w:rPr>
         <w:t>Podium</w:t>
       </w:r>
-      <w:proofErr w:type="spellEnd"/>
       <w:r>
         <w:rPr>
           <w:rFonts w:eastAsia="Calibri" w:cstheme="minorHAnsi"/>
@@ -16696,7 +13112,6 @@
         </w:rPr>
         <w:t xml:space="preserve">Gonçalves D, </w:t>
       </w:r>
-      <w:proofErr w:type="spellStart"/>
       <w:r>
         <w:rPr>
           <w:rFonts w:eastAsia="Calibri" w:cstheme="minorHAnsi"/>
@@ -16704,61 +13119,15 @@
           <w:sz w:val="20"/>
           <w:szCs w:val="20"/>
         </w:rPr>
-        <w:t>d'Oliveira</w:t>
-      </w:r>
-      <w:proofErr w:type="spellEnd"/>
-      <w:r>
-        <w:rPr>
-          <w:rFonts w:eastAsia="Calibri" w:cstheme="minorHAnsi"/>
-          <w:b/>
-          <w:sz w:val="20"/>
-          <w:szCs w:val="20"/>
-        </w:rPr>
-        <w:t xml:space="preserve"> Coelho J</w:t>
-      </w:r>
-      <w:r>
-        <w:rPr>
-          <w:rFonts w:eastAsia="Calibri" w:cstheme="minorHAnsi"/>
-          <w:sz w:val="20"/>
-          <w:szCs w:val="20"/>
-        </w:rPr>
-        <w:t xml:space="preserve">, Makhoul C, </w:t>
-      </w:r>
-      <w:proofErr w:type="spellStart"/>
-      <w:r>
-        <w:rPr>
-          <w:rFonts w:eastAsia="Calibri" w:cstheme="minorHAnsi"/>
-          <w:sz w:val="20"/>
-          <w:szCs w:val="20"/>
-        </w:rPr>
-        <w:t>Navega</w:t>
-      </w:r>
-      <w:proofErr w:type="spellEnd"/>
-      <w:r>
-        <w:rPr>
-          <w:rFonts w:eastAsia="Calibri" w:cstheme="minorHAnsi"/>
-          <w:sz w:val="20"/>
-          <w:szCs w:val="20"/>
-        </w:rPr>
-        <w:t xml:space="preserve"> D, Cunha E. </w:t>
-      </w:r>
-      <w:proofErr w:type="spellStart"/>
-      <w:r>
-        <w:rPr>
-          <w:rFonts w:eastAsia="Calibri" w:cstheme="minorHAnsi"/>
-          <w:sz w:val="20"/>
-          <w:szCs w:val="20"/>
-        </w:rPr>
-        <w:t>MassReg</w:t>
-      </w:r>
-      <w:proofErr w:type="spellEnd"/>
-      <w:r>
-        <w:rPr>
-          <w:rFonts w:eastAsia="Calibri" w:cstheme="minorHAnsi"/>
-          <w:sz w:val="20"/>
-          <w:szCs w:val="20"/>
-        </w:rPr>
-        <w:t>: An application to predict the skeleton mass of adult individuals in incomplete or poorly preserved assemblages of human remains</w:t>
+        <w:t>d'Oliveira Coelho J</w:t>
+      </w:r>
+      <w:r>
+        <w:rPr>
+          <w:rFonts w:eastAsia="Calibri" w:cstheme="minorHAnsi"/>
+          <w:sz w:val="20"/>
+          <w:szCs w:val="20"/>
+        </w:rPr>
+        <w:t>, Makhoul C, Navega D, Cunha E. MassReg: An application to predict the skeleton mass of adult individuals in incomplete or poorly preserved assemblages of human remains</w:t>
       </w:r>
       <w:r>
         <w:rPr>
@@ -16783,47 +13152,7 @@
           <w:sz w:val="20"/>
           <w:szCs w:val="20"/>
         </w:rPr>
-        <w:t xml:space="preserve">XXI </w:t>
-      </w:r>
-      <w:proofErr w:type="spellStart"/>
-      <w:r>
-        <w:rPr>
-          <w:rFonts w:eastAsia="Calibri" w:cstheme="minorHAnsi"/>
-          <w:i/>
-          <w:sz w:val="20"/>
-          <w:szCs w:val="20"/>
-        </w:rPr>
-        <w:t>Jornadas</w:t>
-      </w:r>
-      <w:proofErr w:type="spellEnd"/>
-      <w:r>
-        <w:rPr>
-          <w:rFonts w:eastAsia="Calibri" w:cstheme="minorHAnsi"/>
-          <w:i/>
-          <w:sz w:val="20"/>
-          <w:szCs w:val="20"/>
-        </w:rPr>
-        <w:t xml:space="preserve"> </w:t>
-      </w:r>
-      <w:proofErr w:type="spellStart"/>
-      <w:r>
-        <w:rPr>
-          <w:rFonts w:eastAsia="Calibri" w:cstheme="minorHAnsi"/>
-          <w:i/>
-          <w:sz w:val="20"/>
-          <w:szCs w:val="20"/>
-        </w:rPr>
-        <w:t>Mediterráneas</w:t>
-      </w:r>
-      <w:proofErr w:type="spellEnd"/>
-      <w:r>
-        <w:rPr>
-          <w:rFonts w:eastAsia="Calibri" w:cstheme="minorHAnsi"/>
-          <w:i/>
-          <w:sz w:val="20"/>
-          <w:szCs w:val="20"/>
-        </w:rPr>
-        <w:t xml:space="preserve"> de Medicina Legal</w:t>
+        <w:t>XXI Jornadas Mediterráneas de Medicina Legal</w:t>
       </w:r>
       <w:r>
         <w:rPr>
@@ -16913,19 +13242,36 @@
           <w:szCs w:val="20"/>
           <w:lang w:val="en-AU"/>
         </w:rPr>
+        <w:t xml:space="preserve"> Navega D</w:t>
+      </w:r>
+      <w:r>
+        <w:rPr>
+          <w:rFonts w:eastAsia="Calibri" w:cstheme="minorHAnsi"/>
+          <w:sz w:val="20"/>
+          <w:szCs w:val="20"/>
+          <w:lang w:val="en-AU"/>
+        </w:rPr>
+        <w:t>,</w:t>
+      </w:r>
+      <w:r>
+        <w:rPr>
+          <w:rFonts w:eastAsia="Calibri" w:cstheme="minorHAnsi"/>
+          <w:sz w:val="20"/>
+          <w:szCs w:val="20"/>
+          <w:lang w:val="en-AU"/>
+        </w:rPr>
         <w:t xml:space="preserve"> </w:t>
       </w:r>
-      <w:proofErr w:type="spellStart"/>
-      <w:r>
-        <w:rPr>
-          <w:rFonts w:eastAsia="Calibri" w:cstheme="minorHAnsi"/>
+      <w:r>
+        <w:rPr>
+          <w:rFonts w:eastAsia="Calibri" w:cstheme="minorHAnsi"/>
+          <w:b/>
           <w:sz w:val="20"/>
           <w:szCs w:val="20"/>
           <w:lang w:val="en-AU"/>
         </w:rPr>
-        <w:t>Navega</w:t>
-      </w:r>
-      <w:proofErr w:type="spellEnd"/>
+        <w:t>d'Oliveira Coelho J</w:t>
+      </w:r>
       <w:r>
         <w:rPr>
           <w:rFonts w:eastAsia="Calibri" w:cstheme="minorHAnsi"/>
@@ -16933,7 +13279,7 @@
           <w:szCs w:val="20"/>
           <w:lang w:val="en-AU"/>
         </w:rPr>
-        <w:t xml:space="preserve"> D</w:t>
+        <w:t>,</w:t>
       </w:r>
       <w:r>
         <w:rPr>
@@ -16942,7 +13288,7 @@
           <w:szCs w:val="20"/>
           <w:lang w:val="en-AU"/>
         </w:rPr>
-        <w:t>,</w:t>
+        <w:t xml:space="preserve"> Cunha</w:t>
       </w:r>
       <w:r>
         <w:rPr>
@@ -16951,29 +13297,53 @@
           <w:szCs w:val="20"/>
           <w:lang w:val="en-AU"/>
         </w:rPr>
+        <w:t xml:space="preserve"> E,</w:t>
+      </w:r>
+      <w:r>
+        <w:rPr>
+          <w:rFonts w:eastAsia="Calibri" w:cstheme="minorHAnsi"/>
+          <w:sz w:val="20"/>
+          <w:szCs w:val="20"/>
+          <w:lang w:val="en-AU"/>
+        </w:rPr>
+        <w:t xml:space="preserve"> Irish JD. rASUDAS: A New Method for Estimating Ancestry from Tooth Crown and Root Morphology</w:t>
+      </w:r>
+      <w:r>
+        <w:rPr>
+          <w:rFonts w:eastAsia="Calibri" w:cstheme="minorHAnsi"/>
+          <w:sz w:val="20"/>
+          <w:szCs w:val="20"/>
+          <w:lang w:val="en-AU"/>
+        </w:rPr>
+        <w:t>.</w:t>
+      </w:r>
+      <w:r>
+        <w:rPr>
+          <w:rFonts w:eastAsia="Calibri" w:cstheme="minorHAnsi"/>
+          <w:sz w:val="20"/>
+          <w:szCs w:val="20"/>
+          <w:lang w:val="en-AU"/>
+        </w:rPr>
         <w:t xml:space="preserve"> </w:t>
       </w:r>
-      <w:proofErr w:type="spellStart"/>
-      <w:r>
-        <w:rPr>
-          <w:rFonts w:eastAsia="Calibri" w:cstheme="minorHAnsi"/>
-          <w:b/>
+      <w:r>
+        <w:rPr>
+          <w:rFonts w:eastAsia="Calibri" w:cstheme="minorHAnsi"/>
+          <w:i/>
           <w:sz w:val="20"/>
           <w:szCs w:val="20"/>
           <w:lang w:val="en-AU"/>
         </w:rPr>
-        <w:t>d'Oliveira</w:t>
-      </w:r>
-      <w:proofErr w:type="spellEnd"/>
-      <w:r>
-        <w:rPr>
-          <w:rFonts w:eastAsia="Calibri" w:cstheme="minorHAnsi"/>
-          <w:b/>
+        <w:t>The 85th Annual Meeting of the American Association of Physical Anthropologists</w:t>
+      </w:r>
+      <w:r>
+        <w:rPr>
+          <w:rFonts w:eastAsia="Calibri" w:cstheme="minorHAnsi"/>
           <w:sz w:val="20"/>
           <w:szCs w:val="20"/>
           <w:lang w:val="en-AU"/>
         </w:rPr>
-        <w:t xml:space="preserve"> Coelho J</w:t>
+        <w:t>.</w:t>
       </w:r>
       <w:r>
         <w:rPr>
@@ -16982,111 +13352,17 @@
           <w:szCs w:val="20"/>
           <w:lang w:val="en-AU"/>
         </w:rPr>
-        <w:t>,</w:t>
-      </w:r>
-      <w:r>
-        <w:rPr>
-          <w:rFonts w:eastAsia="Calibri" w:cstheme="minorHAnsi"/>
-          <w:sz w:val="20"/>
-          <w:szCs w:val="20"/>
-          <w:lang w:val="en-AU"/>
-        </w:rPr>
-        <w:t xml:space="preserve"> Cunha</w:t>
-      </w:r>
-      <w:r>
-        <w:rPr>
-          <w:rFonts w:eastAsia="Calibri" w:cstheme="minorHAnsi"/>
-          <w:sz w:val="20"/>
-          <w:szCs w:val="20"/>
-          <w:lang w:val="en-AU"/>
-        </w:rPr>
-        <w:t xml:space="preserve"> E,</w:t>
-      </w:r>
-      <w:r>
-        <w:rPr>
-          <w:rFonts w:eastAsia="Calibri" w:cstheme="minorHAnsi"/>
-          <w:sz w:val="20"/>
-          <w:szCs w:val="20"/>
-          <w:lang w:val="en-AU"/>
-        </w:rPr>
-        <w:t xml:space="preserve"> Irish JD. </w:t>
-      </w:r>
-      <w:proofErr w:type="spellStart"/>
-      <w:r>
-        <w:rPr>
-          <w:rFonts w:eastAsia="Calibri" w:cstheme="minorHAnsi"/>
-          <w:sz w:val="20"/>
-          <w:szCs w:val="20"/>
-          <w:lang w:val="en-AU"/>
-        </w:rPr>
-        <w:t>rASUDAS</w:t>
-      </w:r>
-      <w:proofErr w:type="spellEnd"/>
-      <w:r>
-        <w:rPr>
-          <w:rFonts w:eastAsia="Calibri" w:cstheme="minorHAnsi"/>
-          <w:sz w:val="20"/>
-          <w:szCs w:val="20"/>
-          <w:lang w:val="en-AU"/>
-        </w:rPr>
-        <w:t>: A New Method for Estimating Ancestry from Tooth Crown and Root Morphology</w:t>
-      </w:r>
-      <w:r>
-        <w:rPr>
-          <w:rFonts w:eastAsia="Calibri" w:cstheme="minorHAnsi"/>
-          <w:sz w:val="20"/>
-          <w:szCs w:val="20"/>
-          <w:lang w:val="en-AU"/>
-        </w:rPr>
-        <w:t>.</w:t>
-      </w:r>
-      <w:r>
-        <w:rPr>
-          <w:rFonts w:eastAsia="Calibri" w:cstheme="minorHAnsi"/>
-          <w:sz w:val="20"/>
-          <w:szCs w:val="20"/>
-          <w:lang w:val="en-AU"/>
-        </w:rPr>
         <w:t xml:space="preserve"> </w:t>
       </w:r>
       <w:r>
         <w:rPr>
           <w:rFonts w:eastAsia="Calibri" w:cstheme="minorHAnsi"/>
-          <w:i/>
-          <w:sz w:val="20"/>
-          <w:szCs w:val="20"/>
-          <w:lang w:val="en-AU"/>
-        </w:rPr>
-        <w:t>The 85th Annual Meeting of the American Association of Physical Anthropologists</w:t>
-      </w:r>
-      <w:r>
-        <w:rPr>
-          <w:rFonts w:eastAsia="Calibri" w:cstheme="minorHAnsi"/>
-          <w:sz w:val="20"/>
-          <w:szCs w:val="20"/>
-          <w:lang w:val="en-AU"/>
-        </w:rPr>
-        <w:t>.</w:t>
-      </w:r>
-      <w:r>
-        <w:rPr>
-          <w:rFonts w:eastAsia="Calibri" w:cstheme="minorHAnsi"/>
-          <w:sz w:val="20"/>
-          <w:szCs w:val="20"/>
-          <w:lang w:val="en-AU"/>
-        </w:rPr>
-        <w:t xml:space="preserve"> </w:t>
-      </w:r>
-      <w:r>
-        <w:rPr>
-          <w:rFonts w:eastAsia="Calibri" w:cstheme="minorHAnsi"/>
           <w:sz w:val="20"/>
           <w:szCs w:val="20"/>
           <w:lang w:val="pt-PT"/>
         </w:rPr>
         <w:t>Atlanta, USA, 2016 (</w:t>
       </w:r>
-      <w:proofErr w:type="spellStart"/>
       <w:r>
         <w:rPr>
           <w:rFonts w:eastAsia="Calibri" w:cstheme="minorHAnsi"/>
@@ -17096,7 +13372,6 @@
         </w:rPr>
         <w:t>Podium</w:t>
       </w:r>
-      <w:proofErr w:type="spellEnd"/>
       <w:r>
         <w:rPr>
           <w:rFonts w:eastAsia="Calibri" w:cstheme="minorHAnsi"/>
@@ -17163,19 +13438,62 @@
           <w:szCs w:val="20"/>
           <w:lang w:val="pt-PT"/>
         </w:rPr>
+        <w:t xml:space="preserve"> Makhoul</w:t>
+      </w:r>
+      <w:r>
+        <w:rPr>
+          <w:rFonts w:eastAsia="Calibri" w:cstheme="minorHAnsi"/>
+          <w:sz w:val="20"/>
+          <w:szCs w:val="20"/>
+          <w:lang w:val="pt-PT"/>
+        </w:rPr>
         <w:t xml:space="preserve"> </w:t>
       </w:r>
-      <w:proofErr w:type="spellStart"/>
-      <w:r>
-        <w:rPr>
-          <w:rFonts w:eastAsia="Calibri" w:cstheme="minorHAnsi"/>
-          <w:sz w:val="20"/>
-          <w:szCs w:val="20"/>
-          <w:lang w:val="pt-PT"/>
-        </w:rPr>
-        <w:t>Makhoul</w:t>
-      </w:r>
-      <w:proofErr w:type="spellEnd"/>
+      <w:r>
+        <w:rPr>
+          <w:rFonts w:eastAsia="Calibri" w:cstheme="minorHAnsi"/>
+          <w:sz w:val="20"/>
+          <w:szCs w:val="20"/>
+          <w:lang w:val="pt-PT"/>
+        </w:rPr>
+        <w:t>C</w:t>
+      </w:r>
+      <w:r>
+        <w:rPr>
+          <w:rFonts w:eastAsia="Calibri" w:cstheme="minorHAnsi"/>
+          <w:sz w:val="20"/>
+          <w:szCs w:val="20"/>
+          <w:lang w:val="pt-PT"/>
+        </w:rPr>
+        <w:t>,</w:t>
+      </w:r>
+      <w:r>
+        <w:rPr>
+          <w:rFonts w:eastAsia="Calibri" w:cstheme="minorHAnsi"/>
+          <w:sz w:val="20"/>
+          <w:szCs w:val="20"/>
+          <w:lang w:val="pt-PT"/>
+        </w:rPr>
+        <w:t xml:space="preserve"> Oliveira-Santos I</w:t>
+      </w:r>
+      <w:r>
+        <w:rPr>
+          <w:rFonts w:eastAsia="Calibri" w:cstheme="minorHAnsi"/>
+          <w:sz w:val="20"/>
+          <w:szCs w:val="20"/>
+          <w:lang w:val="pt-PT"/>
+        </w:rPr>
+        <w:t>,</w:t>
+      </w:r>
+      <w:r>
+        <w:rPr>
+          <w:rFonts w:eastAsia="Calibri" w:cstheme="minorHAnsi"/>
+          <w:sz w:val="20"/>
+          <w:szCs w:val="20"/>
+          <w:lang w:val="pt-PT"/>
+        </w:rPr>
+        <w:t xml:space="preserve"> Navega</w:t>
+      </w:r>
       <w:r>
         <w:rPr>
           <w:rFonts w:eastAsia="Calibri" w:cstheme="minorHAnsi"/>
@@ -17192,6 +13510,42 @@
           <w:szCs w:val="20"/>
           <w:lang w:val="pt-PT"/>
         </w:rPr>
+        <w:t>D</w:t>
+      </w:r>
+      <w:r>
+        <w:rPr>
+          <w:rFonts w:eastAsia="Calibri" w:cstheme="minorHAnsi"/>
+          <w:sz w:val="20"/>
+          <w:szCs w:val="20"/>
+          <w:lang w:val="pt-PT"/>
+        </w:rPr>
+        <w:t>,</w:t>
+      </w:r>
+      <w:r>
+        <w:rPr>
+          <w:rFonts w:eastAsia="Calibri" w:cstheme="minorHAnsi"/>
+          <w:sz w:val="20"/>
+          <w:szCs w:val="20"/>
+          <w:lang w:val="pt-PT"/>
+        </w:rPr>
+        <w:t xml:space="preserve"> Coelho</w:t>
+      </w:r>
+      <w:r>
+        <w:rPr>
+          <w:rFonts w:eastAsia="Calibri" w:cstheme="minorHAnsi"/>
+          <w:sz w:val="20"/>
+          <w:szCs w:val="20"/>
+          <w:lang w:val="pt-PT"/>
+        </w:rPr>
+        <w:t xml:space="preserve"> </w:t>
+      </w:r>
+      <w:r>
+        <w:rPr>
+          <w:rFonts w:eastAsia="Calibri" w:cstheme="minorHAnsi"/>
+          <w:sz w:val="20"/>
+          <w:szCs w:val="20"/>
+          <w:lang w:val="pt-PT"/>
+        </w:rPr>
         <w:t>C</w:t>
       </w:r>
       <w:r>
@@ -17210,7 +13564,7 @@
           <w:szCs w:val="20"/>
           <w:lang w:val="pt-PT"/>
         </w:rPr>
-        <w:t xml:space="preserve"> Oliveira-Santos I</w:t>
+        <w:t xml:space="preserve"> Curate F</w:t>
       </w:r>
       <w:r>
         <w:rPr>
@@ -17228,7 +13582,34 @@
           <w:szCs w:val="20"/>
           <w:lang w:val="pt-PT"/>
         </w:rPr>
-        <w:t xml:space="preserve"> Navega</w:t>
+        <w:t xml:space="preserve"> Ferreira MT</w:t>
+      </w:r>
+      <w:r>
+        <w:rPr>
+          <w:rFonts w:eastAsia="Calibri" w:cstheme="minorHAnsi"/>
+          <w:sz w:val="20"/>
+          <w:szCs w:val="20"/>
+          <w:lang w:val="pt-PT"/>
+        </w:rPr>
+        <w:t>,</w:t>
+      </w:r>
+      <w:r>
+        <w:rPr>
+          <w:rFonts w:eastAsia="Calibri" w:cstheme="minorHAnsi"/>
+          <w:sz w:val="20"/>
+          <w:szCs w:val="20"/>
+          <w:lang w:val="pt-PT"/>
+        </w:rPr>
+        <w:t xml:space="preserve"> Cunha E. Retrodeformação morfológica em ossos queimados para estimar a forma prévia e condições de queima</w:t>
+      </w:r>
+      <w:r>
+        <w:rPr>
+          <w:rFonts w:eastAsia="Calibri" w:cstheme="minorHAnsi"/>
+          <w:sz w:val="20"/>
+          <w:szCs w:val="20"/>
+          <w:lang w:val="pt-PT"/>
+        </w:rPr>
+        <w:t>.</w:t>
       </w:r>
       <w:r>
         <w:rPr>
@@ -17242,141 +13623,12 @@
       <w:r>
         <w:rPr>
           <w:rFonts w:eastAsia="Calibri" w:cstheme="minorHAnsi"/>
-          <w:sz w:val="20"/>
-          <w:szCs w:val="20"/>
-          <w:lang w:val="pt-PT"/>
-        </w:rPr>
-        <w:t>D</w:t>
-      </w:r>
-      <w:r>
-        <w:rPr>
-          <w:rFonts w:eastAsia="Calibri" w:cstheme="minorHAnsi"/>
-          <w:sz w:val="20"/>
-          <w:szCs w:val="20"/>
-          <w:lang w:val="pt-PT"/>
-        </w:rPr>
-        <w:t>,</w:t>
-      </w:r>
-      <w:r>
-        <w:rPr>
-          <w:rFonts w:eastAsia="Calibri" w:cstheme="minorHAnsi"/>
-          <w:sz w:val="20"/>
-          <w:szCs w:val="20"/>
-          <w:lang w:val="pt-PT"/>
-        </w:rPr>
-        <w:t xml:space="preserve"> Coelho</w:t>
-      </w:r>
-      <w:r>
-        <w:rPr>
-          <w:rFonts w:eastAsia="Calibri" w:cstheme="minorHAnsi"/>
-          <w:sz w:val="20"/>
-          <w:szCs w:val="20"/>
-          <w:lang w:val="pt-PT"/>
-        </w:rPr>
-        <w:t xml:space="preserve"> </w:t>
-      </w:r>
-      <w:r>
-        <w:rPr>
-          <w:rFonts w:eastAsia="Calibri" w:cstheme="minorHAnsi"/>
-          <w:sz w:val="20"/>
-          <w:szCs w:val="20"/>
-          <w:lang w:val="pt-PT"/>
-        </w:rPr>
-        <w:t>C</w:t>
-      </w:r>
-      <w:r>
-        <w:rPr>
-          <w:rFonts w:eastAsia="Calibri" w:cstheme="minorHAnsi"/>
-          <w:sz w:val="20"/>
-          <w:szCs w:val="20"/>
-          <w:lang w:val="pt-PT"/>
-        </w:rPr>
-        <w:t>,</w:t>
-      </w:r>
-      <w:r>
-        <w:rPr>
-          <w:rFonts w:eastAsia="Calibri" w:cstheme="minorHAnsi"/>
-          <w:sz w:val="20"/>
-          <w:szCs w:val="20"/>
-          <w:lang w:val="pt-PT"/>
-        </w:rPr>
-        <w:t xml:space="preserve"> </w:t>
-      </w:r>
-      <w:proofErr w:type="spellStart"/>
-      <w:r>
-        <w:rPr>
-          <w:rFonts w:eastAsia="Calibri" w:cstheme="minorHAnsi"/>
-          <w:sz w:val="20"/>
-          <w:szCs w:val="20"/>
-          <w:lang w:val="pt-PT"/>
-        </w:rPr>
-        <w:t>Curate</w:t>
-      </w:r>
-      <w:proofErr w:type="spellEnd"/>
-      <w:r>
-        <w:rPr>
-          <w:rFonts w:eastAsia="Calibri" w:cstheme="minorHAnsi"/>
-          <w:sz w:val="20"/>
-          <w:szCs w:val="20"/>
-          <w:lang w:val="pt-PT"/>
-        </w:rPr>
-        <w:t xml:space="preserve"> F</w:t>
-      </w:r>
-      <w:r>
-        <w:rPr>
-          <w:rFonts w:eastAsia="Calibri" w:cstheme="minorHAnsi"/>
-          <w:sz w:val="20"/>
-          <w:szCs w:val="20"/>
-          <w:lang w:val="pt-PT"/>
-        </w:rPr>
-        <w:t>,</w:t>
-      </w:r>
-      <w:r>
-        <w:rPr>
-          <w:rFonts w:eastAsia="Calibri" w:cstheme="minorHAnsi"/>
-          <w:sz w:val="20"/>
-          <w:szCs w:val="20"/>
-          <w:lang w:val="pt-PT"/>
-        </w:rPr>
-        <w:t xml:space="preserve"> Ferreira MT</w:t>
-      </w:r>
-      <w:r>
-        <w:rPr>
-          <w:rFonts w:eastAsia="Calibri" w:cstheme="minorHAnsi"/>
-          <w:sz w:val="20"/>
-          <w:szCs w:val="20"/>
-          <w:lang w:val="pt-PT"/>
-        </w:rPr>
-        <w:t>,</w:t>
-      </w:r>
-      <w:r>
-        <w:rPr>
-          <w:rFonts w:eastAsia="Calibri" w:cstheme="minorHAnsi"/>
-          <w:sz w:val="20"/>
-          <w:szCs w:val="20"/>
-          <w:lang w:val="pt-PT"/>
-        </w:rPr>
-        <w:t xml:space="preserve"> Cunha E. </w:t>
-      </w:r>
-      <w:proofErr w:type="spellStart"/>
-      <w:r>
-        <w:rPr>
-          <w:rFonts w:eastAsia="Calibri" w:cstheme="minorHAnsi"/>
-          <w:sz w:val="20"/>
-          <w:szCs w:val="20"/>
-          <w:lang w:val="pt-PT"/>
-        </w:rPr>
-        <w:t>Retrodeformação</w:t>
-      </w:r>
-      <w:proofErr w:type="spellEnd"/>
-      <w:r>
-        <w:rPr>
-          <w:rFonts w:eastAsia="Calibri" w:cstheme="minorHAnsi"/>
-          <w:sz w:val="20"/>
-          <w:szCs w:val="20"/>
-          <w:lang w:val="pt-PT"/>
-        </w:rPr>
-        <w:t xml:space="preserve"> morfológica em ossos queimados para estimar a forma prévia e condições de queima</w:t>
+          <w:i/>
+          <w:sz w:val="20"/>
+          <w:szCs w:val="20"/>
+          <w:lang w:val="pt-PT"/>
+        </w:rPr>
+        <w:t>II Conferência do Instituto Nacional de Medicina Legal e Ciências Forenses</w:t>
       </w:r>
       <w:r>
         <w:rPr>
@@ -17394,37 +13646,8 @@
           <w:szCs w:val="20"/>
           <w:lang w:val="pt-PT"/>
         </w:rPr>
-        <w:t xml:space="preserve"> </w:t>
-      </w:r>
-      <w:r>
-        <w:rPr>
-          <w:rFonts w:eastAsia="Calibri" w:cstheme="minorHAnsi"/>
-          <w:i/>
-          <w:sz w:val="20"/>
-          <w:szCs w:val="20"/>
-          <w:lang w:val="pt-PT"/>
-        </w:rPr>
-        <w:t>II Conferência do Instituto Nacional de Medicina Legal e Ciências Forenses</w:t>
-      </w:r>
-      <w:r>
-        <w:rPr>
-          <w:rFonts w:eastAsia="Calibri" w:cstheme="minorHAnsi"/>
-          <w:sz w:val="20"/>
-          <w:szCs w:val="20"/>
-          <w:lang w:val="pt-PT"/>
-        </w:rPr>
-        <w:t>.</w:t>
-      </w:r>
-      <w:r>
-        <w:rPr>
-          <w:rFonts w:eastAsia="Calibri" w:cstheme="minorHAnsi"/>
-          <w:sz w:val="20"/>
-          <w:szCs w:val="20"/>
-          <w:lang w:val="pt-PT"/>
-        </w:rPr>
         <w:t xml:space="preserve"> Coimbra, Portugal, 2015 (</w:t>
       </w:r>
-      <w:proofErr w:type="spellStart"/>
       <w:r>
         <w:rPr>
           <w:rFonts w:eastAsia="Calibri" w:cstheme="minorHAnsi"/>
@@ -17434,7 +13657,6 @@
         </w:rPr>
         <w:t>Podium</w:t>
       </w:r>
-      <w:proofErr w:type="spellEnd"/>
       <w:r>
         <w:rPr>
           <w:rFonts w:eastAsia="Calibri" w:cstheme="minorHAnsi"/>
@@ -17583,27 +13805,7 @@
           <w:szCs w:val="20"/>
           <w:lang w:val="pt-PT"/>
         </w:rPr>
-        <w:t xml:space="preserve"> </w:t>
-      </w:r>
-      <w:proofErr w:type="spellStart"/>
-      <w:r>
-        <w:rPr>
-          <w:rFonts w:eastAsia="Calibri" w:cstheme="minorHAnsi"/>
-          <w:sz w:val="20"/>
-          <w:szCs w:val="20"/>
-          <w:lang w:val="pt-PT"/>
-        </w:rPr>
-        <w:t>Curate</w:t>
-      </w:r>
-      <w:proofErr w:type="spellEnd"/>
-      <w:r>
-        <w:rPr>
-          <w:rFonts w:eastAsia="Calibri" w:cstheme="minorHAnsi"/>
-          <w:sz w:val="20"/>
-          <w:szCs w:val="20"/>
-          <w:lang w:val="pt-PT"/>
-        </w:rPr>
-        <w:t xml:space="preserve"> F</w:t>
+        <w:t xml:space="preserve"> Curate F</w:t>
       </w:r>
       <w:r>
         <w:rPr>
@@ -17621,47 +13823,7 @@
           <w:szCs w:val="20"/>
           <w:lang w:val="pt-PT"/>
         </w:rPr>
-        <w:t xml:space="preserve"> Cunha E. Teste do método Diagnose </w:t>
-      </w:r>
-      <w:proofErr w:type="spellStart"/>
-      <w:r>
-        <w:rPr>
-          <w:rFonts w:eastAsia="Calibri" w:cstheme="minorHAnsi"/>
-          <w:sz w:val="20"/>
-          <w:szCs w:val="20"/>
-          <w:lang w:val="pt-PT"/>
-        </w:rPr>
-        <w:t>Sexualle</w:t>
-      </w:r>
-      <w:proofErr w:type="spellEnd"/>
-      <w:r>
-        <w:rPr>
-          <w:rFonts w:eastAsia="Calibri" w:cstheme="minorHAnsi"/>
-          <w:sz w:val="20"/>
-          <w:szCs w:val="20"/>
-          <w:lang w:val="pt-PT"/>
-        </w:rPr>
-        <w:t xml:space="preserve"> </w:t>
-      </w:r>
-      <w:proofErr w:type="spellStart"/>
-      <w:r>
-        <w:rPr>
-          <w:rFonts w:eastAsia="Calibri" w:cstheme="minorHAnsi"/>
-          <w:sz w:val="20"/>
-          <w:szCs w:val="20"/>
-          <w:lang w:val="pt-PT"/>
-        </w:rPr>
-        <w:t>Probabilistique</w:t>
-      </w:r>
-      <w:proofErr w:type="spellEnd"/>
-      <w:r>
-        <w:rPr>
-          <w:rFonts w:eastAsia="Calibri" w:cstheme="minorHAnsi"/>
-          <w:sz w:val="20"/>
-          <w:szCs w:val="20"/>
-          <w:lang w:val="pt-PT"/>
-        </w:rPr>
-        <w:t xml:space="preserve"> (DSP) numa amostra da Coleção De Esqueletos Identificados do Século XXI</w:t>
+        <w:t xml:space="preserve"> Cunha E. Teste do método Diagnose Sexualle Probabilistique (DSP) numa amostra da Coleção De Esqueletos Identificados do Século XXI</w:t>
       </w:r>
       <w:r>
         <w:rPr>
@@ -17722,7 +13884,6 @@
           <w:lang w:val="pt-PT"/>
         </w:rPr>
       </w:pPr>
-      <w:proofErr w:type="spellStart"/>
       <w:r>
         <w:rPr>
           <w:rFonts w:eastAsia="Calibri" w:cstheme="minorHAnsi"/>
@@ -17732,7 +13893,6 @@
         </w:rPr>
         <w:t>Curate</w:t>
       </w:r>
-      <w:proofErr w:type="spellEnd"/>
       <w:r>
         <w:rPr>
           <w:rFonts w:eastAsia="Calibri" w:cstheme="minorHAnsi"/>
@@ -18026,19 +14186,17 @@
           <w:szCs w:val="20"/>
           <w:lang w:val="pt-PT"/>
         </w:rPr>
-        <w:t xml:space="preserve">, Navega D, Cunha E. </w:t>
-      </w:r>
-      <w:proofErr w:type="spellStart"/>
-      <w:r>
-        <w:rPr>
-          <w:rFonts w:eastAsia="Calibri" w:cstheme="minorHAnsi"/>
-          <w:sz w:val="20"/>
-          <w:szCs w:val="20"/>
-          <w:lang w:val="pt-PT"/>
-        </w:rPr>
-        <w:t>Evaluating</w:t>
-      </w:r>
-      <w:proofErr w:type="spellEnd"/>
+        <w:t>, Navega D, Cunha E. Evaluating the performance of classification algorithms for sex estimation through automated Procrustes configurations of 3D surface scans</w:t>
+      </w:r>
+      <w:r>
+        <w:rPr>
+          <w:rFonts w:eastAsia="Calibri" w:cstheme="minorHAnsi"/>
+          <w:sz w:val="20"/>
+          <w:szCs w:val="20"/>
+          <w:lang w:val="pt-PT"/>
+        </w:rPr>
+        <w:t>.</w:t>
+      </w:r>
       <w:r>
         <w:rPr>
           <w:rFonts w:eastAsia="Calibri" w:cstheme="minorHAnsi"/>
@@ -18048,232 +14206,22 @@
         </w:rPr>
         <w:t xml:space="preserve"> </w:t>
       </w:r>
-      <w:proofErr w:type="spellStart"/>
-      <w:r>
-        <w:rPr>
-          <w:rFonts w:eastAsia="Calibri" w:cstheme="minorHAnsi"/>
-          <w:sz w:val="20"/>
-          <w:szCs w:val="20"/>
-          <w:lang w:val="pt-PT"/>
-        </w:rPr>
-        <w:t>the</w:t>
-      </w:r>
-      <w:proofErr w:type="spellEnd"/>
-      <w:r>
-        <w:rPr>
-          <w:rFonts w:eastAsia="Calibri" w:cstheme="minorHAnsi"/>
-          <w:sz w:val="20"/>
-          <w:szCs w:val="20"/>
-          <w:lang w:val="pt-PT"/>
-        </w:rPr>
-        <w:t xml:space="preserve"> performance </w:t>
-      </w:r>
-      <w:proofErr w:type="spellStart"/>
-      <w:r>
-        <w:rPr>
-          <w:rFonts w:eastAsia="Calibri" w:cstheme="minorHAnsi"/>
-          <w:sz w:val="20"/>
-          <w:szCs w:val="20"/>
-          <w:lang w:val="pt-PT"/>
-        </w:rPr>
-        <w:t>of</w:t>
-      </w:r>
-      <w:proofErr w:type="spellEnd"/>
-      <w:r>
-        <w:rPr>
-          <w:rFonts w:eastAsia="Calibri" w:cstheme="minorHAnsi"/>
-          <w:sz w:val="20"/>
-          <w:szCs w:val="20"/>
-          <w:lang w:val="pt-PT"/>
-        </w:rPr>
-        <w:t xml:space="preserve"> </w:t>
-      </w:r>
-      <w:proofErr w:type="spellStart"/>
-      <w:r>
-        <w:rPr>
-          <w:rFonts w:eastAsia="Calibri" w:cstheme="minorHAnsi"/>
-          <w:sz w:val="20"/>
-          <w:szCs w:val="20"/>
-          <w:lang w:val="pt-PT"/>
-        </w:rPr>
-        <w:t>classification</w:t>
-      </w:r>
-      <w:proofErr w:type="spellEnd"/>
-      <w:r>
-        <w:rPr>
-          <w:rFonts w:eastAsia="Calibri" w:cstheme="minorHAnsi"/>
-          <w:sz w:val="20"/>
-          <w:szCs w:val="20"/>
-          <w:lang w:val="pt-PT"/>
-        </w:rPr>
-        <w:t xml:space="preserve"> </w:t>
-      </w:r>
-      <w:proofErr w:type="spellStart"/>
-      <w:r>
-        <w:rPr>
-          <w:rFonts w:eastAsia="Calibri" w:cstheme="minorHAnsi"/>
-          <w:sz w:val="20"/>
-          <w:szCs w:val="20"/>
-          <w:lang w:val="pt-PT"/>
-        </w:rPr>
-        <w:t>algorithms</w:t>
-      </w:r>
-      <w:proofErr w:type="spellEnd"/>
-      <w:r>
-        <w:rPr>
-          <w:rFonts w:eastAsia="Calibri" w:cstheme="minorHAnsi"/>
-          <w:sz w:val="20"/>
-          <w:szCs w:val="20"/>
-          <w:lang w:val="pt-PT"/>
-        </w:rPr>
-        <w:t xml:space="preserve"> for </w:t>
-      </w:r>
-      <w:proofErr w:type="spellStart"/>
-      <w:r>
-        <w:rPr>
-          <w:rFonts w:eastAsia="Calibri" w:cstheme="minorHAnsi"/>
-          <w:sz w:val="20"/>
-          <w:szCs w:val="20"/>
-          <w:lang w:val="pt-PT"/>
-        </w:rPr>
-        <w:t>sex</w:t>
-      </w:r>
-      <w:proofErr w:type="spellEnd"/>
-      <w:r>
-        <w:rPr>
-          <w:rFonts w:eastAsia="Calibri" w:cstheme="minorHAnsi"/>
-          <w:sz w:val="20"/>
-          <w:szCs w:val="20"/>
-          <w:lang w:val="pt-PT"/>
-        </w:rPr>
-        <w:t xml:space="preserve"> </w:t>
-      </w:r>
-      <w:proofErr w:type="spellStart"/>
-      <w:r>
-        <w:rPr>
-          <w:rFonts w:eastAsia="Calibri" w:cstheme="minorHAnsi"/>
-          <w:sz w:val="20"/>
-          <w:szCs w:val="20"/>
-          <w:lang w:val="pt-PT"/>
-        </w:rPr>
-        <w:t>estimation</w:t>
-      </w:r>
-      <w:proofErr w:type="spellEnd"/>
-      <w:r>
-        <w:rPr>
-          <w:rFonts w:eastAsia="Calibri" w:cstheme="minorHAnsi"/>
-          <w:sz w:val="20"/>
-          <w:szCs w:val="20"/>
-          <w:lang w:val="pt-PT"/>
-        </w:rPr>
-        <w:t xml:space="preserve"> </w:t>
-      </w:r>
-      <w:proofErr w:type="spellStart"/>
-      <w:r>
-        <w:rPr>
-          <w:rFonts w:eastAsia="Calibri" w:cstheme="minorHAnsi"/>
-          <w:sz w:val="20"/>
-          <w:szCs w:val="20"/>
-          <w:lang w:val="pt-PT"/>
-        </w:rPr>
-        <w:t>through</w:t>
-      </w:r>
-      <w:proofErr w:type="spellEnd"/>
-      <w:r>
-        <w:rPr>
-          <w:rFonts w:eastAsia="Calibri" w:cstheme="minorHAnsi"/>
-          <w:sz w:val="20"/>
-          <w:szCs w:val="20"/>
-          <w:lang w:val="pt-PT"/>
-        </w:rPr>
-        <w:t xml:space="preserve"> </w:t>
-      </w:r>
-      <w:proofErr w:type="spellStart"/>
-      <w:r>
-        <w:rPr>
-          <w:rFonts w:eastAsia="Calibri" w:cstheme="minorHAnsi"/>
-          <w:sz w:val="20"/>
-          <w:szCs w:val="20"/>
-          <w:lang w:val="pt-PT"/>
-        </w:rPr>
-        <w:t>automated</w:t>
-      </w:r>
-      <w:proofErr w:type="spellEnd"/>
-      <w:r>
-        <w:rPr>
-          <w:rFonts w:eastAsia="Calibri" w:cstheme="minorHAnsi"/>
-          <w:sz w:val="20"/>
-          <w:szCs w:val="20"/>
-          <w:lang w:val="pt-PT"/>
-        </w:rPr>
-        <w:t xml:space="preserve"> Procrustes </w:t>
-      </w:r>
-      <w:proofErr w:type="spellStart"/>
-      <w:r>
-        <w:rPr>
-          <w:rFonts w:eastAsia="Calibri" w:cstheme="minorHAnsi"/>
-          <w:sz w:val="20"/>
-          <w:szCs w:val="20"/>
-          <w:lang w:val="pt-PT"/>
-        </w:rPr>
-        <w:t>configurations</w:t>
-      </w:r>
-      <w:proofErr w:type="spellEnd"/>
-      <w:r>
-        <w:rPr>
-          <w:rFonts w:eastAsia="Calibri" w:cstheme="minorHAnsi"/>
-          <w:sz w:val="20"/>
-          <w:szCs w:val="20"/>
-          <w:lang w:val="pt-PT"/>
-        </w:rPr>
-        <w:t xml:space="preserve"> </w:t>
-      </w:r>
-      <w:proofErr w:type="spellStart"/>
-      <w:r>
-        <w:rPr>
-          <w:rFonts w:eastAsia="Calibri" w:cstheme="minorHAnsi"/>
-          <w:sz w:val="20"/>
-          <w:szCs w:val="20"/>
-          <w:lang w:val="pt-PT"/>
-        </w:rPr>
-        <w:t>of</w:t>
-      </w:r>
-      <w:proofErr w:type="spellEnd"/>
-      <w:r>
-        <w:rPr>
-          <w:rFonts w:eastAsia="Calibri" w:cstheme="minorHAnsi"/>
-          <w:sz w:val="20"/>
-          <w:szCs w:val="20"/>
-          <w:lang w:val="pt-PT"/>
-        </w:rPr>
-        <w:t xml:space="preserve"> 3D </w:t>
-      </w:r>
-      <w:proofErr w:type="spellStart"/>
-      <w:r>
-        <w:rPr>
-          <w:rFonts w:eastAsia="Calibri" w:cstheme="minorHAnsi"/>
-          <w:sz w:val="20"/>
-          <w:szCs w:val="20"/>
-          <w:lang w:val="pt-PT"/>
-        </w:rPr>
-        <w:t>surface</w:t>
-      </w:r>
-      <w:proofErr w:type="spellEnd"/>
-      <w:r>
-        <w:rPr>
-          <w:rFonts w:eastAsia="Calibri" w:cstheme="minorHAnsi"/>
-          <w:sz w:val="20"/>
-          <w:szCs w:val="20"/>
-          <w:lang w:val="pt-PT"/>
-        </w:rPr>
-        <w:t xml:space="preserve"> scans</w:t>
-      </w:r>
-      <w:r>
-        <w:rPr>
-          <w:rFonts w:eastAsia="Calibri" w:cstheme="minorHAnsi"/>
-          <w:sz w:val="20"/>
-          <w:szCs w:val="20"/>
-          <w:lang w:val="pt-PT"/>
+      <w:r>
+        <w:rPr>
+          <w:rFonts w:eastAsia="Calibri" w:cstheme="minorHAnsi"/>
+          <w:i/>
+          <w:sz w:val="20"/>
+          <w:szCs w:val="20"/>
+          <w:lang w:val="en-AU"/>
+        </w:rPr>
+        <w:t>FASE One Day Meeting (Symposium)</w:t>
+      </w:r>
+      <w:r>
+        <w:rPr>
+          <w:rFonts w:eastAsia="Calibri" w:cstheme="minorHAnsi"/>
+          <w:sz w:val="20"/>
+          <w:szCs w:val="20"/>
+          <w:lang w:val="en-AU"/>
         </w:rPr>
         <w:t>.</w:t>
       </w:r>
@@ -18282,57 +14230,9 @@
           <w:rFonts w:eastAsia="Calibri" w:cstheme="minorHAnsi"/>
           <w:sz w:val="20"/>
           <w:szCs w:val="20"/>
-          <w:lang w:val="pt-PT"/>
-        </w:rPr>
-        <w:t xml:space="preserve"> </w:t>
-      </w:r>
-      <w:r>
-        <w:rPr>
-          <w:rFonts w:eastAsia="Calibri" w:cstheme="minorHAnsi"/>
-          <w:i/>
-          <w:sz w:val="20"/>
-          <w:szCs w:val="20"/>
           <w:lang w:val="en-AU"/>
         </w:rPr>
-        <w:t>FASE One Day Meeting (Symposium)</w:t>
-      </w:r>
-      <w:r>
-        <w:rPr>
-          <w:rFonts w:eastAsia="Calibri" w:cstheme="minorHAnsi"/>
-          <w:sz w:val="20"/>
-          <w:szCs w:val="20"/>
-          <w:lang w:val="en-AU"/>
-        </w:rPr>
-        <w:t>.</w:t>
-      </w:r>
-      <w:r>
-        <w:rPr>
-          <w:rFonts w:eastAsia="Calibri" w:cstheme="minorHAnsi"/>
-          <w:sz w:val="20"/>
-          <w:szCs w:val="20"/>
-          <w:lang w:val="en-AU"/>
-        </w:rPr>
-        <w:t xml:space="preserve"> </w:t>
-      </w:r>
-      <w:proofErr w:type="spellStart"/>
-      <w:r>
-        <w:rPr>
-          <w:rFonts w:eastAsia="Calibri" w:cstheme="minorHAnsi"/>
-          <w:sz w:val="20"/>
-          <w:szCs w:val="20"/>
-          <w:lang w:val="en-AU"/>
-        </w:rPr>
-        <w:t>Montepelllier</w:t>
-      </w:r>
-      <w:proofErr w:type="spellEnd"/>
-      <w:r>
-        <w:rPr>
-          <w:rFonts w:eastAsia="Calibri" w:cstheme="minorHAnsi"/>
-          <w:sz w:val="20"/>
-          <w:szCs w:val="20"/>
-          <w:lang w:val="en-AU"/>
-        </w:rPr>
-        <w:t>, France, 2015 (Poster).</w:t>
+        <w:t xml:space="preserve"> Montepelllier, France, 2015 (Poster).</w:t>
       </w:r>
     </w:p>
     <w:p>
@@ -18374,7 +14274,6 @@
         </w:rPr>
         <w:t xml:space="preserve"> </w:t>
       </w:r>
-      <w:proofErr w:type="spellStart"/>
       <w:r>
         <w:rPr>
           <w:rFonts w:eastAsia="Calibri" w:cstheme="minorHAnsi"/>
@@ -18383,18 +14282,16 @@
           <w:szCs w:val="20"/>
           <w:lang w:val="en-AU"/>
         </w:rPr>
-        <w:t>d'Oliveira</w:t>
-      </w:r>
-      <w:proofErr w:type="spellEnd"/>
-      <w:r>
-        <w:rPr>
-          <w:rFonts w:eastAsia="Calibri" w:cstheme="minorHAnsi"/>
-          <w:b/>
+        <w:t>d'Oliveira Coelho J</w:t>
+      </w:r>
+      <w:r>
+        <w:rPr>
+          <w:rFonts w:eastAsia="Calibri" w:cstheme="minorHAnsi"/>
           <w:sz w:val="20"/>
           <w:szCs w:val="20"/>
           <w:lang w:val="en-AU"/>
         </w:rPr>
-        <w:t xml:space="preserve"> Coelho J</w:t>
+        <w:t>,</w:t>
       </w:r>
       <w:r>
         <w:rPr>
@@ -18403,6 +14300,51 @@
           <w:szCs w:val="20"/>
           <w:lang w:val="en-AU"/>
         </w:rPr>
+        <w:t xml:space="preserve"> Gouveia M</w:t>
+      </w:r>
+      <w:r>
+        <w:rPr>
+          <w:rFonts w:eastAsia="Calibri" w:cstheme="minorHAnsi"/>
+          <w:sz w:val="20"/>
+          <w:szCs w:val="20"/>
+          <w:lang w:val="en-AU"/>
+        </w:rPr>
+        <w:t xml:space="preserve">, </w:t>
+      </w:r>
+      <w:r>
+        <w:rPr>
+          <w:rFonts w:eastAsia="Calibri" w:cstheme="minorHAnsi"/>
+          <w:sz w:val="20"/>
+          <w:szCs w:val="20"/>
+          <w:lang w:val="en-AU"/>
+        </w:rPr>
+        <w:t>Makhoul</w:t>
+      </w:r>
+      <w:r>
+        <w:rPr>
+          <w:rFonts w:eastAsia="Calibri" w:cstheme="minorHAnsi"/>
+          <w:sz w:val="20"/>
+          <w:szCs w:val="20"/>
+          <w:lang w:val="en-AU"/>
+        </w:rPr>
+        <w:t xml:space="preserve"> </w:t>
+      </w:r>
+      <w:r>
+        <w:rPr>
+          <w:rFonts w:eastAsia="Calibri" w:cstheme="minorHAnsi"/>
+          <w:sz w:val="20"/>
+          <w:szCs w:val="20"/>
+          <w:lang w:val="en-AU"/>
+        </w:rPr>
+        <w:t>C</w:t>
+      </w:r>
+      <w:r>
+        <w:rPr>
+          <w:rFonts w:eastAsia="Calibri" w:cstheme="minorHAnsi"/>
+          <w:sz w:val="20"/>
+          <w:szCs w:val="20"/>
+          <w:lang w:val="en-AU"/>
+        </w:rPr>
         <w:t>,</w:t>
       </w:r>
       <w:r>
@@ -18412,7 +14354,7 @@
           <w:szCs w:val="20"/>
           <w:lang w:val="en-AU"/>
         </w:rPr>
-        <w:t xml:space="preserve"> Gouveia M</w:t>
+        <w:t xml:space="preserve"> Oliveira-Santos I</w:t>
       </w:r>
       <w:r>
         <w:rPr>
@@ -18421,7 +14363,7 @@
           <w:szCs w:val="20"/>
           <w:lang w:val="en-AU"/>
         </w:rPr>
-        <w:t xml:space="preserve">, </w:t>
+        <w:t>,</w:t>
       </w:r>
       <w:r>
         <w:rPr>
@@ -18430,73 +14372,8 @@
           <w:szCs w:val="20"/>
           <w:lang w:val="en-AU"/>
         </w:rPr>
-        <w:t>Makhoul</w:t>
-      </w:r>
-      <w:r>
-        <w:rPr>
-          <w:rFonts w:eastAsia="Calibri" w:cstheme="minorHAnsi"/>
-          <w:sz w:val="20"/>
-          <w:szCs w:val="20"/>
-          <w:lang w:val="en-AU"/>
-        </w:rPr>
-        <w:t xml:space="preserve"> </w:t>
-      </w:r>
-      <w:r>
-        <w:rPr>
-          <w:rFonts w:eastAsia="Calibri" w:cstheme="minorHAnsi"/>
-          <w:sz w:val="20"/>
-          <w:szCs w:val="20"/>
-          <w:lang w:val="en-AU"/>
-        </w:rPr>
-        <w:t>C</w:t>
-      </w:r>
-      <w:r>
-        <w:rPr>
-          <w:rFonts w:eastAsia="Calibri" w:cstheme="minorHAnsi"/>
-          <w:sz w:val="20"/>
-          <w:szCs w:val="20"/>
-          <w:lang w:val="en-AU"/>
-        </w:rPr>
-        <w:t>,</w:t>
-      </w:r>
-      <w:r>
-        <w:rPr>
-          <w:rFonts w:eastAsia="Calibri" w:cstheme="minorHAnsi"/>
-          <w:sz w:val="20"/>
-          <w:szCs w:val="20"/>
-          <w:lang w:val="en-AU"/>
-        </w:rPr>
-        <w:t xml:space="preserve"> Oliveira-Santos I</w:t>
-      </w:r>
-      <w:r>
-        <w:rPr>
-          <w:rFonts w:eastAsia="Calibri" w:cstheme="minorHAnsi"/>
-          <w:sz w:val="20"/>
-          <w:szCs w:val="20"/>
-          <w:lang w:val="en-AU"/>
-        </w:rPr>
-        <w:t>,</w:t>
-      </w:r>
-      <w:r>
-        <w:rPr>
-          <w:rFonts w:eastAsia="Calibri" w:cstheme="minorHAnsi"/>
-          <w:sz w:val="20"/>
-          <w:szCs w:val="20"/>
-          <w:lang w:val="en-AU"/>
-        </w:rPr>
-        <w:t xml:space="preserve"> </w:t>
-      </w:r>
-      <w:proofErr w:type="spellStart"/>
-      <w:r>
-        <w:rPr>
-          <w:rFonts w:eastAsia="Calibri" w:cstheme="minorHAnsi"/>
-          <w:sz w:val="20"/>
-          <w:szCs w:val="20"/>
-          <w:lang w:val="en-AU"/>
-        </w:rPr>
-        <w:t>Vassalo</w:t>
-      </w:r>
-      <w:proofErr w:type="spellEnd"/>
+        <w:t xml:space="preserve"> Vassalo</w:t>
+      </w:r>
       <w:r>
         <w:rPr>
           <w:rFonts w:eastAsia="Calibri" w:cstheme="minorHAnsi"/>
@@ -18619,7 +14496,6 @@
           <w:lang w:val="en-AU"/>
         </w:rPr>
       </w:pPr>
-      <w:proofErr w:type="spellStart"/>
       <w:r>
         <w:rPr>
           <w:rFonts w:eastAsia="Calibri" w:cstheme="minorHAnsi"/>
@@ -18628,18 +14504,16 @@
           <w:szCs w:val="20"/>
           <w:lang w:val="en-AU"/>
         </w:rPr>
-        <w:t>d'Oliveira</w:t>
-      </w:r>
-      <w:proofErr w:type="spellEnd"/>
-      <w:r>
-        <w:rPr>
-          <w:rFonts w:eastAsia="Calibri" w:cstheme="minorHAnsi"/>
-          <w:b/>
+        <w:t>d'Oliveira Coelho J</w:t>
+      </w:r>
+      <w:r>
+        <w:rPr>
+          <w:rFonts w:eastAsia="Calibri" w:cstheme="minorHAnsi"/>
           <w:sz w:val="20"/>
           <w:szCs w:val="20"/>
           <w:lang w:val="en-AU"/>
         </w:rPr>
-        <w:t xml:space="preserve"> Coelho J</w:t>
+        <w:t>,</w:t>
       </w:r>
       <w:r>
         <w:rPr>
@@ -18648,28 +14522,8 @@
           <w:szCs w:val="20"/>
           <w:lang w:val="en-AU"/>
         </w:rPr>
-        <w:t>,</w:t>
-      </w:r>
-      <w:r>
-        <w:rPr>
-          <w:rFonts w:eastAsia="Calibri" w:cstheme="minorHAnsi"/>
-          <w:sz w:val="20"/>
-          <w:szCs w:val="20"/>
-          <w:lang w:val="en-AU"/>
-        </w:rPr>
-        <w:t xml:space="preserve"> </w:t>
-      </w:r>
-      <w:proofErr w:type="spellStart"/>
-      <w:r>
-        <w:rPr>
-          <w:rFonts w:eastAsia="Calibri" w:cstheme="minorHAnsi"/>
-          <w:sz w:val="20"/>
-          <w:szCs w:val="20"/>
-          <w:lang w:val="en-AU"/>
-        </w:rPr>
-        <w:t>Navega</w:t>
-      </w:r>
-      <w:proofErr w:type="spellEnd"/>
+        <w:t xml:space="preserve"> Navega</w:t>
+      </w:r>
       <w:r>
         <w:rPr>
           <w:rFonts w:eastAsia="Calibri" w:cstheme="minorHAnsi"/>
@@ -18801,7 +14655,6 @@
         </w:rPr>
         <w:t xml:space="preserve">, </w:t>
       </w:r>
-      <w:proofErr w:type="spellStart"/>
       <w:r>
         <w:rPr>
           <w:rFonts w:eastAsia="Calibri" w:cstheme="minorHAnsi"/>
@@ -18810,18 +14663,16 @@
           <w:szCs w:val="20"/>
           <w:lang w:val="en-AU"/>
         </w:rPr>
-        <w:t>d'Oliveira</w:t>
-      </w:r>
-      <w:proofErr w:type="spellEnd"/>
-      <w:r>
-        <w:rPr>
-          <w:rFonts w:eastAsia="Calibri" w:cstheme="minorHAnsi"/>
-          <w:b/>
+        <w:t>d'Oliveira Coelho J</w:t>
+      </w:r>
+      <w:r>
+        <w:rPr>
+          <w:rFonts w:eastAsia="Calibri" w:cstheme="minorHAnsi"/>
           <w:sz w:val="20"/>
           <w:szCs w:val="20"/>
           <w:lang w:val="en-AU"/>
         </w:rPr>
-        <w:t xml:space="preserve"> Coelho J</w:t>
+        <w:t>,</w:t>
       </w:r>
       <w:r>
         <w:rPr>
@@ -18830,6 +14681,15 @@
           <w:szCs w:val="20"/>
           <w:lang w:val="en-AU"/>
         </w:rPr>
+        <w:t xml:space="preserve"> Gouveia M</w:t>
+      </w:r>
+      <w:r>
+        <w:rPr>
+          <w:rFonts w:eastAsia="Calibri" w:cstheme="minorHAnsi"/>
+          <w:sz w:val="20"/>
+          <w:szCs w:val="20"/>
+          <w:lang w:val="en-AU"/>
+        </w:rPr>
         <w:t>,</w:t>
       </w:r>
       <w:r>
@@ -18839,7 +14699,7 @@
           <w:szCs w:val="20"/>
           <w:lang w:val="en-AU"/>
         </w:rPr>
-        <w:t xml:space="preserve"> Gouveia M</w:t>
+        <w:t xml:space="preserve"> Oliveira-Santos I</w:t>
       </w:r>
       <w:r>
         <w:rPr>
@@ -18857,7 +14717,7 @@
           <w:szCs w:val="20"/>
           <w:lang w:val="en-AU"/>
         </w:rPr>
-        <w:t xml:space="preserve"> Oliveira-Santos I</w:t>
+        <w:t xml:space="preserve"> Vassalo AR</w:t>
       </w:r>
       <w:r>
         <w:rPr>
@@ -18875,131 +14735,71 @@
           <w:szCs w:val="20"/>
           <w:lang w:val="en-AU"/>
         </w:rPr>
+        <w:t xml:space="preserve"> Ferreira MT</w:t>
+      </w:r>
+      <w:r>
+        <w:rPr>
+          <w:rFonts w:eastAsia="Calibri" w:cstheme="minorHAnsi"/>
+          <w:sz w:val="20"/>
+          <w:szCs w:val="20"/>
+          <w:lang w:val="en-AU"/>
+        </w:rPr>
+        <w:t>,</w:t>
+      </w:r>
+      <w:r>
+        <w:rPr>
+          <w:rFonts w:eastAsia="Calibri" w:cstheme="minorHAnsi"/>
+          <w:sz w:val="20"/>
+          <w:szCs w:val="20"/>
+          <w:lang w:val="en-AU"/>
+        </w:rPr>
+        <w:t xml:space="preserve"> Cunha E</w:t>
+      </w:r>
+      <w:r>
+        <w:rPr>
+          <w:rFonts w:eastAsia="Calibri" w:cstheme="minorHAnsi"/>
+          <w:sz w:val="20"/>
+          <w:szCs w:val="20"/>
+          <w:lang w:val="en-AU"/>
+        </w:rPr>
+        <w:t>,</w:t>
+      </w:r>
+      <w:r>
+        <w:rPr>
+          <w:rFonts w:eastAsia="Calibri" w:cstheme="minorHAnsi"/>
+          <w:sz w:val="20"/>
+          <w:szCs w:val="20"/>
+          <w:lang w:val="en-AU"/>
+        </w:rPr>
+        <w:t xml:space="preserve"> Gonçalves D. The Protocol for the Preparation of Burned Identified Skeletons of the CEI/XXI Collection</w:t>
+      </w:r>
+      <w:r>
+        <w:rPr>
+          <w:rFonts w:eastAsia="Calibri" w:cstheme="minorHAnsi"/>
+          <w:sz w:val="20"/>
+          <w:szCs w:val="20"/>
+          <w:lang w:val="en-AU"/>
+        </w:rPr>
+        <w:t>.</w:t>
+      </w:r>
+      <w:r>
+        <w:rPr>
+          <w:rFonts w:eastAsia="Calibri" w:cstheme="minorHAnsi"/>
+          <w:sz w:val="20"/>
+          <w:szCs w:val="20"/>
+          <w:lang w:val="en-AU"/>
+        </w:rPr>
         <w:t xml:space="preserve"> </w:t>
       </w:r>
-      <w:proofErr w:type="spellStart"/>
-      <w:r>
-        <w:rPr>
-          <w:rFonts w:eastAsia="Calibri" w:cstheme="minorHAnsi"/>
+      <w:r>
+        <w:rPr>
+          <w:rFonts w:eastAsia="Calibri" w:cstheme="minorHAnsi"/>
+          <w:i/>
           <w:sz w:val="20"/>
           <w:szCs w:val="20"/>
           <w:lang w:val="en-AU"/>
         </w:rPr>
-        <w:t>Vassalo</w:t>
-      </w:r>
-      <w:proofErr w:type="spellEnd"/>
-      <w:r>
-        <w:rPr>
-          <w:rFonts w:eastAsia="Calibri" w:cstheme="minorHAnsi"/>
-          <w:sz w:val="20"/>
-          <w:szCs w:val="20"/>
-          <w:lang w:val="en-AU"/>
-        </w:rPr>
-        <w:t xml:space="preserve"> AR</w:t>
-      </w:r>
-      <w:r>
-        <w:rPr>
-          <w:rFonts w:eastAsia="Calibri" w:cstheme="minorHAnsi"/>
-          <w:sz w:val="20"/>
-          <w:szCs w:val="20"/>
-          <w:lang w:val="en-AU"/>
-        </w:rPr>
-        <w:t>,</w:t>
-      </w:r>
-      <w:r>
-        <w:rPr>
-          <w:rFonts w:eastAsia="Calibri" w:cstheme="minorHAnsi"/>
-          <w:sz w:val="20"/>
-          <w:szCs w:val="20"/>
-          <w:lang w:val="en-AU"/>
-        </w:rPr>
-        <w:t xml:space="preserve"> Ferreira MT</w:t>
-      </w:r>
-      <w:r>
-        <w:rPr>
-          <w:rFonts w:eastAsia="Calibri" w:cstheme="minorHAnsi"/>
-          <w:sz w:val="20"/>
-          <w:szCs w:val="20"/>
-          <w:lang w:val="en-AU"/>
-        </w:rPr>
-        <w:t>,</w:t>
-      </w:r>
-      <w:r>
-        <w:rPr>
-          <w:rFonts w:eastAsia="Calibri" w:cstheme="minorHAnsi"/>
-          <w:sz w:val="20"/>
-          <w:szCs w:val="20"/>
-          <w:lang w:val="en-AU"/>
-        </w:rPr>
-        <w:t xml:space="preserve"> Cunha E</w:t>
-      </w:r>
-      <w:r>
-        <w:rPr>
-          <w:rFonts w:eastAsia="Calibri" w:cstheme="minorHAnsi"/>
-          <w:sz w:val="20"/>
-          <w:szCs w:val="20"/>
-          <w:lang w:val="en-AU"/>
-        </w:rPr>
-        <w:t>,</w:t>
-      </w:r>
-      <w:r>
-        <w:rPr>
-          <w:rFonts w:eastAsia="Calibri" w:cstheme="minorHAnsi"/>
-          <w:sz w:val="20"/>
-          <w:szCs w:val="20"/>
-          <w:lang w:val="en-AU"/>
-        </w:rPr>
-        <w:t xml:space="preserve"> Gonçalves D. The Protocol for the Preparation of Burned Identified Skeletons of the CEI/XXI Collection</w:t>
-      </w:r>
-      <w:r>
-        <w:rPr>
-          <w:rFonts w:eastAsia="Calibri" w:cstheme="minorHAnsi"/>
-          <w:sz w:val="20"/>
-          <w:szCs w:val="20"/>
-          <w:lang w:val="en-AU"/>
-        </w:rPr>
-        <w:t>.</w:t>
-      </w:r>
-      <w:r>
-        <w:rPr>
-          <w:rFonts w:eastAsia="Calibri" w:cstheme="minorHAnsi"/>
-          <w:sz w:val="20"/>
-          <w:szCs w:val="20"/>
-          <w:lang w:val="en-AU"/>
-        </w:rPr>
-        <w:t xml:space="preserve"> </w:t>
-      </w:r>
-      <w:r>
-        <w:rPr>
-          <w:rFonts w:eastAsia="Calibri" w:cstheme="minorHAnsi"/>
-          <w:i/>
-          <w:sz w:val="20"/>
-          <w:szCs w:val="20"/>
-          <w:lang w:val="en-AU"/>
-        </w:rPr>
-        <w:t xml:space="preserve">II </w:t>
-      </w:r>
-      <w:proofErr w:type="spellStart"/>
-      <w:r>
-        <w:rPr>
-          <w:rFonts w:eastAsia="Calibri" w:cstheme="minorHAnsi"/>
-          <w:i/>
-          <w:sz w:val="20"/>
-          <w:szCs w:val="20"/>
-          <w:lang w:val="en-AU"/>
-        </w:rPr>
-        <w:t>BioAnthropological</w:t>
-      </w:r>
-      <w:proofErr w:type="spellEnd"/>
-      <w:r>
-        <w:rPr>
-          <w:rFonts w:eastAsia="Calibri" w:cstheme="minorHAnsi"/>
-          <w:i/>
-          <w:sz w:val="20"/>
-          <w:szCs w:val="20"/>
-          <w:lang w:val="en-AU"/>
-        </w:rPr>
-        <w:t xml:space="preserve"> Meeting</w:t>
+        <w:t>II BioAnthropological Meeting</w:t>
       </w:r>
       <w:r>
         <w:rPr>
@@ -19356,25 +15156,7 @@
           <w:sz w:val="20"/>
           <w:szCs w:val="20"/>
         </w:rPr>
-        <w:t xml:space="preserve"> Introduction to Human </w:t>
-      </w:r>
-      <w:proofErr w:type="spellStart"/>
-      <w:r>
-        <w:rPr>
-          <w:rFonts w:eastAsia="Calibri" w:cstheme="minorHAnsi"/>
-          <w:sz w:val="20"/>
-          <w:szCs w:val="20"/>
-        </w:rPr>
-        <w:t>Behavioral</w:t>
-      </w:r>
-      <w:proofErr w:type="spellEnd"/>
-      <w:r>
-        <w:rPr>
-          <w:rFonts w:eastAsia="Calibri" w:cstheme="minorHAnsi"/>
-          <w:sz w:val="20"/>
-          <w:szCs w:val="20"/>
-        </w:rPr>
-        <w:t xml:space="preserve"> Genetics (98.6%);</w:t>
+        <w:t> Introduction to Human Behavioral Genetics (98.6%);</w:t>
       </w:r>
     </w:p>
     <w:p>
@@ -19698,63 +15480,17 @@
           <w:szCs w:val="20"/>
           <w:lang w:val="en-US"/>
         </w:rPr>
-        <w:t xml:space="preserve">Karolinska </w:t>
-      </w:r>
-      <w:proofErr w:type="spellStart"/>
-      <w:r>
-        <w:rPr>
-          <w:rFonts w:eastAsia="Calibri" w:cstheme="minorHAnsi"/>
-          <w:b/>
+        <w:t>Karolinska Institutet:</w:t>
+      </w:r>
+      <w:r>
+        <w:rPr>
+          <w:rFonts w:eastAsia="Calibri" w:cstheme="minorHAnsi"/>
           <w:color w:val="000000"/>
           <w:sz w:val="20"/>
           <w:szCs w:val="20"/>
           <w:lang w:val="en-US"/>
         </w:rPr>
-        <w:t>Institutet</w:t>
-      </w:r>
-      <w:proofErr w:type="spellEnd"/>
-      <w:r>
-        <w:rPr>
-          <w:rFonts w:eastAsia="Calibri" w:cstheme="minorHAnsi"/>
-          <w:b/>
-          <w:color w:val="000000"/>
-          <w:sz w:val="20"/>
-          <w:szCs w:val="20"/>
-          <w:lang w:val="en-US"/>
-        </w:rPr>
-        <w:t>:</w:t>
-      </w:r>
-      <w:r>
-        <w:rPr>
-          <w:rFonts w:eastAsia="Calibri" w:cstheme="minorHAnsi"/>
-          <w:color w:val="000000"/>
-          <w:sz w:val="20"/>
-          <w:szCs w:val="20"/>
-          <w:lang w:val="en-US"/>
-        </w:rPr>
-        <w:t xml:space="preserve"> </w:t>
-      </w:r>
-      <w:proofErr w:type="spellStart"/>
-      <w:r>
-        <w:rPr>
-          <w:rFonts w:eastAsia="Calibri" w:cstheme="minorHAnsi"/>
-          <w:color w:val="000000"/>
-          <w:sz w:val="20"/>
-          <w:szCs w:val="20"/>
-          <w:lang w:val="en-US"/>
-        </w:rPr>
-        <w:t>KiexploRx</w:t>
-      </w:r>
-      <w:proofErr w:type="spellEnd"/>
-      <w:r>
-        <w:rPr>
-          <w:rFonts w:eastAsia="Calibri" w:cstheme="minorHAnsi"/>
-          <w:color w:val="000000"/>
-          <w:sz w:val="20"/>
-          <w:szCs w:val="20"/>
-          <w:lang w:val="en-US"/>
-        </w:rPr>
-        <w:t xml:space="preserve"> Explore Statistics with R (90%);</w:t>
+        <w:t xml:space="preserve"> KiexploRx Explore Statistics with R (90%);</w:t>
       </w:r>
     </w:p>
     <w:p>
@@ -19852,7 +15588,6 @@
           <w:szCs w:val="20"/>
         </w:rPr>
       </w:pPr>
-      <w:proofErr w:type="spellStart"/>
       <w:r>
         <w:rPr>
           <w:rFonts w:eastAsia="Calibri" w:cstheme="minorHAnsi"/>
@@ -19860,17 +15595,7 @@
           <w:szCs w:val="20"/>
           <w:lang w:val="en-US"/>
         </w:rPr>
-        <w:t>FutureLearn</w:t>
-      </w:r>
-      <w:proofErr w:type="spellEnd"/>
-      <w:r>
-        <w:rPr>
-          <w:rFonts w:eastAsia="Calibri" w:cstheme="minorHAnsi"/>
-          <w:sz w:val="20"/>
-          <w:szCs w:val="20"/>
-          <w:lang w:val="en-US"/>
-        </w:rPr>
-        <w:t xml:space="preserve"> (</w:t>
+        <w:t>FutureLearn (</w:t>
       </w:r>
       <w:r>
         <w:rPr>
